--- a/Layouts/SVA Regulation Indeks.docx
+++ b/Layouts/SVA Regulation Indeks.docx
@@ -5,8 +5,8 @@
     <w:p>
       <w:pPr>
         <w:tabs>
-          <w:tab w:val="left" w:pos="6521"/>
-          <w:tab w:val="left" w:pos="7513"/>
+          <w:tab w:val="left" w:pos="6237"/>
+          <w:tab w:val="left" w:pos="7230"/>
         </w:tabs>
         <w:overflowPunct w:val="0"/>
         <w:autoSpaceDE w:val="0"/>
@@ -26,12 +26,12 @@
             <w:lang w:val="en-US" w:eastAsia="en-US"/>
           </w:rPr>
           <w:alias w:val="#Nav: /SVA_Regulations/OName1"/>
-          <w:tag w:val="#Nav: SVA Regulation Indeks/50080"/>
+          <w:tag w:val="#Nav: SVA Regulation Indeks/50029"/>
           <w:id w:val="1110008705"/>
           <w:placeholder>
             <w:docPart w:val="DefaultPlaceholder_-1854013440"/>
           </w:placeholder>
-          <w:dataBinding w:prefixMappings="xmlns:ns0='urn:microsoft-dynamics-nav/reports/SVA Regulation Indeks/50080/'" w:xpath="/ns0:NavWordReportXmlPart[1]/ns0:SVA_Regulations[1]/ns0:OName1[1]" w:storeItemID="{548A3DE6-8D89-4A1C-9A44-AB187931EC57}"/>
+          <w:dataBinding w:prefixMappings="xmlns:ns0='urn:microsoft-dynamics-nav/reports/SVA Regulation Indeks/50029/'" w:xpath="/ns0:NavWordReportXmlPart[1]/ns0:SVA_Regulations[1]/ns0:OName1[1]" w:storeItemID="{1D3CCAA6-B2E4-4643-B4FD-83E724A831D1}"/>
           <w:text/>
         </w:sdtPr>
         <w:sdtEndPr/>
@@ -51,7 +51,30 @@
           <w:lang w:val="en-US" w:eastAsia="en-US"/>
         </w:rPr>
         <w:tab/>
-        <w:t>Dato…..:</w:t>
+      </w:r>
+      <w:bookmarkStart w:id="0" w:name="_GoBack"/>
+      <w:r>
+        <w:rPr>
+          <w:rFonts w:ascii="Arial" w:eastAsia="Times New Roman" w:hAnsi="Arial" w:cs="Arial"/>
+          <w:lang w:val="en-US" w:eastAsia="en-US"/>
+        </w:rPr>
+        <w:t>Dato</w:t>
+      </w:r>
+      <w:proofErr w:type="gramStart"/>
+      <w:r>
+        <w:rPr>
+          <w:rFonts w:ascii="Arial" w:eastAsia="Times New Roman" w:hAnsi="Arial" w:cs="Arial"/>
+          <w:lang w:val="en-US" w:eastAsia="en-US"/>
+        </w:rPr>
+        <w:t>…..</w:t>
+      </w:r>
+      <w:proofErr w:type="gramEnd"/>
+      <w:r>
+        <w:rPr>
+          <w:rFonts w:ascii="Arial" w:eastAsia="Times New Roman" w:hAnsi="Arial" w:cs="Arial"/>
+          <w:lang w:val="en-US" w:eastAsia="en-US"/>
+        </w:rPr>
+        <w:t>:</w:t>
       </w:r>
       <w:r>
         <w:rPr>
@@ -88,7 +111,7 @@
           <w:noProof/>
           <w:lang w:eastAsia="en-US"/>
         </w:rPr>
-        <w:t>9. juni 2019</w:t>
+        <w:t>10. december 2019</w:t>
       </w:r>
       <w:r>
         <w:rPr>
@@ -101,8 +124,8 @@
     <w:p>
       <w:pPr>
         <w:tabs>
-          <w:tab w:val="left" w:pos="6521"/>
-          <w:tab w:val="left" w:pos="7513"/>
+          <w:tab w:val="left" w:pos="6237"/>
+          <w:tab w:val="left" w:pos="7230"/>
         </w:tabs>
         <w:overflowPunct w:val="0"/>
         <w:autoSpaceDE w:val="0"/>
@@ -122,12 +145,12 @@
             <w:lang w:val="en-US" w:eastAsia="en-US"/>
           </w:rPr>
           <w:alias w:val="#Nav: /SVA_Regulations/OName2"/>
-          <w:tag w:val="#Nav: SVA Regulation Indeks/50080"/>
+          <w:tag w:val="#Nav: SVA Regulation Indeks/50029"/>
           <w:id w:val="-1591691422"/>
           <w:placeholder>
             <w:docPart w:val="DefaultPlaceholder_-1854013440"/>
           </w:placeholder>
-          <w:dataBinding w:prefixMappings="xmlns:ns0='urn:microsoft-dynamics-nav/reports/SVA Regulation Indeks/50080/'" w:xpath="/ns0:NavWordReportXmlPart[1]/ns0:SVA_Regulations[1]/ns0:OName2[1]" w:storeItemID="{548A3DE6-8D89-4A1C-9A44-AB187931EC57}"/>
+          <w:dataBinding w:prefixMappings="xmlns:ns0='urn:microsoft-dynamics-nav/reports/SVA Regulation Indeks/50029/'" w:xpath="/ns0:NavWordReportXmlPart[1]/ns0:SVA_Regulations[1]/ns0:OName2[1]" w:storeItemID="{1D3CCAA6-B2E4-4643-B4FD-83E724A831D1}"/>
           <w:text/>
         </w:sdtPr>
         <w:sdtEndPr/>
@@ -147,7 +170,22 @@
           <w:lang w:val="en-US" w:eastAsia="en-US"/>
         </w:rPr>
         <w:tab/>
-        <w:t>Lejemål.:</w:t>
+      </w:r>
+      <w:proofErr w:type="spellStart"/>
+      <w:r>
+        <w:rPr>
+          <w:rFonts w:ascii="Arial" w:eastAsia="Times New Roman" w:hAnsi="Arial" w:cs="Arial"/>
+          <w:lang w:val="en-US" w:eastAsia="en-US"/>
+        </w:rPr>
+        <w:t>Lejemål</w:t>
+      </w:r>
+      <w:proofErr w:type="spellEnd"/>
+      <w:r>
+        <w:rPr>
+          <w:rFonts w:ascii="Arial" w:eastAsia="Times New Roman" w:hAnsi="Arial" w:cs="Arial"/>
+          <w:lang w:val="en-US" w:eastAsia="en-US"/>
+        </w:rPr>
+        <w:t>.:</w:t>
       </w:r>
       <w:r>
         <w:rPr>
@@ -164,16 +202,17 @@
             <w:lang w:val="en-US" w:eastAsia="en-US"/>
           </w:rPr>
           <w:alias w:val="#Nav: /SVA_Regulations/TenancyNo"/>
-          <w:tag w:val="#Nav: SVA Regulation Indeks/50080"/>
+          <w:tag w:val="#Nav: SVA Regulation Indeks/50029"/>
           <w:id w:val="800663584"/>
           <w:placeholder>
             <w:docPart w:val="DefaultPlaceholder_-1854013440"/>
           </w:placeholder>
-          <w:dataBinding w:prefixMappings="xmlns:ns0='urn:microsoft-dynamics-nav/reports/SVA Regulation Indeks/50080/'" w:xpath="/ns0:NavWordReportXmlPart[1]/ns0:SVA_Regulations[1]/ns0:TenancyNo[1]" w:storeItemID="{548A3DE6-8D89-4A1C-9A44-AB187931EC57}"/>
+          <w:dataBinding w:prefixMappings="xmlns:ns0='urn:microsoft-dynamics-nav/reports/SVA Regulation Indeks/50029/'" w:xpath="/ns0:NavWordReportXmlPart[1]/ns0:SVA_Regulations[1]/ns0:TenancyNo[1]" w:storeItemID="{1D3CCAA6-B2E4-4643-B4FD-83E724A831D1}"/>
           <w:text/>
         </w:sdtPr>
         <w:sdtEndPr/>
         <w:sdtContent>
+          <w:proofErr w:type="spellStart"/>
           <w:r>
             <w:rPr>
               <w:rFonts w:ascii="Arial" w:eastAsia="Times New Roman" w:hAnsi="Arial" w:cs="Arial"/>
@@ -181,14 +220,15 @@
             </w:rPr>
             <w:t>TenancyNo</w:t>
           </w:r>
+          <w:proofErr w:type="spellEnd"/>
         </w:sdtContent>
       </w:sdt>
     </w:p>
     <w:p>
       <w:pPr>
         <w:tabs>
-          <w:tab w:val="left" w:pos="6521"/>
-          <w:tab w:val="left" w:pos="7513"/>
+          <w:tab w:val="left" w:pos="6237"/>
+          <w:tab w:val="left" w:pos="7230"/>
         </w:tabs>
         <w:overflowPunct w:val="0"/>
         <w:autoSpaceDE w:val="0"/>
@@ -208,16 +248,17 @@
             <w:lang w:val="en-US" w:eastAsia="en-US"/>
           </w:rPr>
           <w:alias w:val="#Nav: /SVA_Regulations/OAddress"/>
-          <w:tag w:val="#Nav: SVA Regulation Indeks/50080"/>
+          <w:tag w:val="#Nav: SVA Regulation Indeks/50029"/>
           <w:id w:val="-1602953364"/>
           <w:placeholder>
             <w:docPart w:val="DefaultPlaceholder_-1854013440"/>
           </w:placeholder>
-          <w:dataBinding w:prefixMappings="xmlns:ns0='urn:microsoft-dynamics-nav/reports/SVA Regulation Indeks/50080/'" w:xpath="/ns0:NavWordReportXmlPart[1]/ns0:SVA_Regulations[1]/ns0:OAddress[1]" w:storeItemID="{548A3DE6-8D89-4A1C-9A44-AB187931EC57}"/>
+          <w:dataBinding w:prefixMappings="xmlns:ns0='urn:microsoft-dynamics-nav/reports/SVA Regulation Indeks/50029/'" w:xpath="/ns0:NavWordReportXmlPart[1]/ns0:SVA_Regulations[1]/ns0:OAddress[1]" w:storeItemID="{1D3CCAA6-B2E4-4643-B4FD-83E724A831D1}"/>
           <w:text/>
         </w:sdtPr>
         <w:sdtEndPr/>
         <w:sdtContent>
+          <w:proofErr w:type="spellStart"/>
           <w:r>
             <w:rPr>
               <w:rFonts w:ascii="Arial" w:eastAsia="Times New Roman" w:hAnsi="Arial" w:cs="Arial"/>
@@ -225,6 +266,7 @@
             </w:rPr>
             <w:t>OAddress</w:t>
           </w:r>
+          <w:proofErr w:type="spellEnd"/>
         </w:sdtContent>
       </w:sdt>
       <w:r>
@@ -233,7 +275,22 @@
           <w:lang w:val="en-US" w:eastAsia="en-US"/>
         </w:rPr>
         <w:tab/>
-        <w:t>Kontrakt:</w:t>
+      </w:r>
+      <w:proofErr w:type="spellStart"/>
+      <w:r>
+        <w:rPr>
+          <w:rFonts w:ascii="Arial" w:eastAsia="Times New Roman" w:hAnsi="Arial" w:cs="Arial"/>
+          <w:lang w:val="en-US" w:eastAsia="en-US"/>
+        </w:rPr>
+        <w:t>Kontrakt</w:t>
+      </w:r>
+      <w:proofErr w:type="spellEnd"/>
+      <w:r>
+        <w:rPr>
+          <w:rFonts w:ascii="Arial" w:eastAsia="Times New Roman" w:hAnsi="Arial" w:cs="Arial"/>
+          <w:lang w:val="en-US" w:eastAsia="en-US"/>
+        </w:rPr>
+        <w:t>:</w:t>
       </w:r>
       <w:r>
         <w:rPr>
@@ -250,16 +307,17 @@
             <w:lang w:val="en-US" w:eastAsia="en-US"/>
           </w:rPr>
           <w:alias w:val="#Nav: /SVA_Regulations/Onumber"/>
-          <w:tag w:val="#Nav: SVA Regulation Indeks/50080"/>
+          <w:tag w:val="#Nav: SVA Regulation Indeks/50029"/>
           <w:id w:val="1540633193"/>
           <w:placeholder>
             <w:docPart w:val="DefaultPlaceholder_-1854013440"/>
           </w:placeholder>
-          <w:dataBinding w:prefixMappings="xmlns:ns0='urn:microsoft-dynamics-nav/reports/SVA Regulation Indeks/50080/'" w:xpath="/ns0:NavWordReportXmlPart[1]/ns0:SVA_Regulations[1]/ns0:Onumber[1]" w:storeItemID="{548A3DE6-8D89-4A1C-9A44-AB187931EC57}"/>
+          <w:dataBinding w:prefixMappings="xmlns:ns0='urn:microsoft-dynamics-nav/reports/SVA Regulation Indeks/50029/'" w:xpath="/ns0:NavWordReportXmlPart[1]/ns0:SVA_Regulations[1]/ns0:Onumber[1]" w:storeItemID="{1D3CCAA6-B2E4-4643-B4FD-83E724A831D1}"/>
           <w:text/>
         </w:sdtPr>
         <w:sdtEndPr/>
         <w:sdtContent>
+          <w:proofErr w:type="spellStart"/>
           <w:r>
             <w:rPr>
               <w:rFonts w:ascii="Arial" w:eastAsia="Times New Roman" w:hAnsi="Arial" w:cs="Arial"/>
@@ -267,14 +325,15 @@
             </w:rPr>
             <w:t>Onumber</w:t>
           </w:r>
+          <w:proofErr w:type="spellEnd"/>
         </w:sdtContent>
       </w:sdt>
     </w:p>
     <w:p>
       <w:pPr>
         <w:tabs>
-          <w:tab w:val="left" w:pos="6521"/>
-          <w:tab w:val="left" w:pos="7513"/>
+          <w:tab w:val="left" w:pos="6237"/>
+          <w:tab w:val="left" w:pos="7230"/>
         </w:tabs>
         <w:overflowPunct w:val="0"/>
         <w:autoSpaceDE w:val="0"/>
@@ -294,12 +353,12 @@
             <w:lang w:val="en-US" w:eastAsia="en-US"/>
           </w:rPr>
           <w:alias w:val="#Nav: /SVA_Regulations/OAddress2"/>
-          <w:tag w:val="#Nav: SVA Regulation Indeks/50080"/>
+          <w:tag w:val="#Nav: SVA Regulation Indeks/50029"/>
           <w:id w:val="-1920631588"/>
           <w:placeholder>
             <w:docPart w:val="DefaultPlaceholder_-1854013440"/>
           </w:placeholder>
-          <w:dataBinding w:prefixMappings="xmlns:ns0='urn:microsoft-dynamics-nav/reports/SVA Regulation Indeks/50080/'" w:xpath="/ns0:NavWordReportXmlPart[1]/ns0:SVA_Regulations[1]/ns0:OAddress2[1]" w:storeItemID="{548A3DE6-8D89-4A1C-9A44-AB187931EC57}"/>
+          <w:dataBinding w:prefixMappings="xmlns:ns0='urn:microsoft-dynamics-nav/reports/SVA Regulation Indeks/50029/'" w:xpath="/ns0:NavWordReportXmlPart[1]/ns0:SVA_Regulations[1]/ns0:OAddress2[1]" w:storeItemID="{1D3CCAA6-B2E4-4643-B4FD-83E724A831D1}"/>
           <w:text/>
         </w:sdtPr>
         <w:sdtEndPr/>
@@ -323,6 +382,10 @@
     </w:p>
     <w:p>
       <w:pPr>
+        <w:tabs>
+          <w:tab w:val="left" w:pos="6237"/>
+          <w:tab w:val="left" w:pos="7230"/>
+        </w:tabs>
         <w:overflowPunct w:val="0"/>
         <w:autoSpaceDE w:val="0"/>
         <w:autoSpaceDN w:val="0"/>
@@ -341,16 +404,17 @@
             <w:lang w:val="en-US" w:eastAsia="en-US"/>
           </w:rPr>
           <w:alias w:val="#Nav: /SVA_Regulations/OPostcode"/>
-          <w:tag w:val="#Nav: SVA Regulation Indeks/50080"/>
+          <w:tag w:val="#Nav: SVA Regulation Indeks/50029"/>
           <w:id w:val="1818374645"/>
           <w:placeholder>
             <w:docPart w:val="DefaultPlaceholder_-1854013440"/>
           </w:placeholder>
-          <w:dataBinding w:prefixMappings="xmlns:ns0='urn:microsoft-dynamics-nav/reports/SVA Regulation Indeks/50080/'" w:xpath="/ns0:NavWordReportXmlPart[1]/ns0:SVA_Regulations[1]/ns0:OPostcode[1]" w:storeItemID="{548A3DE6-8D89-4A1C-9A44-AB187931EC57}"/>
+          <w:dataBinding w:prefixMappings="xmlns:ns0='urn:microsoft-dynamics-nav/reports/SVA Regulation Indeks/50029/'" w:xpath="/ns0:NavWordReportXmlPart[1]/ns0:SVA_Regulations[1]/ns0:OPostcode[1]" w:storeItemID="{1D3CCAA6-B2E4-4643-B4FD-83E724A831D1}"/>
           <w:text/>
         </w:sdtPr>
         <w:sdtEndPr/>
         <w:sdtContent>
+          <w:proofErr w:type="spellStart"/>
           <w:r>
             <w:rPr>
               <w:rFonts w:ascii="Arial" w:eastAsia="Times New Roman" w:hAnsi="Arial" w:cs="Arial"/>
@@ -358,6 +422,7 @@
             </w:rPr>
             <w:t>OPostcode</w:t>
           </w:r>
+          <w:proofErr w:type="spellEnd"/>
         </w:sdtContent>
       </w:sdt>
       <w:r>
@@ -374,16 +439,17 @@
             <w:lang w:val="en-US" w:eastAsia="en-US"/>
           </w:rPr>
           <w:alias w:val="#Nav: /SVA_Regulations/OCity"/>
-          <w:tag w:val="#Nav: SVA Regulation Indeks/50080"/>
+          <w:tag w:val="#Nav: SVA Regulation Indeks/50029"/>
           <w:id w:val="-1035724279"/>
           <w:placeholder>
             <w:docPart w:val="DefaultPlaceholder_-1854013440"/>
           </w:placeholder>
-          <w:dataBinding w:prefixMappings="xmlns:ns0='urn:microsoft-dynamics-nav/reports/SVA Regulation Indeks/50080/'" w:xpath="/ns0:NavWordReportXmlPart[1]/ns0:SVA_Regulations[1]/ns0:OCity[1]" w:storeItemID="{548A3DE6-8D89-4A1C-9A44-AB187931EC57}"/>
+          <w:dataBinding w:prefixMappings="xmlns:ns0='urn:microsoft-dynamics-nav/reports/SVA Regulation Indeks/50029/'" w:xpath="/ns0:NavWordReportXmlPart[1]/ns0:SVA_Regulations[1]/ns0:OCity[1]" w:storeItemID="{1D3CCAA6-B2E4-4643-B4FD-83E724A831D1}"/>
           <w:text/>
         </w:sdtPr>
         <w:sdtEndPr/>
         <w:sdtContent>
+          <w:proofErr w:type="spellStart"/>
           <w:r>
             <w:rPr>
               <w:rFonts w:ascii="Arial" w:eastAsia="Times New Roman" w:hAnsi="Arial" w:cs="Arial"/>
@@ -391,11 +457,16 @@
             </w:rPr>
             <w:t>OCity</w:t>
           </w:r>
+          <w:proofErr w:type="spellEnd"/>
         </w:sdtContent>
       </w:sdt>
     </w:p>
     <w:p>
       <w:pPr>
+        <w:tabs>
+          <w:tab w:val="left" w:pos="6237"/>
+          <w:tab w:val="left" w:pos="7230"/>
+        </w:tabs>
         <w:overflowPunct w:val="0"/>
         <w:autoSpaceDE w:val="0"/>
         <w:autoSpaceDN w:val="0"/>
@@ -408,6 +479,7 @@
         </w:rPr>
       </w:pPr>
     </w:p>
+    <w:bookmarkEnd w:id="0"/>
     <w:p>
       <w:pPr>
         <w:overflowPunct w:val="0"/>
@@ -468,12 +540,12 @@
             <w:lang w:eastAsia="en-US"/>
           </w:rPr>
           <w:alias w:val="#Nav: /SVA_Regulations/TAddress1"/>
-          <w:tag w:val="#Nav: SVA Regulation Indeks/50080"/>
+          <w:tag w:val="#Nav: SVA Regulation Indeks/50029"/>
           <w:id w:val="535703250"/>
           <w:placeholder>
             <w:docPart w:val="DefaultPlaceholder_-1854013440"/>
           </w:placeholder>
-          <w:dataBinding w:prefixMappings="xmlns:ns0='urn:microsoft-dynamics-nav/reports/SVA Regulation Indeks/50080/'" w:xpath="/ns0:NavWordReportXmlPart[1]/ns0:SVA_Regulations[1]/ns0:TAddress1[1]" w:storeItemID="{548A3DE6-8D89-4A1C-9A44-AB187931EC57}"/>
+          <w:dataBinding w:prefixMappings="xmlns:ns0='urn:microsoft-dynamics-nav/reports/SVA Regulation Indeks/50029/'" w:xpath="/ns0:NavWordReportXmlPart[1]/ns0:SVA_Regulations[1]/ns0:TAddress1[1]" w:storeItemID="{1D3CCAA6-B2E4-4643-B4FD-83E724A831D1}"/>
           <w:text/>
         </w:sdtPr>
         <w:sdtEndPr/>
@@ -504,16 +576,17 @@
             <w:lang w:eastAsia="en-US"/>
           </w:rPr>
           <w:alias w:val="#Nav: /SVA_Regulations/TPostcode"/>
-          <w:tag w:val="#Nav: SVA Regulation Indeks/50080"/>
+          <w:tag w:val="#Nav: SVA Regulation Indeks/50029"/>
           <w:id w:val="2011164792"/>
           <w:placeholder>
             <w:docPart w:val="DefaultPlaceholder_-1854013440"/>
           </w:placeholder>
-          <w:dataBinding w:prefixMappings="xmlns:ns0='urn:microsoft-dynamics-nav/reports/SVA Regulation Indeks/50080/'" w:xpath="/ns0:NavWordReportXmlPart[1]/ns0:SVA_Regulations[1]/ns0:TPostcode[1]" w:storeItemID="{548A3DE6-8D89-4A1C-9A44-AB187931EC57}"/>
+          <w:dataBinding w:prefixMappings="xmlns:ns0='urn:microsoft-dynamics-nav/reports/SVA Regulation Indeks/50029/'" w:xpath="/ns0:NavWordReportXmlPart[1]/ns0:SVA_Regulations[1]/ns0:TPostcode[1]" w:storeItemID="{1D3CCAA6-B2E4-4643-B4FD-83E724A831D1}"/>
           <w:text/>
         </w:sdtPr>
         <w:sdtEndPr/>
         <w:sdtContent>
+          <w:proofErr w:type="spellStart"/>
           <w:r>
             <w:rPr>
               <w:rFonts w:ascii="Arial" w:eastAsia="Times New Roman" w:hAnsi="Arial" w:cs="Arial"/>
@@ -522,6 +595,7 @@
             </w:rPr>
             <w:t>TPostcode</w:t>
           </w:r>
+          <w:proofErr w:type="spellEnd"/>
         </w:sdtContent>
       </w:sdt>
       <w:r>
@@ -540,16 +614,17 @@
             <w:lang w:eastAsia="en-US"/>
           </w:rPr>
           <w:alias w:val="#Nav: /SVA_Regulations/TCity"/>
-          <w:tag w:val="#Nav: SVA Regulation Indeks/50080"/>
+          <w:tag w:val="#Nav: SVA Regulation Indeks/50029"/>
           <w:id w:val="-1676951733"/>
           <w:placeholder>
             <w:docPart w:val="DefaultPlaceholder_-1854013440"/>
           </w:placeholder>
-          <w:dataBinding w:prefixMappings="xmlns:ns0='urn:microsoft-dynamics-nav/reports/SVA Regulation Indeks/50080/'" w:xpath="/ns0:NavWordReportXmlPart[1]/ns0:SVA_Regulations[1]/ns0:TCity[1]" w:storeItemID="{548A3DE6-8D89-4A1C-9A44-AB187931EC57}"/>
+          <w:dataBinding w:prefixMappings="xmlns:ns0='urn:microsoft-dynamics-nav/reports/SVA Regulation Indeks/50029/'" w:xpath="/ns0:NavWordReportXmlPart[1]/ns0:SVA_Regulations[1]/ns0:TCity[1]" w:storeItemID="{1D3CCAA6-B2E4-4643-B4FD-83E724A831D1}"/>
           <w:text/>
         </w:sdtPr>
         <w:sdtEndPr/>
         <w:sdtContent>
+          <w:proofErr w:type="spellStart"/>
           <w:r>
             <w:rPr>
               <w:rFonts w:ascii="Arial" w:eastAsia="Times New Roman" w:hAnsi="Arial" w:cs="Arial"/>
@@ -558,6 +633,7 @@
             </w:rPr>
             <w:t>TCity</w:t>
           </w:r>
+          <w:proofErr w:type="spellEnd"/>
         </w:sdtContent>
       </w:sdt>
     </w:p>
@@ -617,12 +693,12 @@
             <w:lang w:eastAsia="en-US"/>
           </w:rPr>
           <w:alias w:val="#Nav: /SVA_Regulations/Indeksdate"/>
-          <w:tag w:val="#Nav: SVA Regulation Indeks/50080"/>
+          <w:tag w:val="#Nav: SVA Regulation Indeks/50029"/>
           <w:id w:val="-182983656"/>
           <w:placeholder>
             <w:docPart w:val="DefaultPlaceholder_-1854013440"/>
           </w:placeholder>
-          <w:dataBinding w:prefixMappings="xmlns:ns0='urn:microsoft-dynamics-nav/reports/SVA Regulation Indeks/50080/'" w:xpath="/ns0:NavWordReportXmlPart[1]/ns0:SVA_Regulations[1]/ns0:Indeksdate[1]" w:storeItemID="{548A3DE6-8D89-4A1C-9A44-AB187931EC57}"/>
+          <w:dataBinding w:prefixMappings="xmlns:ns0='urn:microsoft-dynamics-nav/reports/SVA Regulation Indeks/50029/'" w:xpath="/ns0:NavWordReportXmlPart[1]/ns0:SVA_Regulations[1]/ns0:Indeksdate[1]" w:storeItemID="{1D3CCAA6-B2E4-4643-B4FD-83E724A831D1}"/>
           <w:text/>
         </w:sdtPr>
         <w:sdtEndPr/>
@@ -641,74 +717,22 @@
           <w:rFonts w:ascii="Arial" w:eastAsia="Times New Roman" w:hAnsi="Arial" w:cs="Arial"/>
           <w:lang w:eastAsia="en-US"/>
         </w:rPr>
-        <w:t xml:space="preserve">, dog minimum </w:t>
-      </w:r>
-      <w:sdt>
-        <w:sdtPr>
-          <w:rPr>
-            <w:rFonts w:ascii="Arial" w:eastAsia="Times New Roman" w:hAnsi="Arial" w:cs="Arial"/>
-            <w:lang w:eastAsia="en-US"/>
-          </w:rPr>
-          <w:alias w:val="#Nav: /SVA_Regulations/MinRegulation"/>
-          <w:tag w:val="#Nav: SVA Regulation Indeks/50080"/>
-          <w:id w:val="-756051953"/>
-          <w:placeholder>
-            <w:docPart w:val="DefaultPlaceholder_-1854013440"/>
-          </w:placeholder>
-          <w:dataBinding w:prefixMappings="xmlns:ns0='urn:microsoft-dynamics-nav/reports/SVA Regulation Indeks/50080/'" w:xpath="/ns0:NavWordReportXmlPart[1]/ns0:SVA_Regulations[1]/ns0:MinRegulation[1]" w:storeItemID="{548A3DE6-8D89-4A1C-9A44-AB187931EC57}"/>
-          <w:text/>
-        </w:sdtPr>
-        <w:sdtEndPr/>
-        <w:sdtContent>
-          <w:r>
-            <w:rPr>
-              <w:rFonts w:ascii="Arial" w:eastAsia="Times New Roman" w:hAnsi="Arial" w:cs="Arial"/>
-              <w:lang w:eastAsia="en-US"/>
-            </w:rPr>
-            <w:t>MinRegulation</w:t>
-          </w:r>
-        </w:sdtContent>
-      </w:sdt>
-      <w:r>
-        <w:rPr>
-          <w:rFonts w:ascii="Arial" w:eastAsia="Times New Roman" w:hAnsi="Arial" w:cs="Arial"/>
-          <w:lang w:eastAsia="en-US"/>
-        </w:rPr>
-        <w:t xml:space="preserve"> % og maksimalt </w:t>
-      </w:r>
-      <w:sdt>
-        <w:sdtPr>
-          <w:rPr>
-            <w:rFonts w:ascii="Arial" w:eastAsia="Times New Roman" w:hAnsi="Arial" w:cs="Arial"/>
-            <w:lang w:eastAsia="en-US"/>
-          </w:rPr>
-          <w:alias w:val="#Nav: /SVA_Regulations/MaxRegulation"/>
-          <w:tag w:val="#Nav: SVA Regulation Indeks/50080"/>
-          <w:id w:val="-464810847"/>
-          <w:placeholder>
-            <w:docPart w:val="DefaultPlaceholder_-1854013440"/>
-          </w:placeholder>
-          <w:dataBinding w:prefixMappings="xmlns:ns0='urn:microsoft-dynamics-nav/reports/SVA Regulation Indeks/50080/'" w:xpath="/ns0:NavWordReportXmlPart[1]/ns0:SVA_Regulations[1]/ns0:MaxRegulation[1]" w:storeItemID="{548A3DE6-8D89-4A1C-9A44-AB187931EC57}"/>
-          <w:text/>
-        </w:sdtPr>
-        <w:sdtEndPr/>
-        <w:sdtContent>
-          <w:r>
-            <w:rPr>
-              <w:rFonts w:ascii="Arial" w:eastAsia="Times New Roman" w:hAnsi="Arial" w:cs="Arial"/>
-              <w:lang w:eastAsia="en-US"/>
-            </w:rPr>
-            <w:t>MaxRegulation</w:t>
-          </w:r>
-        </w:sdtContent>
-      </w:sdt>
-      <w:r>
-        <w:rPr>
-          <w:rFonts w:ascii="Arial" w:eastAsia="Times New Roman" w:hAnsi="Arial" w:cs="Arial"/>
-          <w:lang w:eastAsia="en-US"/>
-        </w:rPr>
-        <w:t>%.</w:t>
-      </w:r>
+        <w:t>.</w:t>
+      </w:r>
+    </w:p>
+    <w:p>
+      <w:pPr>
+        <w:overflowPunct w:val="0"/>
+        <w:autoSpaceDE w:val="0"/>
+        <w:autoSpaceDN w:val="0"/>
+        <w:adjustRightInd w:val="0"/>
+        <w:spacing w:after="0" w:line="240" w:lineRule="auto"/>
+        <w:textAlignment w:val="baseline"/>
+        <w:rPr>
+          <w:rFonts w:ascii="Arial" w:eastAsia="Times New Roman" w:hAnsi="Arial" w:cs="Arial"/>
+          <w:lang w:eastAsia="en-US"/>
+        </w:rPr>
+      </w:pPr>
     </w:p>
     <w:p>
       <w:pPr>
@@ -810,16 +834,17 @@
             <w:lang w:eastAsia="en-US"/>
           </w:rPr>
           <w:alias w:val="#Nav: /SVA_Regulations/IndeksOld"/>
-          <w:tag w:val="#Nav: SVA Regulation Indeks/50080"/>
+          <w:tag w:val="#Nav: SVA Regulation Indeks/50029"/>
           <w:id w:val="1669599916"/>
           <w:placeholder>
             <w:docPart w:val="DefaultPlaceholder_-1854013440"/>
           </w:placeholder>
-          <w:dataBinding w:prefixMappings="xmlns:ns0='urn:microsoft-dynamics-nav/reports/SVA Regulation Indeks/50080/'" w:xpath="/ns0:NavWordReportXmlPart[1]/ns0:SVA_Regulations[1]/ns0:IndeksOld[1]" w:storeItemID="{548A3DE6-8D89-4A1C-9A44-AB187931EC57}"/>
+          <w:dataBinding w:prefixMappings="xmlns:ns0='urn:microsoft-dynamics-nav/reports/SVA Regulation Indeks/50029/'" w:xpath="/ns0:NavWordReportXmlPart[1]/ns0:SVA_Regulations[1]/ns0:IndeksOld[1]" w:storeItemID="{1D3CCAA6-B2E4-4643-B4FD-83E724A831D1}"/>
           <w:text/>
         </w:sdtPr>
         <w:sdtEndPr/>
         <w:sdtContent>
+          <w:proofErr w:type="spellStart"/>
           <w:r>
             <w:rPr>
               <w:rFonts w:ascii="Arial" w:eastAsia="Times New Roman" w:hAnsi="Arial" w:cs="Arial"/>
@@ -827,6 +852,7 @@
             </w:rPr>
             <w:t>IndeksOld</w:t>
           </w:r>
+          <w:proofErr w:type="spellEnd"/>
         </w:sdtContent>
       </w:sdt>
     </w:p>
@@ -881,16 +907,17 @@
             <w:lang w:eastAsia="en-US"/>
           </w:rPr>
           <w:alias w:val="#Nav: /SVA_Regulations/IndeksNew"/>
-          <w:tag w:val="#Nav: SVA Regulation Indeks/50080"/>
+          <w:tag w:val="#Nav: SVA Regulation Indeks/50029"/>
           <w:id w:val="-1520996888"/>
           <w:placeholder>
             <w:docPart w:val="DefaultPlaceholder_-1854013440"/>
           </w:placeholder>
-          <w:dataBinding w:prefixMappings="xmlns:ns0='urn:microsoft-dynamics-nav/reports/SVA Regulation Indeks/50080/'" w:xpath="/ns0:NavWordReportXmlPart[1]/ns0:SVA_Regulations[1]/ns0:IndeksNew[1]" w:storeItemID="{548A3DE6-8D89-4A1C-9A44-AB187931EC57}"/>
+          <w:dataBinding w:prefixMappings="xmlns:ns0='urn:microsoft-dynamics-nav/reports/SVA Regulation Indeks/50029/'" w:xpath="/ns0:NavWordReportXmlPart[1]/ns0:SVA_Regulations[1]/ns0:IndeksNew[1]" w:storeItemID="{1D3CCAA6-B2E4-4643-B4FD-83E724A831D1}"/>
           <w:text/>
         </w:sdtPr>
         <w:sdtEndPr/>
         <w:sdtContent>
+          <w:proofErr w:type="spellStart"/>
           <w:r>
             <w:rPr>
               <w:rFonts w:ascii="Arial" w:eastAsia="Times New Roman" w:hAnsi="Arial" w:cs="Arial"/>
@@ -898,6 +925,7 @@
             </w:rPr>
             <w:t>IndeksNew</w:t>
           </w:r>
+          <w:proofErr w:type="spellEnd"/>
         </w:sdtContent>
       </w:sdt>
       <w:r>
@@ -952,16 +980,17 @@
             <w:lang w:eastAsia="en-US"/>
           </w:rPr>
           <w:alias w:val="#Nav: /SVA_Regulations/ActualRegulation"/>
-          <w:tag w:val="#Nav: SVA Regulation Indeks/50080"/>
+          <w:tag w:val="#Nav: SVA Regulation Indeks/50029"/>
           <w:id w:val="-1042897227"/>
           <w:placeholder>
             <w:docPart w:val="DefaultPlaceholder_-1854013440"/>
           </w:placeholder>
-          <w:dataBinding w:prefixMappings="xmlns:ns0='urn:microsoft-dynamics-nav/reports/SVA Regulation Indeks/50080/'" w:xpath="/ns0:NavWordReportXmlPart[1]/ns0:SVA_Regulations[1]/ns0:ActualRegulation[1]" w:storeItemID="{548A3DE6-8D89-4A1C-9A44-AB187931EC57}"/>
+          <w:dataBinding w:prefixMappings="xmlns:ns0='urn:microsoft-dynamics-nav/reports/SVA Regulation Indeks/50029/'" w:xpath="/ns0:NavWordReportXmlPart[1]/ns0:SVA_Regulations[1]/ns0:ActualRegulation[1]" w:storeItemID="{1D3CCAA6-B2E4-4643-B4FD-83E724A831D1}"/>
           <w:text/>
         </w:sdtPr>
         <w:sdtEndPr/>
         <w:sdtContent>
+          <w:proofErr w:type="spellStart"/>
           <w:r>
             <w:rPr>
               <w:rFonts w:ascii="Arial" w:eastAsia="Times New Roman" w:hAnsi="Arial" w:cs="Arial"/>
@@ -969,6 +998,7 @@
             </w:rPr>
             <w:t>ActualRegulation</w:t>
           </w:r>
+          <w:proofErr w:type="spellEnd"/>
         </w:sdtContent>
       </w:sdt>
       <w:r>
@@ -1024,16 +1054,17 @@
             <w:lang w:eastAsia="en-US"/>
           </w:rPr>
           <w:alias w:val="#Nav: /SVA_Regulations/Regulationdate"/>
-          <w:tag w:val="#Nav: SVA Regulation Indeks/50080"/>
+          <w:tag w:val="#Nav: SVA Regulation Indeks/50029"/>
           <w:id w:val="-1078597765"/>
           <w:placeholder>
             <w:docPart w:val="DefaultPlaceholder_-1854013440"/>
           </w:placeholder>
-          <w:dataBinding w:prefixMappings="xmlns:ns0='urn:microsoft-dynamics-nav/reports/SVA Regulation Indeks/50080/'" w:xpath="/ns0:NavWordReportXmlPart[1]/ns0:SVA_Regulations[1]/ns0:Regulationdate[1]" w:storeItemID="{548A3DE6-8D89-4A1C-9A44-AB187931EC57}"/>
+          <w:dataBinding w:prefixMappings="xmlns:ns0='urn:microsoft-dynamics-nav/reports/SVA Regulation Indeks/50029/'" w:xpath="/ns0:NavWordReportXmlPart[1]/ns0:SVA_Regulations[1]/ns0:Regulationdate[1]" w:storeItemID="{1D3CCAA6-B2E4-4643-B4FD-83E724A831D1}"/>
           <w:text/>
         </w:sdtPr>
         <w:sdtEndPr/>
         <w:sdtContent>
+          <w:proofErr w:type="spellStart"/>
           <w:r>
             <w:rPr>
               <w:rFonts w:ascii="Arial" w:eastAsia="Times New Roman" w:hAnsi="Arial" w:cs="Arial"/>
@@ -1042,6 +1073,7 @@
             </w:rPr>
             <w:t>Regulationdate</w:t>
           </w:r>
+          <w:proofErr w:type="spellEnd"/>
         </w:sdtContent>
       </w:sdt>
       <w:r>
@@ -1143,16 +1175,17 @@
             <w:lang w:eastAsia="en-US"/>
           </w:rPr>
           <w:alias w:val="#Nav: /SVA_Regulations/RentYearNow"/>
-          <w:tag w:val="#Nav: SVA Regulation Indeks/50080"/>
+          <w:tag w:val="#Nav: SVA Regulation Indeks/50029"/>
           <w:id w:val="-1058015184"/>
           <w:placeholder>
             <w:docPart w:val="DefaultPlaceholder_-1854013440"/>
           </w:placeholder>
-          <w:dataBinding w:prefixMappings="xmlns:ns0='urn:microsoft-dynamics-nav/reports/SVA Regulation Indeks/50080/'" w:xpath="/ns0:NavWordReportXmlPart[1]/ns0:SVA_Regulations[1]/ns0:RentYearNow[1]" w:storeItemID="{548A3DE6-8D89-4A1C-9A44-AB187931EC57}"/>
+          <w:dataBinding w:prefixMappings="xmlns:ns0='urn:microsoft-dynamics-nav/reports/SVA Regulation Indeks/50029/'" w:xpath="/ns0:NavWordReportXmlPart[1]/ns0:SVA_Regulations[1]/ns0:RentYearNow[1]" w:storeItemID="{1D3CCAA6-B2E4-4643-B4FD-83E724A831D1}"/>
           <w:text/>
         </w:sdtPr>
         <w:sdtEndPr/>
         <w:sdtContent>
+          <w:proofErr w:type="spellStart"/>
           <w:r>
             <w:rPr>
               <w:rFonts w:ascii="Arial" w:eastAsia="Times New Roman" w:hAnsi="Arial" w:cs="Arial"/>
@@ -1160,6 +1193,7 @@
             </w:rPr>
             <w:t>RentYearNow</w:t>
           </w:r>
+          <w:proofErr w:type="spellEnd"/>
         </w:sdtContent>
       </w:sdt>
       <w:r>
@@ -1183,16 +1217,17 @@
             <w:lang w:eastAsia="en-US"/>
           </w:rPr>
           <w:alias w:val="#Nav: /SVA_Regulations/RentPerNow"/>
-          <w:tag w:val="#Nav: SVA Regulation Indeks/50080"/>
+          <w:tag w:val="#Nav: SVA Regulation Indeks/50029"/>
           <w:id w:val="2130197292"/>
           <w:placeholder>
             <w:docPart w:val="DefaultPlaceholder_-1854013440"/>
           </w:placeholder>
-          <w:dataBinding w:prefixMappings="xmlns:ns0='urn:microsoft-dynamics-nav/reports/SVA Regulation Indeks/50080/'" w:xpath="/ns0:NavWordReportXmlPart[1]/ns0:SVA_Regulations[1]/ns0:RentPerNow[1]" w:storeItemID="{548A3DE6-8D89-4A1C-9A44-AB187931EC57}"/>
+          <w:dataBinding w:prefixMappings="xmlns:ns0='urn:microsoft-dynamics-nav/reports/SVA Regulation Indeks/50029/'" w:xpath="/ns0:NavWordReportXmlPart[1]/ns0:SVA_Regulations[1]/ns0:RentPerNow[1]" w:storeItemID="{1D3CCAA6-B2E4-4643-B4FD-83E724A831D1}"/>
           <w:text/>
         </w:sdtPr>
         <w:sdtEndPr/>
         <w:sdtContent>
+          <w:proofErr w:type="spellStart"/>
           <w:r>
             <w:rPr>
               <w:rFonts w:ascii="Arial" w:eastAsia="Times New Roman" w:hAnsi="Arial" w:cs="Arial"/>
@@ -1200,6 +1235,7 @@
             </w:rPr>
             <w:t>RentPerNow</w:t>
           </w:r>
+          <w:proofErr w:type="spellEnd"/>
         </w:sdtContent>
       </w:sdt>
       <w:r>
@@ -1248,16 +1284,17 @@
             <w:lang w:eastAsia="en-US"/>
           </w:rPr>
           <w:alias w:val="#Nav: /SVA_Regulations/RegulationYear"/>
-          <w:tag w:val="#Nav: SVA Regulation Indeks/50080"/>
+          <w:tag w:val="#Nav: SVA Regulation Indeks/50029"/>
           <w:id w:val="-1166169176"/>
           <w:placeholder>
             <w:docPart w:val="DefaultPlaceholder_-1854013440"/>
           </w:placeholder>
-          <w:dataBinding w:prefixMappings="xmlns:ns0='urn:microsoft-dynamics-nav/reports/SVA Regulation Indeks/50080/'" w:xpath="/ns0:NavWordReportXmlPart[1]/ns0:SVA_Regulations[1]/ns0:RegulationYear[1]" w:storeItemID="{548A3DE6-8D89-4A1C-9A44-AB187931EC57}"/>
+          <w:dataBinding w:prefixMappings="xmlns:ns0='urn:microsoft-dynamics-nav/reports/SVA Regulation Indeks/50029/'" w:xpath="/ns0:NavWordReportXmlPart[1]/ns0:SVA_Regulations[1]/ns0:RegulationYear[1]" w:storeItemID="{1D3CCAA6-B2E4-4643-B4FD-83E724A831D1}"/>
           <w:text/>
         </w:sdtPr>
         <w:sdtEndPr/>
         <w:sdtContent>
+          <w:proofErr w:type="spellStart"/>
           <w:r>
             <w:rPr>
               <w:rFonts w:ascii="Arial" w:eastAsia="Times New Roman" w:hAnsi="Arial" w:cs="Arial"/>
@@ -1265,6 +1302,7 @@
             </w:rPr>
             <w:t>RegulationYear</w:t>
           </w:r>
+          <w:proofErr w:type="spellEnd"/>
         </w:sdtContent>
       </w:sdt>
       <w:r>
@@ -1288,16 +1326,17 @@
             <w:lang w:eastAsia="en-US"/>
           </w:rPr>
           <w:alias w:val="#Nav: /SVA_Regulations/RegulationPer"/>
-          <w:tag w:val="#Nav: SVA Regulation Indeks/50080"/>
+          <w:tag w:val="#Nav: SVA Regulation Indeks/50029"/>
           <w:id w:val="1306196971"/>
           <w:placeholder>
             <w:docPart w:val="DefaultPlaceholder_-1854013440"/>
           </w:placeholder>
-          <w:dataBinding w:prefixMappings="xmlns:ns0='urn:microsoft-dynamics-nav/reports/SVA Regulation Indeks/50080/'" w:xpath="/ns0:NavWordReportXmlPart[1]/ns0:SVA_Regulations[1]/ns0:RegulationPer[1]" w:storeItemID="{548A3DE6-8D89-4A1C-9A44-AB187931EC57}"/>
+          <w:dataBinding w:prefixMappings="xmlns:ns0='urn:microsoft-dynamics-nav/reports/SVA Regulation Indeks/50029/'" w:xpath="/ns0:NavWordReportXmlPart[1]/ns0:SVA_Regulations[1]/ns0:RegulationPer[1]" w:storeItemID="{1D3CCAA6-B2E4-4643-B4FD-83E724A831D1}"/>
           <w:text/>
         </w:sdtPr>
         <w:sdtEndPr/>
         <w:sdtContent>
+          <w:proofErr w:type="spellStart"/>
           <w:r>
             <w:rPr>
               <w:rFonts w:ascii="Arial" w:eastAsia="Times New Roman" w:hAnsi="Arial" w:cs="Arial"/>
@@ -1305,6 +1344,7 @@
             </w:rPr>
             <w:t>RegulationPer</w:t>
           </w:r>
+          <w:proofErr w:type="spellEnd"/>
         </w:sdtContent>
       </w:sdt>
       <w:r>
@@ -1353,16 +1393,17 @@
             <w:lang w:eastAsia="en-US"/>
           </w:rPr>
           <w:alias w:val="#Nav: /SVA_Regulations/RentYearNew"/>
-          <w:tag w:val="#Nav: SVA Regulation Indeks/50080"/>
+          <w:tag w:val="#Nav: SVA Regulation Indeks/50029"/>
           <w:id w:val="-1677031339"/>
           <w:placeholder>
             <w:docPart w:val="DefaultPlaceholder_-1854013440"/>
           </w:placeholder>
-          <w:dataBinding w:prefixMappings="xmlns:ns0='urn:microsoft-dynamics-nav/reports/SVA Regulation Indeks/50080/'" w:xpath="/ns0:NavWordReportXmlPart[1]/ns0:SVA_Regulations[1]/ns0:RentYearNew[1]" w:storeItemID="{548A3DE6-8D89-4A1C-9A44-AB187931EC57}"/>
+          <w:dataBinding w:prefixMappings="xmlns:ns0='urn:microsoft-dynamics-nav/reports/SVA Regulation Indeks/50029/'" w:xpath="/ns0:NavWordReportXmlPart[1]/ns0:SVA_Regulations[1]/ns0:RentYearNew[1]" w:storeItemID="{1D3CCAA6-B2E4-4643-B4FD-83E724A831D1}"/>
           <w:text/>
         </w:sdtPr>
         <w:sdtEndPr/>
         <w:sdtContent>
+          <w:proofErr w:type="spellStart"/>
           <w:r>
             <w:rPr>
               <w:rFonts w:ascii="Arial" w:eastAsia="Times New Roman" w:hAnsi="Arial" w:cs="Arial"/>
@@ -1370,6 +1411,7 @@
             </w:rPr>
             <w:t>RentYearNew</w:t>
           </w:r>
+          <w:proofErr w:type="spellEnd"/>
         </w:sdtContent>
       </w:sdt>
       <w:r>
@@ -1393,16 +1435,17 @@
             <w:lang w:eastAsia="en-US"/>
           </w:rPr>
           <w:alias w:val="#Nav: /SVA_Regulations/RentPerNew"/>
-          <w:tag w:val="#Nav: SVA Regulation Indeks/50080"/>
+          <w:tag w:val="#Nav: SVA Regulation Indeks/50029"/>
           <w:id w:val="-1031954381"/>
           <w:placeholder>
             <w:docPart w:val="DefaultPlaceholder_-1854013440"/>
           </w:placeholder>
-          <w:dataBinding w:prefixMappings="xmlns:ns0='urn:microsoft-dynamics-nav/reports/SVA Regulation Indeks/50080/'" w:xpath="/ns0:NavWordReportXmlPart[1]/ns0:SVA_Regulations[1]/ns0:RentPerNew[1]" w:storeItemID="{548A3DE6-8D89-4A1C-9A44-AB187931EC57}"/>
+          <w:dataBinding w:prefixMappings="xmlns:ns0='urn:microsoft-dynamics-nav/reports/SVA Regulation Indeks/50029/'" w:xpath="/ns0:NavWordReportXmlPart[1]/ns0:SVA_Regulations[1]/ns0:RentPerNew[1]" w:storeItemID="{1D3CCAA6-B2E4-4643-B4FD-83E724A831D1}"/>
           <w:text/>
         </w:sdtPr>
         <w:sdtEndPr/>
         <w:sdtContent>
+          <w:proofErr w:type="spellStart"/>
           <w:r>
             <w:rPr>
               <w:rFonts w:ascii="Arial" w:eastAsia="Times New Roman" w:hAnsi="Arial" w:cs="Arial"/>
@@ -1410,6 +1453,7 @@
             </w:rPr>
             <w:t>RentPerNew</w:t>
           </w:r>
+          <w:proofErr w:type="spellEnd"/>
         </w:sdtContent>
       </w:sdt>
       <w:r>
@@ -1567,16 +1611,17 @@
             <w:lang w:eastAsia="en-US"/>
           </w:rPr>
           <w:alias w:val="#Nav: /SVA_Regulations/DepositNow"/>
-          <w:tag w:val="#Nav: SVA Regulation Indeks/50080"/>
+          <w:tag w:val="#Nav: SVA Regulation Indeks/50029"/>
           <w:id w:val="694273732"/>
           <w:placeholder>
             <w:docPart w:val="DefaultPlaceholder_-1854013440"/>
           </w:placeholder>
-          <w:dataBinding w:prefixMappings="xmlns:ns0='urn:microsoft-dynamics-nav/reports/SVA Regulation Indeks/50080/'" w:xpath="/ns0:NavWordReportXmlPart[1]/ns0:SVA_Regulations[1]/ns0:DepositNow[1]" w:storeItemID="{548A3DE6-8D89-4A1C-9A44-AB187931EC57}"/>
+          <w:dataBinding w:prefixMappings="xmlns:ns0='urn:microsoft-dynamics-nav/reports/SVA Regulation Indeks/50029/'" w:xpath="/ns0:NavWordReportXmlPart[1]/ns0:SVA_Regulations[1]/ns0:DepositNow[1]" w:storeItemID="{1D3CCAA6-B2E4-4643-B4FD-83E724A831D1}"/>
           <w:text/>
         </w:sdtPr>
         <w:sdtEndPr/>
         <w:sdtContent>
+          <w:proofErr w:type="spellStart"/>
           <w:r>
             <w:rPr>
               <w:rFonts w:ascii="Arial" w:eastAsia="Times New Roman" w:hAnsi="Arial" w:cs="Arial"/>
@@ -1584,6 +1629,7 @@
             </w:rPr>
             <w:t>DepositNow</w:t>
           </w:r>
+          <w:proofErr w:type="spellEnd"/>
         </w:sdtContent>
       </w:sdt>
       <w:r>
@@ -1647,16 +1693,17 @@
             <w:lang w:eastAsia="en-US"/>
           </w:rPr>
           <w:alias w:val="#Nav: /SVA_Regulations/RegulationDeposit"/>
-          <w:tag w:val="#Nav: SVA Regulation Indeks/50080"/>
+          <w:tag w:val="#Nav: SVA Regulation Indeks/50029"/>
           <w:id w:val="-12841164"/>
           <w:placeholder>
             <w:docPart w:val="DefaultPlaceholder_-1854013440"/>
           </w:placeholder>
-          <w:dataBinding w:prefixMappings="xmlns:ns0='urn:microsoft-dynamics-nav/reports/SVA Regulation Indeks/50080/'" w:xpath="/ns0:NavWordReportXmlPart[1]/ns0:SVA_Regulations[1]/ns0:RegulationDeposit[1]" w:storeItemID="{548A3DE6-8D89-4A1C-9A44-AB187931EC57}"/>
+          <w:dataBinding w:prefixMappings="xmlns:ns0='urn:microsoft-dynamics-nav/reports/SVA Regulation Indeks/50029/'" w:xpath="/ns0:NavWordReportXmlPart[1]/ns0:SVA_Regulations[1]/ns0:RegulationDeposit[1]" w:storeItemID="{1D3CCAA6-B2E4-4643-B4FD-83E724A831D1}"/>
           <w:text/>
         </w:sdtPr>
         <w:sdtEndPr/>
         <w:sdtContent>
+          <w:proofErr w:type="spellStart"/>
           <w:r>
             <w:rPr>
               <w:rFonts w:ascii="Arial" w:eastAsia="Times New Roman" w:hAnsi="Arial" w:cs="Arial"/>
@@ -1664,6 +1711,7 @@
             </w:rPr>
             <w:t>RegulationDeposit</w:t>
           </w:r>
+          <w:proofErr w:type="spellEnd"/>
         </w:sdtContent>
       </w:sdt>
       <w:r>
@@ -1727,16 +1775,17 @@
             <w:lang w:eastAsia="en-US"/>
           </w:rPr>
           <w:alias w:val="#Nav: /SVA_Regulations/DepositNew"/>
-          <w:tag w:val="#Nav: SVA Regulation Indeks/50080"/>
+          <w:tag w:val="#Nav: SVA Regulation Indeks/50029"/>
           <w:id w:val="-1310238729"/>
           <w:placeholder>
             <w:docPart w:val="DefaultPlaceholder_-1854013440"/>
           </w:placeholder>
-          <w:dataBinding w:prefixMappings="xmlns:ns0='urn:microsoft-dynamics-nav/reports/SVA Regulation Indeks/50080/'" w:xpath="/ns0:NavWordReportXmlPart[1]/ns0:SVA_Regulations[1]/ns0:DepositNew[1]" w:storeItemID="{548A3DE6-8D89-4A1C-9A44-AB187931EC57}"/>
+          <w:dataBinding w:prefixMappings="xmlns:ns0='urn:microsoft-dynamics-nav/reports/SVA Regulation Indeks/50029/'" w:xpath="/ns0:NavWordReportXmlPart[1]/ns0:SVA_Regulations[1]/ns0:DepositNew[1]" w:storeItemID="{1D3CCAA6-B2E4-4643-B4FD-83E724A831D1}"/>
           <w:text/>
         </w:sdtPr>
         <w:sdtEndPr/>
         <w:sdtContent>
+          <w:proofErr w:type="spellStart"/>
           <w:r>
             <w:rPr>
               <w:rFonts w:ascii="Arial" w:eastAsia="Times New Roman" w:hAnsi="Arial" w:cs="Arial"/>
@@ -1744,6 +1793,7 @@
             </w:rPr>
             <w:t>DepositNew</w:t>
           </w:r>
+          <w:proofErr w:type="spellEnd"/>
         </w:sdtContent>
       </w:sdt>
       <w:r>
@@ -1900,14 +1950,18 @@
             <w:rFonts w:ascii="Arial" w:eastAsia="Times New Roman" w:hAnsi="Arial" w:cs="Arial"/>
             <w:lang w:eastAsia="en-US"/>
           </w:rPr>
+          <w:alias w:val="#Nav: /SVA_Regulations/PrepaidRentNow"/>
+          <w:tag w:val="#Nav: SVA Regulation Indeks/50029"/>
           <w:id w:val="-1153826750"/>
           <w:placeholder>
             <w:docPart w:val="DefaultPlaceholder_-1854013440"/>
           </w:placeholder>
-          <w:dataBinding w:prefixMappings="xmlns:ns0='urn:microsoft-dynamics-nav/reports/SVA Regulation Indeks/50080/' " w:xpath="/ns0:NavWordReportXmlPart[1]/ns0:SVA_Regulations[1]/ns0:PrepaidRentNow[1]" w:storeItemID="{548A3DE6-8D89-4A1C-9A44-AB187931EC57}"/>
+          <w:dataBinding w:prefixMappings="xmlns:ns0='urn:microsoft-dynamics-nav/reports/SVA Regulation Indeks/50029/'" w:xpath="/ns0:NavWordReportXmlPart[1]/ns0:SVA_Regulations[1]/ns0:PrepaidRentNow[1]" w:storeItemID="{1D3CCAA6-B2E4-4643-B4FD-83E724A831D1}"/>
           <w:text/>
         </w:sdtPr>
+        <w:sdtEndPr/>
         <w:sdtContent>
+          <w:proofErr w:type="spellStart"/>
           <w:r>
             <w:rPr>
               <w:rFonts w:ascii="Arial" w:eastAsia="Times New Roman" w:hAnsi="Arial" w:cs="Arial"/>
@@ -1915,6 +1969,7 @@
             </w:rPr>
             <w:t>PrepaidRentNow</w:t>
           </w:r>
+          <w:proofErr w:type="spellEnd"/>
         </w:sdtContent>
       </w:sdt>
       <w:r>
@@ -1984,14 +2039,18 @@
             <w:rFonts w:ascii="Arial" w:eastAsia="Times New Roman" w:hAnsi="Arial" w:cs="Arial"/>
             <w:lang w:eastAsia="en-US"/>
           </w:rPr>
+          <w:alias w:val="#Nav: /SVA_Regulations/RegulationPrepaidrent"/>
+          <w:tag w:val="#Nav: SVA Regulation Indeks/50029"/>
           <w:id w:val="-1261529356"/>
           <w:placeholder>
             <w:docPart w:val="DefaultPlaceholder_-1854013440"/>
           </w:placeholder>
-          <w:dataBinding w:prefixMappings="xmlns:ns0='urn:microsoft-dynamics-nav/reports/SVA Regulation Indeks/50080/' " w:xpath="/ns0:NavWordReportXmlPart[1]/ns0:SVA_Regulations[1]/ns0:RegulationPrepaidrent[1]" w:storeItemID="{548A3DE6-8D89-4A1C-9A44-AB187931EC57}"/>
+          <w:dataBinding w:prefixMappings="xmlns:ns0='urn:microsoft-dynamics-nav/reports/SVA Regulation Indeks/50029/'" w:xpath="/ns0:NavWordReportXmlPart[1]/ns0:SVA_Regulations[1]/ns0:RegulationPrepaidrent[1]" w:storeItemID="{1D3CCAA6-B2E4-4643-B4FD-83E724A831D1}"/>
           <w:text/>
         </w:sdtPr>
+        <w:sdtEndPr/>
         <w:sdtContent>
+          <w:proofErr w:type="spellStart"/>
           <w:r>
             <w:rPr>
               <w:rFonts w:ascii="Arial" w:eastAsia="Times New Roman" w:hAnsi="Arial" w:cs="Arial"/>
@@ -1999,6 +2058,7 @@
             </w:rPr>
             <w:t>RegulationPrepaidrent</w:t>
           </w:r>
+          <w:proofErr w:type="spellEnd"/>
         </w:sdtContent>
       </w:sdt>
       <w:r>
@@ -2082,14 +2142,18 @@
             <w:rFonts w:ascii="Arial" w:eastAsia="Times New Roman" w:hAnsi="Arial" w:cs="Arial"/>
             <w:lang w:eastAsia="en-US"/>
           </w:rPr>
+          <w:alias w:val="#Nav: /SVA_Regulations/PrepaidRentNew"/>
+          <w:tag w:val="#Nav: SVA Regulation Indeks/50029"/>
           <w:id w:val="2084948597"/>
           <w:placeholder>
             <w:docPart w:val="DefaultPlaceholder_-1854013440"/>
           </w:placeholder>
-          <w:dataBinding w:prefixMappings="xmlns:ns0='urn:microsoft-dynamics-nav/reports/SVA Regulation Indeks/50080/' " w:xpath="/ns0:NavWordReportXmlPart[1]/ns0:SVA_Regulations[1]/ns0:PrepaidRentNew[1]" w:storeItemID="{548A3DE6-8D89-4A1C-9A44-AB187931EC57}"/>
+          <w:dataBinding w:prefixMappings="xmlns:ns0='urn:microsoft-dynamics-nav/reports/SVA Regulation Indeks/50029/'" w:xpath="/ns0:NavWordReportXmlPart[1]/ns0:SVA_Regulations[1]/ns0:PrepaidRentNew[1]" w:storeItemID="{1D3CCAA6-B2E4-4643-B4FD-83E724A831D1}"/>
           <w:text/>
         </w:sdtPr>
+        <w:sdtEndPr/>
         <w:sdtContent>
+          <w:proofErr w:type="spellStart"/>
           <w:r>
             <w:rPr>
               <w:rFonts w:ascii="Arial" w:eastAsia="Times New Roman" w:hAnsi="Arial" w:cs="Arial"/>
@@ -2097,6 +2161,7 @@
             </w:rPr>
             <w:t>PrepaidRentNew</w:t>
           </w:r>
+          <w:proofErr w:type="spellEnd"/>
         </w:sdtContent>
       </w:sdt>
       <w:r>
@@ -2106,8 +2171,6 @@
         </w:rPr>
         <w:t xml:space="preserve"> </w:t>
       </w:r>
-      <w:bookmarkStart w:id="0" w:name="_GoBack"/>
-      <w:bookmarkEnd w:id="0"/>
       <w:r>
         <w:rPr>
           <w:rFonts w:ascii="Arial" w:eastAsia="Times New Roman" w:hAnsi="Arial" w:cs="Arial"/>
@@ -2193,12 +2256,12 @@
           <w:rFonts w:ascii="Arial" w:hAnsi="Arial" w:cs="Arial"/>
         </w:rPr>
         <w:alias w:val="#Nav: /Company_Information/CName"/>
-        <w:tag w:val="#Nav: SVA Regulation Indeks/50080"/>
+        <w:tag w:val="#Nav: SVA Regulation Indeks/50029"/>
         <w:id w:val="-1168236712"/>
         <w:placeholder>
           <w:docPart w:val="DefaultPlaceholder_-1854013440"/>
         </w:placeholder>
-        <w:dataBinding w:prefixMappings="xmlns:ns0='urn:microsoft-dynamics-nav/reports/SVA Regulation Indeks/50080/'" w:xpath="/ns0:NavWordReportXmlPart[1]/ns0:Company_Information[1]/ns0:CName[1]" w:storeItemID="{548A3DE6-8D89-4A1C-9A44-AB187931EC57}"/>
+        <w:dataBinding w:prefixMappings="xmlns:ns0='urn:microsoft-dynamics-nav/reports/SVA Regulation Indeks/50029/'" w:xpath="/ns0:NavWordReportXmlPart[1]/ns0:Company_Information[1]/ns0:CName[1]" w:storeItemID="{1D3CCAA6-B2E4-4643-B4FD-83E724A831D1}"/>
         <w:text/>
       </w:sdtPr>
       <w:sdtEndPr/>
@@ -2210,12 +2273,14 @@
               <w:rFonts w:ascii="Arial" w:hAnsi="Arial" w:cs="Arial"/>
             </w:rPr>
           </w:pPr>
+          <w:proofErr w:type="spellStart"/>
           <w:r>
             <w:rPr>
               <w:rFonts w:ascii="Arial" w:hAnsi="Arial" w:cs="Arial"/>
             </w:rPr>
             <w:t>CName</w:t>
           </w:r>
+          <w:proofErr w:type="spellEnd"/>
         </w:p>
       </w:sdtContent>
     </w:sdt>
@@ -2225,12 +2290,12 @@
           <w:rFonts w:ascii="Arial" w:hAnsi="Arial" w:cs="Arial"/>
         </w:rPr>
         <w:alias w:val="#Nav: /Company_Information/CAddress"/>
-        <w:tag w:val="#Nav: SVA Regulation Indeks/50080"/>
+        <w:tag w:val="#Nav: SVA Regulation Indeks/50029"/>
         <w:id w:val="-1175270647"/>
         <w:placeholder>
           <w:docPart w:val="DefaultPlaceholder_-1854013440"/>
         </w:placeholder>
-        <w:dataBinding w:prefixMappings="xmlns:ns0='urn:microsoft-dynamics-nav/reports/SVA Regulation Indeks/50080/'" w:xpath="/ns0:NavWordReportXmlPart[1]/ns0:Company_Information[1]/ns0:CAddress[1]" w:storeItemID="{548A3DE6-8D89-4A1C-9A44-AB187931EC57}"/>
+        <w:dataBinding w:prefixMappings="xmlns:ns0='urn:microsoft-dynamics-nav/reports/SVA Regulation Indeks/50029/'" w:xpath="/ns0:NavWordReportXmlPart[1]/ns0:Company_Information[1]/ns0:CAddress[1]" w:storeItemID="{1D3CCAA6-B2E4-4643-B4FD-83E724A831D1}"/>
         <w:text/>
       </w:sdtPr>
       <w:sdtEndPr/>
@@ -2242,12 +2307,14 @@
               <w:rFonts w:ascii="Arial" w:hAnsi="Arial" w:cs="Arial"/>
             </w:rPr>
           </w:pPr>
+          <w:proofErr w:type="spellStart"/>
           <w:r>
             <w:rPr>
               <w:rFonts w:ascii="Arial" w:hAnsi="Arial" w:cs="Arial"/>
             </w:rPr>
             <w:t>CAddress</w:t>
           </w:r>
+          <w:proofErr w:type="spellEnd"/>
         </w:p>
       </w:sdtContent>
     </w:sdt>
@@ -2264,22 +2331,24 @@
             <w:rFonts w:ascii="Arial" w:hAnsi="Arial" w:cs="Arial"/>
           </w:rPr>
           <w:alias w:val="#Nav: /Company_Information/CPostCode"/>
-          <w:tag w:val="#Nav: SVA Regulation Indeks/50080"/>
+          <w:tag w:val="#Nav: SVA Regulation Indeks/50029"/>
           <w:id w:val="2064754430"/>
           <w:placeholder>
             <w:docPart w:val="DefaultPlaceholder_-1854013440"/>
           </w:placeholder>
-          <w:dataBinding w:prefixMappings="xmlns:ns0='urn:microsoft-dynamics-nav/reports/SVA Regulation Indeks/50080/'" w:xpath="/ns0:NavWordReportXmlPart[1]/ns0:Company_Information[1]/ns0:CPostCode[1]" w:storeItemID="{548A3DE6-8D89-4A1C-9A44-AB187931EC57}"/>
+          <w:dataBinding w:prefixMappings="xmlns:ns0='urn:microsoft-dynamics-nav/reports/SVA Regulation Indeks/50029/'" w:xpath="/ns0:NavWordReportXmlPart[1]/ns0:Company_Information[1]/ns0:CPostCode[1]" w:storeItemID="{1D3CCAA6-B2E4-4643-B4FD-83E724A831D1}"/>
           <w:text/>
         </w:sdtPr>
         <w:sdtEndPr/>
         <w:sdtContent>
+          <w:proofErr w:type="spellStart"/>
           <w:r>
             <w:rPr>
               <w:rFonts w:ascii="Arial" w:hAnsi="Arial" w:cs="Arial"/>
             </w:rPr>
             <w:t>CPostCode</w:t>
           </w:r>
+          <w:proofErr w:type="spellEnd"/>
         </w:sdtContent>
       </w:sdt>
       <w:r>
@@ -2294,22 +2363,24 @@
             <w:rFonts w:ascii="Arial" w:hAnsi="Arial" w:cs="Arial"/>
           </w:rPr>
           <w:alias w:val="#Nav: /Company_Information/CCity"/>
-          <w:tag w:val="#Nav: SVA Regulation Indeks/50080"/>
+          <w:tag w:val="#Nav: SVA Regulation Indeks/50029"/>
           <w:id w:val="-1181041172"/>
           <w:placeholder>
             <w:docPart w:val="DefaultPlaceholder_-1854013440"/>
           </w:placeholder>
-          <w:dataBinding w:prefixMappings="xmlns:ns0='urn:microsoft-dynamics-nav/reports/SVA Regulation Indeks/50080/'" w:xpath="/ns0:NavWordReportXmlPart[1]/ns0:Company_Information[1]/ns0:CCity[1]" w:storeItemID="{548A3DE6-8D89-4A1C-9A44-AB187931EC57}"/>
+          <w:dataBinding w:prefixMappings="xmlns:ns0='urn:microsoft-dynamics-nav/reports/SVA Regulation Indeks/50029/'" w:xpath="/ns0:NavWordReportXmlPart[1]/ns0:Company_Information[1]/ns0:CCity[1]" w:storeItemID="{1D3CCAA6-B2E4-4643-B4FD-83E724A831D1}"/>
           <w:text/>
         </w:sdtPr>
         <w:sdtEndPr/>
         <w:sdtContent>
+          <w:proofErr w:type="spellStart"/>
           <w:r>
             <w:rPr>
               <w:rFonts w:ascii="Arial" w:hAnsi="Arial" w:cs="Arial"/>
             </w:rPr>
             <w:t>CCity</w:t>
           </w:r>
+          <w:proofErr w:type="spellEnd"/>
         </w:sdtContent>
       </w:sdt>
     </w:p>
@@ -2449,6 +2520,7 @@
     <w:lsdException w:name="HTML Sample" w:semiHidden="1" w:unhideWhenUsed="1"/>
     <w:lsdException w:name="HTML Typewriter" w:semiHidden="1" w:unhideWhenUsed="1"/>
     <w:lsdException w:name="HTML Variable" w:semiHidden="1" w:unhideWhenUsed="1"/>
+    <w:lsdException w:name="Normal Table" w:semiHidden="1" w:unhideWhenUsed="1"/>
     <w:lsdException w:name="annotation subject" w:semiHidden="1" w:unhideWhenUsed="1"/>
     <w:lsdException w:name="No List" w:semiHidden="1" w:unhideWhenUsed="1"/>
     <w:lsdException w:name="Outline List 1" w:semiHidden="1" w:unhideWhenUsed="1"/>
@@ -2495,8 +2567,10 @@
     <w:lsdException w:name="Table Subtle 2" w:semiHidden="1" w:unhideWhenUsed="1"/>
     <w:lsdException w:name="Table Web 1" w:semiHidden="1" w:unhideWhenUsed="1"/>
     <w:lsdException w:name="Table Web 2" w:semiHidden="1" w:unhideWhenUsed="1"/>
+    <w:lsdException w:name="Table Web 3" w:semiHidden="1" w:unhideWhenUsed="1"/>
     <w:lsdException w:name="Balloon Text" w:semiHidden="1" w:unhideWhenUsed="1"/>
     <w:lsdException w:name="Table Grid" w:uiPriority="39"/>
+    <w:lsdException w:name="Table Theme" w:semiHidden="1" w:unhideWhenUsed="1"/>
     <w:lsdException w:name="Placeholder Text" w:semiHidden="1"/>
     <w:lsdException w:name="No Spacing" w:uiPriority="1" w:qFormat="1"/>
     <w:lsdException w:name="Light Shading" w:uiPriority="60"/>
@@ -2802,7 +2876,7 @@
     <w:charset w:val="00"/>
     <w:family w:val="swiss"/>
     <w:pitch w:val="variable"/>
-    <w:sig w:usb0="E0002EFF" w:usb1="C000247B" w:usb2="00000009" w:usb3="00000000" w:csb0="000001FF" w:csb1="00000000"/>
+    <w:sig w:usb0="E0002AFF" w:usb1="C000247B" w:usb2="00000009" w:usb3="00000000" w:csb0="000001FF" w:csb1="00000000"/>
   </w:font>
   <w:font w:name="Times New Roman">
     <w:panose1 w:val="02020603050405020304"/>
@@ -2816,7 +2890,7 @@
     <w:charset w:val="00"/>
     <w:family w:val="swiss"/>
     <w:pitch w:val="variable"/>
-    <w:sig w:usb0="E0002EFF" w:usb1="C000785B" w:usb2="00000009" w:usb3="00000000" w:csb0="000001FF" w:csb1="00000000"/>
+    <w:sig w:usb0="E0002EFF" w:usb1="C0007843" w:usb2="00000009" w:usb3="00000000" w:csb0="000001FF" w:csb1="00000000"/>
   </w:font>
   <w:font w:name="Calibri Light">
     <w:panose1 w:val="020F0302020204030204"/>
@@ -2851,6 +2925,8 @@
     <w:rsid w:val="005324E5"/>
     <w:rsid w:val="00617064"/>
     <w:rsid w:val="00754385"/>
+    <w:rsid w:val="00954714"/>
+    <w:rsid w:val="00AB5891"/>
     <w:rsid w:val="00B43C6A"/>
     <w:rsid w:val="00D7081E"/>
     <w:rsid w:val="00FB003F"/>
@@ -2999,6 +3075,7 @@
     <w:lsdException w:name="HTML Sample" w:semiHidden="1" w:unhideWhenUsed="1"/>
     <w:lsdException w:name="HTML Typewriter" w:semiHidden="1" w:unhideWhenUsed="1"/>
     <w:lsdException w:name="HTML Variable" w:semiHidden="1" w:unhideWhenUsed="1"/>
+    <w:lsdException w:name="Normal Table" w:semiHidden="1" w:unhideWhenUsed="1"/>
     <w:lsdException w:name="annotation subject" w:semiHidden="1" w:unhideWhenUsed="1"/>
     <w:lsdException w:name="No List" w:semiHidden="1" w:unhideWhenUsed="1"/>
     <w:lsdException w:name="Outline List 1" w:semiHidden="1" w:unhideWhenUsed="1"/>
@@ -3045,8 +3122,10 @@
     <w:lsdException w:name="Table Subtle 2" w:semiHidden="1" w:unhideWhenUsed="1"/>
     <w:lsdException w:name="Table Web 1" w:semiHidden="1" w:unhideWhenUsed="1"/>
     <w:lsdException w:name="Table Web 2" w:semiHidden="1" w:unhideWhenUsed="1"/>
+    <w:lsdException w:name="Table Web 3" w:semiHidden="1" w:unhideWhenUsed="1"/>
     <w:lsdException w:name="Balloon Text" w:semiHidden="1" w:unhideWhenUsed="1"/>
     <w:lsdException w:name="Table Grid" w:uiPriority="39"/>
+    <w:lsdException w:name="Table Theme" w:semiHidden="1" w:unhideWhenUsed="1"/>
     <w:lsdException w:name="Placeholder Text" w:semiHidden="1"/>
     <w:lsdException w:name="No Spacing" w:uiPriority="1" w:qFormat="1"/>
     <w:lsdException w:name="Light Shading" w:uiPriority="60"/>
@@ -3618,7 +3697,7 @@
 </a:theme>
 </file>
 
-<file path=customXml/item1.xml>��< ? x m l   v e r s i o n = " 1 . 0 "   e n c o d i n g = " u t f - 1 6 " ? > < N a v W o r d R e p o r t X m l P a r t   x m l n s = " u r n : m i c r o s o f t - d y n a m i c s - n a v / r e p o r t s / S V A   R e g u l a t i o n   I n d e k s / 5 0 0 8 0 / " > +<file path=customXml/item1.xml>��< ? x m l   v e r s i o n = " 1 . 0 "   e n c o d i n g = " u t f - 1 6 " ? > < N a v W o r d R e p o r t X m l P a r t   x m l n s = " u r n : m i c r o s o f t - d y n a m i c s - n a v / r e p o r t s / S V A   R e g u l a t i o n   I n d e k s / 5 0 0 2 9 / " >   
      < S V A _ R e g u l a t i o n s >   
@@ -3712,9 +3791,9 @@
 </file>
 
 <file path=customXml/itemProps1.xml><?xml version="1.0" encoding="utf-8"?>
-<ds:datastoreItem xmlns:ds="http://schemas.openxmlformats.org/officeDocument/2006/customXml" ds:itemID="{548A3DE6-8D89-4A1C-9A44-AB187931EC57}">
+<ds:datastoreItem xmlns:ds="http://schemas.openxmlformats.org/officeDocument/2006/customXml" ds:itemID="{1D3CCAA6-B2E4-4643-B4FD-83E724A831D1}">
   <ds:schemaRefs>
-    <ds:schemaRef ds:uri="urn:microsoft-dynamics-nav/reports/SVA Regulation Indeks/50080/"/>
+    <ds:schemaRef ds:uri="urn:microsoft-dynamics-nav/reports/SVA Regulation Indeks/50029/"/>
   </ds:schemaRefs>
 </ds:datastoreItem>
 </file>
--- a/Layouts/SVA Regulation Indeks.docx
+++ b/Layouts/SVA Regulation Indeks.docx
@@ -15,14 +15,14 @@
         <w:spacing w:after="0" w:line="240" w:lineRule="auto"/>
         <w:textAlignment w:val="baseline"/>
         <w:rPr>
-          <w:rFonts w:ascii="Arial" w:eastAsia="Times New Roman" w:hAnsi="Arial" w:cs="Arial"/>
+          <w:rFonts w:ascii="Arial" w:hAnsi="Arial" w:eastAsia="Times New Roman" w:cs="Arial"/>
           <w:lang w:val="en-US" w:eastAsia="en-US"/>
         </w:rPr>
       </w:pPr>
       <w:sdt>
         <w:sdtPr>
           <w:rPr>
-            <w:rFonts w:ascii="Arial" w:eastAsia="Times New Roman" w:hAnsi="Arial" w:cs="Arial"/>
+            <w:rFonts w:ascii="Arial" w:hAnsi="Arial" w:eastAsia="Times New Roman" w:cs="Arial"/>
             <w:lang w:val="en-US" w:eastAsia="en-US"/>
           </w:rPr>
           <w:alias w:val="#Nav: /SVA_Regulations/OName1"/>
@@ -38,7 +38,7 @@
         <w:sdtContent>
           <w:r>
             <w:rPr>
-              <w:rFonts w:ascii="Arial" w:eastAsia="Times New Roman" w:hAnsi="Arial" w:cs="Arial"/>
+              <w:rFonts w:ascii="Arial" w:hAnsi="Arial" w:eastAsia="Times New Roman" w:cs="Arial"/>
               <w:lang w:val="en-US" w:eastAsia="en-US"/>
             </w:rPr>
             <w:t>OName1</w:t>
@@ -47,15 +47,15 @@
       </w:sdt>
       <w:r>
         <w:rPr>
-          <w:rFonts w:ascii="Arial" w:eastAsia="Times New Roman" w:hAnsi="Arial" w:cs="Arial"/>
+          <w:rFonts w:ascii="Arial" w:hAnsi="Arial" w:eastAsia="Times New Roman" w:cs="Arial"/>
           <w:lang w:val="en-US" w:eastAsia="en-US"/>
         </w:rPr>
         <w:tab/>
       </w:r>
-      <w:bookmarkStart w:id="0" w:name="_GoBack"/>
-      <w:r>
-        <w:rPr>
-          <w:rFonts w:ascii="Arial" w:eastAsia="Times New Roman" w:hAnsi="Arial" w:cs="Arial"/>
+      <w:bookmarkStart w:name="_GoBack" w:id="0"/>
+      <w:r>
+        <w:rPr>
+          <w:rFonts w:ascii="Arial" w:hAnsi="Arial" w:eastAsia="Times New Roman" w:cs="Arial"/>
           <w:lang w:val="en-US" w:eastAsia="en-US"/>
         </w:rPr>
         <w:t>Dato</w:t>
@@ -63,7 +63,7 @@
       <w:proofErr w:type="gramStart"/>
       <w:r>
         <w:rPr>
-          <w:rFonts w:ascii="Arial" w:eastAsia="Times New Roman" w:hAnsi="Arial" w:cs="Arial"/>
+          <w:rFonts w:ascii="Arial" w:hAnsi="Arial" w:eastAsia="Times New Roman" w:cs="Arial"/>
           <w:lang w:val="en-US" w:eastAsia="en-US"/>
         </w:rPr>
         <w:t>…..</w:t>
@@ -71,14 +71,14 @@
       <w:proofErr w:type="gramEnd"/>
       <w:r>
         <w:rPr>
-          <w:rFonts w:ascii="Arial" w:eastAsia="Times New Roman" w:hAnsi="Arial" w:cs="Arial"/>
+          <w:rFonts w:ascii="Arial" w:hAnsi="Arial" w:eastAsia="Times New Roman" w:cs="Arial"/>
           <w:lang w:val="en-US" w:eastAsia="en-US"/>
         </w:rPr>
         <w:t>:</w:t>
       </w:r>
       <w:r>
         <w:rPr>
-          <w:rFonts w:ascii="Arial" w:eastAsia="Times New Roman" w:hAnsi="Arial" w:cs="Arial"/>
+          <w:rFonts w:ascii="Arial" w:hAnsi="Arial" w:eastAsia="Times New Roman" w:cs="Arial"/>
           <w:lang w:val="en-US" w:eastAsia="en-US"/>
         </w:rPr>
         <w:tab/>
@@ -86,28 +86,28 @@
       </w:r>
       <w:r>
         <w:rPr>
-          <w:rFonts w:ascii="Arial" w:eastAsia="Times New Roman" w:hAnsi="Arial" w:cs="Arial"/>
+          <w:rFonts w:ascii="Arial" w:hAnsi="Arial" w:eastAsia="Times New Roman" w:cs="Arial"/>
           <w:lang w:eastAsia="en-US"/>
         </w:rPr>
         <w:fldChar w:fldCharType="begin"/>
       </w:r>
       <w:r>
         <w:rPr>
-          <w:rFonts w:ascii="Arial" w:eastAsia="Times New Roman" w:hAnsi="Arial" w:cs="Arial"/>
+          <w:rFonts w:ascii="Arial" w:hAnsi="Arial" w:eastAsia="Times New Roman" w:cs="Arial"/>
           <w:lang w:eastAsia="en-US"/>
         </w:rPr>
         <w:instrText xml:space="preserve"> TIME \@ "d. MMMM yyyy" </w:instrText>
       </w:r>
       <w:r>
         <w:rPr>
-          <w:rFonts w:ascii="Arial" w:eastAsia="Times New Roman" w:hAnsi="Arial" w:cs="Arial"/>
+          <w:rFonts w:ascii="Arial" w:hAnsi="Arial" w:eastAsia="Times New Roman" w:cs="Arial"/>
           <w:lang w:eastAsia="en-US"/>
         </w:rPr>
         <w:fldChar w:fldCharType="separate"/>
       </w:r>
       <w:r>
         <w:rPr>
-          <w:rFonts w:ascii="Arial" w:eastAsia="Times New Roman" w:hAnsi="Arial" w:cs="Arial"/>
+          <w:rFonts w:ascii="Arial" w:hAnsi="Arial" w:eastAsia="Times New Roman" w:cs="Arial"/>
           <w:noProof/>
           <w:lang w:eastAsia="en-US"/>
         </w:rPr>
@@ -115,7 +115,7 @@
       </w:r>
       <w:r>
         <w:rPr>
-          <w:rFonts w:ascii="Arial" w:eastAsia="Times New Roman" w:hAnsi="Arial" w:cs="Arial"/>
+          <w:rFonts w:ascii="Arial" w:hAnsi="Arial" w:eastAsia="Times New Roman" w:cs="Arial"/>
           <w:lang w:eastAsia="en-US"/>
         </w:rPr>
         <w:fldChar w:fldCharType="end"/>
@@ -134,14 +134,14 @@
         <w:spacing w:after="0" w:line="240" w:lineRule="auto"/>
         <w:textAlignment w:val="baseline"/>
         <w:rPr>
-          <w:rFonts w:ascii="Arial" w:eastAsia="Times New Roman" w:hAnsi="Arial" w:cs="Arial"/>
+          <w:rFonts w:ascii="Arial" w:hAnsi="Arial" w:eastAsia="Times New Roman" w:cs="Arial"/>
           <w:lang w:val="en-US" w:eastAsia="en-US"/>
         </w:rPr>
       </w:pPr>
       <w:sdt>
         <w:sdtPr>
           <w:rPr>
-            <w:rFonts w:ascii="Arial" w:eastAsia="Times New Roman" w:hAnsi="Arial" w:cs="Arial"/>
+            <w:rFonts w:ascii="Arial" w:hAnsi="Arial" w:eastAsia="Times New Roman" w:cs="Arial"/>
             <w:lang w:val="en-US" w:eastAsia="en-US"/>
           </w:rPr>
           <w:alias w:val="#Nav: /SVA_Regulations/OName2"/>
@@ -157,7 +157,7 @@
         <w:sdtContent>
           <w:r>
             <w:rPr>
-              <w:rFonts w:ascii="Arial" w:eastAsia="Times New Roman" w:hAnsi="Arial" w:cs="Arial"/>
+              <w:rFonts w:ascii="Arial" w:hAnsi="Arial" w:eastAsia="Times New Roman" w:cs="Arial"/>
               <w:lang w:val="en-US" w:eastAsia="en-US"/>
             </w:rPr>
             <w:t>OName2</w:t>
@@ -166,7 +166,7 @@
       </w:sdt>
       <w:r>
         <w:rPr>
-          <w:rFonts w:ascii="Arial" w:eastAsia="Times New Roman" w:hAnsi="Arial" w:cs="Arial"/>
+          <w:rFonts w:ascii="Arial" w:hAnsi="Arial" w:eastAsia="Times New Roman" w:cs="Arial"/>
           <w:lang w:val="en-US" w:eastAsia="en-US"/>
         </w:rPr>
         <w:tab/>
@@ -174,7 +174,7 @@
       <w:proofErr w:type="spellStart"/>
       <w:r>
         <w:rPr>
-          <w:rFonts w:ascii="Arial" w:eastAsia="Times New Roman" w:hAnsi="Arial" w:cs="Arial"/>
+          <w:rFonts w:ascii="Arial" w:hAnsi="Arial" w:eastAsia="Times New Roman" w:cs="Arial"/>
           <w:lang w:val="en-US" w:eastAsia="en-US"/>
         </w:rPr>
         <w:t>Lejemål</w:t>
@@ -182,14 +182,14 @@
       <w:proofErr w:type="spellEnd"/>
       <w:r>
         <w:rPr>
-          <w:rFonts w:ascii="Arial" w:eastAsia="Times New Roman" w:hAnsi="Arial" w:cs="Arial"/>
+          <w:rFonts w:ascii="Arial" w:hAnsi="Arial" w:eastAsia="Times New Roman" w:cs="Arial"/>
           <w:lang w:val="en-US" w:eastAsia="en-US"/>
         </w:rPr>
         <w:t>.:</w:t>
       </w:r>
       <w:r>
         <w:rPr>
-          <w:rFonts w:ascii="Arial" w:eastAsia="Times New Roman" w:hAnsi="Arial" w:cs="Arial"/>
+          <w:rFonts w:ascii="Arial" w:hAnsi="Arial" w:eastAsia="Times New Roman" w:cs="Arial"/>
           <w:lang w:val="en-US" w:eastAsia="en-US"/>
         </w:rPr>
         <w:tab/>
@@ -198,7 +198,7 @@
       <w:sdt>
         <w:sdtPr>
           <w:rPr>
-            <w:rFonts w:ascii="Arial" w:eastAsia="Times New Roman" w:hAnsi="Arial" w:cs="Arial"/>
+            <w:rFonts w:ascii="Arial" w:hAnsi="Arial" w:eastAsia="Times New Roman" w:cs="Arial"/>
             <w:lang w:val="en-US" w:eastAsia="en-US"/>
           </w:rPr>
           <w:alias w:val="#Nav: /SVA_Regulations/TenancyNo"/>
@@ -215,7 +215,7 @@
           <w:proofErr w:type="spellStart"/>
           <w:r>
             <w:rPr>
-              <w:rFonts w:ascii="Arial" w:eastAsia="Times New Roman" w:hAnsi="Arial" w:cs="Arial"/>
+              <w:rFonts w:ascii="Arial" w:hAnsi="Arial" w:eastAsia="Times New Roman" w:cs="Arial"/>
               <w:lang w:val="en-US" w:eastAsia="en-US"/>
             </w:rPr>
             <w:t>TenancyNo</w:t>
@@ -237,14 +237,14 @@
         <w:spacing w:after="0" w:line="240" w:lineRule="auto"/>
         <w:textAlignment w:val="baseline"/>
         <w:rPr>
-          <w:rFonts w:ascii="Arial" w:eastAsia="Times New Roman" w:hAnsi="Arial" w:cs="Arial"/>
+          <w:rFonts w:ascii="Arial" w:hAnsi="Arial" w:eastAsia="Times New Roman" w:cs="Arial"/>
           <w:lang w:val="en-US" w:eastAsia="en-US"/>
         </w:rPr>
       </w:pPr>
       <w:sdt>
         <w:sdtPr>
           <w:rPr>
-            <w:rFonts w:ascii="Arial" w:eastAsia="Times New Roman" w:hAnsi="Arial" w:cs="Arial"/>
+            <w:rFonts w:ascii="Arial" w:hAnsi="Arial" w:eastAsia="Times New Roman" w:cs="Arial"/>
             <w:lang w:val="en-US" w:eastAsia="en-US"/>
           </w:rPr>
           <w:alias w:val="#Nav: /SVA_Regulations/OAddress"/>
@@ -261,7 +261,7 @@
           <w:proofErr w:type="spellStart"/>
           <w:r>
             <w:rPr>
-              <w:rFonts w:ascii="Arial" w:eastAsia="Times New Roman" w:hAnsi="Arial" w:cs="Arial"/>
+              <w:rFonts w:ascii="Arial" w:hAnsi="Arial" w:eastAsia="Times New Roman" w:cs="Arial"/>
               <w:lang w:val="en-US" w:eastAsia="en-US"/>
             </w:rPr>
             <w:t>OAddress</w:t>
@@ -271,7 +271,7 @@
       </w:sdt>
       <w:r>
         <w:rPr>
-          <w:rFonts w:ascii="Arial" w:eastAsia="Times New Roman" w:hAnsi="Arial" w:cs="Arial"/>
+          <w:rFonts w:ascii="Arial" w:hAnsi="Arial" w:eastAsia="Times New Roman" w:cs="Arial"/>
           <w:lang w:val="en-US" w:eastAsia="en-US"/>
         </w:rPr>
         <w:tab/>
@@ -279,7 +279,7 @@
       <w:proofErr w:type="spellStart"/>
       <w:r>
         <w:rPr>
-          <w:rFonts w:ascii="Arial" w:eastAsia="Times New Roman" w:hAnsi="Arial" w:cs="Arial"/>
+          <w:rFonts w:ascii="Arial" w:hAnsi="Arial" w:eastAsia="Times New Roman" w:cs="Arial"/>
           <w:lang w:val="en-US" w:eastAsia="en-US"/>
         </w:rPr>
         <w:t>Kontrakt</w:t>
@@ -287,14 +287,14 @@
       <w:proofErr w:type="spellEnd"/>
       <w:r>
         <w:rPr>
-          <w:rFonts w:ascii="Arial" w:eastAsia="Times New Roman" w:hAnsi="Arial" w:cs="Arial"/>
+          <w:rFonts w:ascii="Arial" w:hAnsi="Arial" w:eastAsia="Times New Roman" w:cs="Arial"/>
           <w:lang w:val="en-US" w:eastAsia="en-US"/>
         </w:rPr>
         <w:t>:</w:t>
       </w:r>
       <w:r>
         <w:rPr>
-          <w:rFonts w:ascii="Arial" w:eastAsia="Times New Roman" w:hAnsi="Arial" w:cs="Arial"/>
+          <w:rFonts w:ascii="Arial" w:hAnsi="Arial" w:eastAsia="Times New Roman" w:cs="Arial"/>
           <w:lang w:val="en-US" w:eastAsia="en-US"/>
         </w:rPr>
         <w:tab/>
@@ -303,7 +303,7 @@
       <w:sdt>
         <w:sdtPr>
           <w:rPr>
-            <w:rFonts w:ascii="Arial" w:eastAsia="Times New Roman" w:hAnsi="Arial" w:cs="Arial"/>
+            <w:rFonts w:ascii="Arial" w:hAnsi="Arial" w:eastAsia="Times New Roman" w:cs="Arial"/>
             <w:lang w:val="en-US" w:eastAsia="en-US"/>
           </w:rPr>
           <w:alias w:val="#Nav: /SVA_Regulations/Onumber"/>
@@ -320,7 +320,7 @@
           <w:proofErr w:type="spellStart"/>
           <w:r>
             <w:rPr>
-              <w:rFonts w:ascii="Arial" w:eastAsia="Times New Roman" w:hAnsi="Arial" w:cs="Arial"/>
+              <w:rFonts w:ascii="Arial" w:hAnsi="Arial" w:eastAsia="Times New Roman" w:cs="Arial"/>
               <w:lang w:val="en-US" w:eastAsia="en-US"/>
             </w:rPr>
             <w:t>Onumber</w:t>
@@ -342,14 +342,14 @@
         <w:spacing w:after="0" w:line="240" w:lineRule="auto"/>
         <w:textAlignment w:val="baseline"/>
         <w:rPr>
-          <w:rFonts w:ascii="Arial" w:eastAsia="Times New Roman" w:hAnsi="Arial" w:cs="Arial"/>
+          <w:rFonts w:ascii="Arial" w:hAnsi="Arial" w:eastAsia="Times New Roman" w:cs="Arial"/>
           <w:lang w:val="en-US" w:eastAsia="en-US"/>
         </w:rPr>
       </w:pPr>
       <w:sdt>
         <w:sdtPr>
           <w:rPr>
-            <w:rFonts w:ascii="Arial" w:eastAsia="Times New Roman" w:hAnsi="Arial" w:cs="Arial"/>
+            <w:rFonts w:ascii="Arial" w:hAnsi="Arial" w:eastAsia="Times New Roman" w:cs="Arial"/>
             <w:lang w:val="en-US" w:eastAsia="en-US"/>
           </w:rPr>
           <w:alias w:val="#Nav: /SVA_Regulations/OAddress2"/>
@@ -365,7 +365,7 @@
         <w:sdtContent>
           <w:r>
             <w:rPr>
-              <w:rFonts w:ascii="Arial" w:eastAsia="Times New Roman" w:hAnsi="Arial" w:cs="Arial"/>
+              <w:rFonts w:ascii="Arial" w:hAnsi="Arial" w:eastAsia="Times New Roman" w:cs="Arial"/>
               <w:lang w:val="en-US" w:eastAsia="en-US"/>
             </w:rPr>
             <w:t>OAddress2</w:t>
@@ -374,7 +374,7 @@
       </w:sdt>
       <w:r>
         <w:rPr>
-          <w:rFonts w:ascii="Arial" w:eastAsia="Times New Roman" w:hAnsi="Arial" w:cs="Arial"/>
+          <w:rFonts w:ascii="Arial" w:hAnsi="Arial" w:eastAsia="Times New Roman" w:cs="Arial"/>
           <w:lang w:val="en-US" w:eastAsia="en-US"/>
         </w:rPr>
         <w:tab/>
@@ -393,14 +393,14 @@
         <w:spacing w:after="0" w:line="240" w:lineRule="auto"/>
         <w:textAlignment w:val="baseline"/>
         <w:rPr>
-          <w:rFonts w:ascii="Arial" w:eastAsia="Times New Roman" w:hAnsi="Arial" w:cs="Arial"/>
+          <w:rFonts w:ascii="Arial" w:hAnsi="Arial" w:eastAsia="Times New Roman" w:cs="Arial"/>
           <w:lang w:val="en-US" w:eastAsia="en-US"/>
         </w:rPr>
       </w:pPr>
       <w:sdt>
         <w:sdtPr>
           <w:rPr>
-            <w:rFonts w:ascii="Arial" w:eastAsia="Times New Roman" w:hAnsi="Arial" w:cs="Arial"/>
+            <w:rFonts w:ascii="Arial" w:hAnsi="Arial" w:eastAsia="Times New Roman" w:cs="Arial"/>
             <w:lang w:val="en-US" w:eastAsia="en-US"/>
           </w:rPr>
           <w:alias w:val="#Nav: /SVA_Regulations/OPostcode"/>
@@ -417,7 +417,7 @@
           <w:proofErr w:type="spellStart"/>
           <w:r>
             <w:rPr>
-              <w:rFonts w:ascii="Arial" w:eastAsia="Times New Roman" w:hAnsi="Arial" w:cs="Arial"/>
+              <w:rFonts w:ascii="Arial" w:hAnsi="Arial" w:eastAsia="Times New Roman" w:cs="Arial"/>
               <w:lang w:val="en-US" w:eastAsia="en-US"/>
             </w:rPr>
             <w:t>OPostcode</w:t>
@@ -427,7 +427,7 @@
       </w:sdt>
       <w:r>
         <w:rPr>
-          <w:rFonts w:ascii="Arial" w:eastAsia="Times New Roman" w:hAnsi="Arial" w:cs="Arial"/>
+          <w:rFonts w:ascii="Arial" w:hAnsi="Arial" w:eastAsia="Times New Roman" w:cs="Arial"/>
           <w:lang w:val="en-US" w:eastAsia="en-US"/>
         </w:rPr>
         <w:t xml:space="preserve">  </w:t>
@@ -435,7 +435,7 @@
       <w:sdt>
         <w:sdtPr>
           <w:rPr>
-            <w:rFonts w:ascii="Arial" w:eastAsia="Times New Roman" w:hAnsi="Arial" w:cs="Arial"/>
+            <w:rFonts w:ascii="Arial" w:hAnsi="Arial" w:eastAsia="Times New Roman" w:cs="Arial"/>
             <w:lang w:val="en-US" w:eastAsia="en-US"/>
           </w:rPr>
           <w:alias w:val="#Nav: /SVA_Regulations/OCity"/>
@@ -452,7 +452,7 @@
           <w:proofErr w:type="spellStart"/>
           <w:r>
             <w:rPr>
-              <w:rFonts w:ascii="Arial" w:eastAsia="Times New Roman" w:hAnsi="Arial" w:cs="Arial"/>
+              <w:rFonts w:ascii="Arial" w:hAnsi="Arial" w:eastAsia="Times New Roman" w:cs="Arial"/>
               <w:lang w:val="en-US" w:eastAsia="en-US"/>
             </w:rPr>
             <w:t>OCity</w:t>
@@ -474,7 +474,7 @@
         <w:spacing w:after="0" w:line="240" w:lineRule="auto"/>
         <w:textAlignment w:val="baseline"/>
         <w:rPr>
-          <w:rFonts w:ascii="Arial" w:eastAsia="Times New Roman" w:hAnsi="Arial" w:cs="Arial"/>
+          <w:rFonts w:ascii="Arial" w:hAnsi="Arial" w:eastAsia="Times New Roman" w:cs="Arial"/>
           <w:lang w:val="en-US" w:eastAsia="en-US"/>
         </w:rPr>
       </w:pPr>
@@ -489,7 +489,7 @@
         <w:spacing w:after="0" w:line="240" w:lineRule="auto"/>
         <w:textAlignment w:val="baseline"/>
         <w:rPr>
-          <w:rFonts w:ascii="Arial" w:eastAsia="Times New Roman" w:hAnsi="Arial" w:cs="Arial"/>
+          <w:rFonts w:ascii="Arial" w:hAnsi="Arial" w:eastAsia="Times New Roman" w:cs="Arial"/>
           <w:b/>
           <w:lang w:val="en-US" w:eastAsia="en-US"/>
         </w:rPr>
@@ -504,7 +504,7 @@
         <w:spacing w:after="0" w:line="240" w:lineRule="auto"/>
         <w:textAlignment w:val="baseline"/>
         <w:rPr>
-          <w:rFonts w:ascii="Arial" w:eastAsia="Times New Roman" w:hAnsi="Arial" w:cs="Arial"/>
+          <w:rFonts w:ascii="Arial" w:hAnsi="Arial" w:eastAsia="Times New Roman" w:cs="Arial"/>
           <w:b/>
           <w:lang w:val="en-US" w:eastAsia="en-US"/>
         </w:rPr>
@@ -519,14 +519,14 @@
         <w:spacing w:after="0" w:line="240" w:lineRule="auto"/>
         <w:textAlignment w:val="baseline"/>
         <w:rPr>
-          <w:rFonts w:ascii="Arial" w:eastAsia="Times New Roman" w:hAnsi="Arial" w:cs="Arial"/>
+          <w:rFonts w:ascii="Arial" w:hAnsi="Arial" w:eastAsia="Times New Roman" w:cs="Arial"/>
           <w:b/>
           <w:lang w:eastAsia="en-US"/>
         </w:rPr>
       </w:pPr>
       <w:r>
         <w:rPr>
-          <w:rFonts w:ascii="Arial" w:eastAsia="Times New Roman" w:hAnsi="Arial" w:cs="Arial"/>
+          <w:rFonts w:ascii="Arial" w:hAnsi="Arial" w:eastAsia="Times New Roman" w:cs="Arial"/>
           <w:b/>
           <w:lang w:eastAsia="en-US"/>
         </w:rPr>
@@ -535,7 +535,7 @@
       <w:sdt>
         <w:sdtPr>
           <w:rPr>
-            <w:rFonts w:ascii="Arial" w:eastAsia="Times New Roman" w:hAnsi="Arial" w:cs="Arial"/>
+            <w:rFonts w:ascii="Arial" w:hAnsi="Arial" w:eastAsia="Times New Roman" w:cs="Arial"/>
             <w:b/>
             <w:lang w:eastAsia="en-US"/>
           </w:rPr>
@@ -552,7 +552,7 @@
         <w:sdtContent>
           <w:r>
             <w:rPr>
-              <w:rFonts w:ascii="Arial" w:eastAsia="Times New Roman" w:hAnsi="Arial" w:cs="Arial"/>
+              <w:rFonts w:ascii="Arial" w:hAnsi="Arial" w:eastAsia="Times New Roman" w:cs="Arial"/>
               <w:b/>
               <w:lang w:eastAsia="en-US"/>
             </w:rPr>
@@ -562,7 +562,7 @@
       </w:sdt>
       <w:r>
         <w:rPr>
-          <w:rFonts w:ascii="Arial" w:eastAsia="Times New Roman" w:hAnsi="Arial" w:cs="Arial"/>
+          <w:rFonts w:ascii="Arial" w:hAnsi="Arial" w:eastAsia="Times New Roman" w:cs="Arial"/>
           <w:b/>
           <w:lang w:eastAsia="en-US"/>
         </w:rPr>
@@ -571,7 +571,7 @@
       <w:sdt>
         <w:sdtPr>
           <w:rPr>
-            <w:rFonts w:ascii="Arial" w:eastAsia="Times New Roman" w:hAnsi="Arial" w:cs="Arial"/>
+            <w:rFonts w:ascii="Arial" w:hAnsi="Arial" w:eastAsia="Times New Roman" w:cs="Arial"/>
             <w:b/>
             <w:lang w:eastAsia="en-US"/>
           </w:rPr>
@@ -589,7 +589,7 @@
           <w:proofErr w:type="spellStart"/>
           <w:r>
             <w:rPr>
-              <w:rFonts w:ascii="Arial" w:eastAsia="Times New Roman" w:hAnsi="Arial" w:cs="Arial"/>
+              <w:rFonts w:ascii="Arial" w:hAnsi="Arial" w:eastAsia="Times New Roman" w:cs="Arial"/>
               <w:b/>
               <w:lang w:eastAsia="en-US"/>
             </w:rPr>
@@ -600,7 +600,7 @@
       </w:sdt>
       <w:r>
         <w:rPr>
-          <w:rFonts w:ascii="Arial" w:eastAsia="Times New Roman" w:hAnsi="Arial" w:cs="Arial"/>
+          <w:rFonts w:ascii="Arial" w:hAnsi="Arial" w:eastAsia="Times New Roman" w:cs="Arial"/>
           <w:b/>
           <w:lang w:eastAsia="en-US"/>
         </w:rPr>
@@ -609,7 +609,7 @@
       <w:sdt>
         <w:sdtPr>
           <w:rPr>
-            <w:rFonts w:ascii="Arial" w:eastAsia="Times New Roman" w:hAnsi="Arial" w:cs="Arial"/>
+            <w:rFonts w:ascii="Arial" w:hAnsi="Arial" w:eastAsia="Times New Roman" w:cs="Arial"/>
             <w:b/>
             <w:lang w:eastAsia="en-US"/>
           </w:rPr>
@@ -627,7 +627,7 @@
           <w:proofErr w:type="spellStart"/>
           <w:r>
             <w:rPr>
-              <w:rFonts w:ascii="Arial" w:eastAsia="Times New Roman" w:hAnsi="Arial" w:cs="Arial"/>
+              <w:rFonts w:ascii="Arial" w:hAnsi="Arial" w:eastAsia="Times New Roman" w:cs="Arial"/>
               <w:b/>
               <w:lang w:eastAsia="en-US"/>
             </w:rPr>
@@ -646,7 +646,7 @@
         <w:spacing w:after="0" w:line="240" w:lineRule="auto"/>
         <w:textAlignment w:val="baseline"/>
         <w:rPr>
-          <w:rFonts w:ascii="Arial" w:eastAsia="Times New Roman" w:hAnsi="Arial" w:cs="Arial"/>
+          <w:rFonts w:ascii="Arial" w:hAnsi="Arial" w:eastAsia="Times New Roman" w:cs="Arial"/>
           <w:b/>
           <w:lang w:eastAsia="en-US"/>
         </w:rPr>
@@ -661,27 +661,27 @@
         <w:spacing w:after="0" w:line="240" w:lineRule="auto"/>
         <w:textAlignment w:val="baseline"/>
         <w:rPr>
-          <w:rFonts w:ascii="Arial" w:eastAsia="Times New Roman" w:hAnsi="Arial" w:cs="Arial"/>
-          <w:lang w:eastAsia="en-US"/>
-        </w:rPr>
-      </w:pPr>
-      <w:r>
-        <w:rPr>
-          <w:rFonts w:ascii="Arial" w:eastAsia="Times New Roman" w:hAnsi="Arial" w:cs="Arial"/>
+          <w:rFonts w:ascii="Arial" w:hAnsi="Arial" w:eastAsia="Times New Roman" w:cs="Arial"/>
+          <w:lang w:eastAsia="en-US"/>
+        </w:rPr>
+      </w:pPr>
+      <w:r>
+        <w:rPr>
+          <w:rFonts w:ascii="Arial" w:hAnsi="Arial" w:eastAsia="Times New Roman" w:cs="Arial"/>
           <w:lang w:eastAsia="en-US"/>
         </w:rPr>
         <w:t>Med henvisning til bestemmelser i lejekontrakten</w:t>
       </w:r>
       <w:r>
         <w:rPr>
-          <w:rFonts w:ascii="Arial" w:eastAsia="Times New Roman" w:hAnsi="Arial" w:cs="Arial"/>
+          <w:rFonts w:ascii="Arial" w:hAnsi="Arial" w:eastAsia="Times New Roman" w:cs="Arial"/>
           <w:lang w:eastAsia="en-US"/>
         </w:rPr>
         <w:t>,</w:t>
       </w:r>
       <w:r>
         <w:rPr>
-          <w:rFonts w:ascii="Arial" w:eastAsia="Times New Roman" w:hAnsi="Arial" w:cs="Arial"/>
+          <w:rFonts w:ascii="Arial" w:hAnsi="Arial" w:eastAsia="Times New Roman" w:cs="Arial"/>
           <w:lang w:eastAsia="en-US"/>
         </w:rPr>
         <w:t xml:space="preserve"> varsles hermed lejeregulering på basis af udviklingen i Nettoprisindekset pr. </w:t>
@@ -689,7 +689,7 @@
       <w:sdt>
         <w:sdtPr>
           <w:rPr>
-            <w:rFonts w:ascii="Arial" w:eastAsia="Times New Roman" w:hAnsi="Arial" w:cs="Arial"/>
+            <w:rFonts w:ascii="Arial" w:hAnsi="Arial" w:eastAsia="Times New Roman" w:cs="Arial"/>
             <w:lang w:eastAsia="en-US"/>
           </w:rPr>
           <w:alias w:val="#Nav: /SVA_Regulations/Indeksdate"/>
@@ -705,7 +705,7 @@
         <w:sdtContent>
           <w:r>
             <w:rPr>
-              <w:rFonts w:ascii="Arial" w:eastAsia="Times New Roman" w:hAnsi="Arial" w:cs="Arial"/>
+              <w:rFonts w:ascii="Arial" w:hAnsi="Arial" w:eastAsia="Times New Roman" w:cs="Arial"/>
               <w:lang w:eastAsia="en-US"/>
             </w:rPr>
             <w:t>Indeksdate</w:t>
@@ -714,7 +714,7 @@
       </w:sdt>
       <w:r>
         <w:rPr>
-          <w:rFonts w:ascii="Arial" w:eastAsia="Times New Roman" w:hAnsi="Arial" w:cs="Arial"/>
+          <w:rFonts w:ascii="Arial" w:hAnsi="Arial" w:eastAsia="Times New Roman" w:cs="Arial"/>
           <w:lang w:eastAsia="en-US"/>
         </w:rPr>
         <w:t>.</w:t>
@@ -729,41 +729,41 @@
         <w:spacing w:after="0" w:line="240" w:lineRule="auto"/>
         <w:textAlignment w:val="baseline"/>
         <w:rPr>
-          <w:rFonts w:ascii="Arial" w:eastAsia="Times New Roman" w:hAnsi="Arial" w:cs="Arial"/>
-          <w:lang w:eastAsia="en-US"/>
-        </w:rPr>
-      </w:pPr>
-    </w:p>
-    <w:p>
-      <w:pPr>
-        <w:overflowPunct w:val="0"/>
-        <w:autoSpaceDE w:val="0"/>
-        <w:autoSpaceDN w:val="0"/>
-        <w:adjustRightInd w:val="0"/>
-        <w:spacing w:after="0" w:line="240" w:lineRule="auto"/>
-        <w:textAlignment w:val="baseline"/>
-        <w:rPr>
-          <w:rFonts w:ascii="Arial" w:eastAsia="Times New Roman" w:hAnsi="Arial" w:cs="Arial"/>
-          <w:lang w:eastAsia="en-US"/>
-        </w:rPr>
-      </w:pPr>
-    </w:p>
-    <w:p>
-      <w:pPr>
-        <w:overflowPunct w:val="0"/>
-        <w:autoSpaceDE w:val="0"/>
-        <w:autoSpaceDN w:val="0"/>
-        <w:adjustRightInd w:val="0"/>
-        <w:spacing w:after="0" w:line="240" w:lineRule="auto"/>
-        <w:textAlignment w:val="baseline"/>
-        <w:rPr>
-          <w:rFonts w:ascii="Arial" w:eastAsia="Times New Roman" w:hAnsi="Arial" w:cs="Arial"/>
-          <w:lang w:eastAsia="en-US"/>
-        </w:rPr>
-      </w:pPr>
-      <w:r>
-        <w:rPr>
-          <w:rFonts w:ascii="Arial" w:eastAsia="Times New Roman" w:hAnsi="Arial" w:cs="Arial"/>
+          <w:rFonts w:ascii="Arial" w:hAnsi="Arial" w:eastAsia="Times New Roman" w:cs="Arial"/>
+          <w:lang w:eastAsia="en-US"/>
+        </w:rPr>
+      </w:pPr>
+    </w:p>
+    <w:p>
+      <w:pPr>
+        <w:overflowPunct w:val="0"/>
+        <w:autoSpaceDE w:val="0"/>
+        <w:autoSpaceDN w:val="0"/>
+        <w:adjustRightInd w:val="0"/>
+        <w:spacing w:after="0" w:line="240" w:lineRule="auto"/>
+        <w:textAlignment w:val="baseline"/>
+        <w:rPr>
+          <w:rFonts w:ascii="Arial" w:hAnsi="Arial" w:eastAsia="Times New Roman" w:cs="Arial"/>
+          <w:lang w:eastAsia="en-US"/>
+        </w:rPr>
+      </w:pPr>
+    </w:p>
+    <w:p>
+      <w:pPr>
+        <w:overflowPunct w:val="0"/>
+        <w:autoSpaceDE w:val="0"/>
+        <w:autoSpaceDN w:val="0"/>
+        <w:adjustRightInd w:val="0"/>
+        <w:spacing w:after="0" w:line="240" w:lineRule="auto"/>
+        <w:textAlignment w:val="baseline"/>
+        <w:rPr>
+          <w:rFonts w:ascii="Arial" w:hAnsi="Arial" w:eastAsia="Times New Roman" w:cs="Arial"/>
+          <w:lang w:eastAsia="en-US"/>
+        </w:rPr>
+      </w:pPr>
+      <w:r>
+        <w:rPr>
+          <w:rFonts w:ascii="Arial" w:hAnsi="Arial" w:eastAsia="Times New Roman" w:cs="Arial"/>
           <w:lang w:eastAsia="en-US"/>
         </w:rPr>
         <w:t>Udviklingen i Nettoprisindekser har været:</w:t>
@@ -778,7 +778,7 @@
         <w:spacing w:after="0" w:line="240" w:lineRule="auto"/>
         <w:textAlignment w:val="baseline"/>
         <w:rPr>
-          <w:rFonts w:ascii="Arial" w:eastAsia="Times New Roman" w:hAnsi="Arial" w:cs="Arial"/>
+          <w:rFonts w:ascii="Arial" w:hAnsi="Arial" w:eastAsia="Times New Roman" w:cs="Arial"/>
           <w:lang w:eastAsia="en-US"/>
         </w:rPr>
       </w:pPr>
@@ -795,34 +795,34 @@
         <w:spacing w:after="0" w:line="240" w:lineRule="auto"/>
         <w:textAlignment w:val="baseline"/>
         <w:rPr>
-          <w:rFonts w:ascii="Arial" w:eastAsia="Times New Roman" w:hAnsi="Arial" w:cs="Arial"/>
-          <w:lang w:eastAsia="en-US"/>
-        </w:rPr>
-      </w:pPr>
-      <w:r>
-        <w:rPr>
-          <w:rFonts w:ascii="Arial" w:eastAsia="Times New Roman" w:hAnsi="Arial" w:cs="Arial"/>
+          <w:rFonts w:ascii="Arial" w:hAnsi="Arial" w:eastAsia="Times New Roman" w:cs="Arial"/>
+          <w:lang w:eastAsia="en-US"/>
+        </w:rPr>
+      </w:pPr>
+      <w:r>
+        <w:rPr>
+          <w:rFonts w:ascii="Arial" w:hAnsi="Arial" w:eastAsia="Times New Roman" w:cs="Arial"/>
           <w:lang w:eastAsia="en-US"/>
         </w:rPr>
         <w:t>Indeks</w:t>
       </w:r>
       <w:r>
         <w:rPr>
-          <w:rFonts w:ascii="Arial" w:eastAsia="Times New Roman" w:hAnsi="Arial" w:cs="Arial"/>
+          <w:rFonts w:ascii="Arial" w:hAnsi="Arial" w:eastAsia="Times New Roman" w:cs="Arial"/>
           <w:lang w:eastAsia="en-US"/>
         </w:rPr>
         <w:t xml:space="preserve"> 1</w:t>
       </w:r>
       <w:r>
         <w:rPr>
-          <w:rFonts w:ascii="Arial" w:eastAsia="Times New Roman" w:hAnsi="Arial" w:cs="Arial"/>
+          <w:rFonts w:ascii="Arial" w:hAnsi="Arial" w:eastAsia="Times New Roman" w:cs="Arial"/>
           <w:lang w:eastAsia="en-US"/>
         </w:rPr>
         <w:t>:</w:t>
       </w:r>
       <w:r>
         <w:rPr>
-          <w:rFonts w:ascii="Arial" w:eastAsia="Times New Roman" w:hAnsi="Arial" w:cs="Arial"/>
+          <w:rFonts w:ascii="Arial" w:hAnsi="Arial" w:eastAsia="Times New Roman" w:cs="Arial"/>
           <w:lang w:eastAsia="en-US"/>
         </w:rPr>
         <w:tab/>
@@ -830,7 +830,7 @@
       <w:sdt>
         <w:sdtPr>
           <w:rPr>
-            <w:rFonts w:ascii="Arial" w:eastAsia="Times New Roman" w:hAnsi="Arial" w:cs="Arial"/>
+            <w:rFonts w:ascii="Arial" w:hAnsi="Arial" w:eastAsia="Times New Roman" w:cs="Arial"/>
             <w:lang w:eastAsia="en-US"/>
           </w:rPr>
           <w:alias w:val="#Nav: /SVA_Regulations/IndeksOld"/>
@@ -847,7 +847,7 @@
           <w:proofErr w:type="spellStart"/>
           <w:r>
             <w:rPr>
-              <w:rFonts w:ascii="Arial" w:eastAsia="Times New Roman" w:hAnsi="Arial" w:cs="Arial"/>
+              <w:rFonts w:ascii="Arial" w:hAnsi="Arial" w:eastAsia="Times New Roman" w:cs="Arial"/>
               <w:lang w:eastAsia="en-US"/>
             </w:rPr>
             <w:t>IndeksOld</w:t>
@@ -868,34 +868,34 @@
         <w:spacing w:after="0" w:line="240" w:lineRule="auto"/>
         <w:textAlignment w:val="baseline"/>
         <w:rPr>
-          <w:rFonts w:ascii="Arial" w:eastAsia="Times New Roman" w:hAnsi="Arial" w:cs="Arial"/>
-          <w:lang w:eastAsia="en-US"/>
-        </w:rPr>
-      </w:pPr>
-      <w:r>
-        <w:rPr>
-          <w:rFonts w:ascii="Arial" w:eastAsia="Times New Roman" w:hAnsi="Arial" w:cs="Arial"/>
+          <w:rFonts w:ascii="Arial" w:hAnsi="Arial" w:eastAsia="Times New Roman" w:cs="Arial"/>
+          <w:lang w:eastAsia="en-US"/>
+        </w:rPr>
+      </w:pPr>
+      <w:r>
+        <w:rPr>
+          <w:rFonts w:ascii="Arial" w:hAnsi="Arial" w:eastAsia="Times New Roman" w:cs="Arial"/>
           <w:lang w:eastAsia="en-US"/>
         </w:rPr>
         <w:t>Indeks</w:t>
       </w:r>
       <w:r>
         <w:rPr>
-          <w:rFonts w:ascii="Arial" w:eastAsia="Times New Roman" w:hAnsi="Arial" w:cs="Arial"/>
+          <w:rFonts w:ascii="Arial" w:hAnsi="Arial" w:eastAsia="Times New Roman" w:cs="Arial"/>
           <w:lang w:eastAsia="en-US"/>
         </w:rPr>
         <w:t xml:space="preserve"> 2</w:t>
       </w:r>
       <w:r>
         <w:rPr>
-          <w:rFonts w:ascii="Arial" w:eastAsia="Times New Roman" w:hAnsi="Arial" w:cs="Arial"/>
+          <w:rFonts w:ascii="Arial" w:hAnsi="Arial" w:eastAsia="Times New Roman" w:cs="Arial"/>
           <w:lang w:eastAsia="en-US"/>
         </w:rPr>
         <w:t>:</w:t>
       </w:r>
       <w:r>
         <w:rPr>
-          <w:rFonts w:ascii="Arial" w:eastAsia="Times New Roman" w:hAnsi="Arial" w:cs="Arial"/>
+          <w:rFonts w:ascii="Arial" w:hAnsi="Arial" w:eastAsia="Times New Roman" w:cs="Arial"/>
           <w:lang w:eastAsia="en-US"/>
         </w:rPr>
         <w:tab/>
@@ -903,7 +903,7 @@
       <w:sdt>
         <w:sdtPr>
           <w:rPr>
-            <w:rFonts w:ascii="Arial" w:eastAsia="Times New Roman" w:hAnsi="Arial" w:cs="Arial"/>
+            <w:rFonts w:ascii="Arial" w:hAnsi="Arial" w:eastAsia="Times New Roman" w:cs="Arial"/>
             <w:lang w:eastAsia="en-US"/>
           </w:rPr>
           <w:alias w:val="#Nav: /SVA_Regulations/IndeksNew"/>
@@ -920,7 +920,7 @@
           <w:proofErr w:type="spellStart"/>
           <w:r>
             <w:rPr>
-              <w:rFonts w:ascii="Arial" w:eastAsia="Times New Roman" w:hAnsi="Arial" w:cs="Arial"/>
+              <w:rFonts w:ascii="Arial" w:hAnsi="Arial" w:eastAsia="Times New Roman" w:cs="Arial"/>
               <w:lang w:eastAsia="en-US"/>
             </w:rPr>
             <w:t>IndeksNew</w:t>
@@ -930,7 +930,7 @@
       </w:sdt>
       <w:r>
         <w:rPr>
-          <w:rFonts w:ascii="Arial" w:eastAsia="Times New Roman" w:hAnsi="Arial" w:cs="Arial"/>
+          <w:rFonts w:ascii="Arial" w:hAnsi="Arial" w:eastAsia="Times New Roman" w:cs="Arial"/>
           <w:lang w:eastAsia="en-US"/>
         </w:rPr>
         <w:tab/>
@@ -948,27 +948,27 @@
         <w:spacing w:after="0" w:line="240" w:lineRule="auto"/>
         <w:textAlignment w:val="baseline"/>
         <w:rPr>
-          <w:rFonts w:ascii="Arial" w:eastAsia="Times New Roman" w:hAnsi="Arial" w:cs="Arial"/>
-          <w:lang w:eastAsia="en-US"/>
-        </w:rPr>
-      </w:pPr>
-    </w:p>
-    <w:p>
-      <w:pPr>
-        <w:overflowPunct w:val="0"/>
-        <w:autoSpaceDE w:val="0"/>
-        <w:autoSpaceDN w:val="0"/>
-        <w:adjustRightInd w:val="0"/>
-        <w:spacing w:after="0" w:line="240" w:lineRule="auto"/>
-        <w:textAlignment w:val="baseline"/>
-        <w:rPr>
-          <w:rFonts w:ascii="Arial" w:eastAsia="Times New Roman" w:hAnsi="Arial" w:cs="Arial"/>
-          <w:lang w:eastAsia="en-US"/>
-        </w:rPr>
-      </w:pPr>
-      <w:r>
-        <w:rPr>
-          <w:rFonts w:ascii="Arial" w:eastAsia="Times New Roman" w:hAnsi="Arial" w:cs="Arial"/>
+          <w:rFonts w:ascii="Arial" w:hAnsi="Arial" w:eastAsia="Times New Roman" w:cs="Arial"/>
+          <w:lang w:eastAsia="en-US"/>
+        </w:rPr>
+      </w:pPr>
+    </w:p>
+    <w:p>
+      <w:pPr>
+        <w:overflowPunct w:val="0"/>
+        <w:autoSpaceDE w:val="0"/>
+        <w:autoSpaceDN w:val="0"/>
+        <w:adjustRightInd w:val="0"/>
+        <w:spacing w:after="0" w:line="240" w:lineRule="auto"/>
+        <w:textAlignment w:val="baseline"/>
+        <w:rPr>
+          <w:rFonts w:ascii="Arial" w:hAnsi="Arial" w:eastAsia="Times New Roman" w:cs="Arial"/>
+          <w:lang w:eastAsia="en-US"/>
+        </w:rPr>
+      </w:pPr>
+      <w:r>
+        <w:rPr>
+          <w:rFonts w:ascii="Arial" w:hAnsi="Arial" w:eastAsia="Times New Roman" w:cs="Arial"/>
           <w:lang w:eastAsia="en-US"/>
         </w:rPr>
         <w:t xml:space="preserve">Stigningen i den årlige leje udgør </w:t>
@@ -976,7 +976,7 @@
       <w:sdt>
         <w:sdtPr>
           <w:rPr>
-            <w:rFonts w:ascii="Arial" w:eastAsia="Times New Roman" w:hAnsi="Arial" w:cs="Arial"/>
+            <w:rFonts w:ascii="Arial" w:hAnsi="Arial" w:eastAsia="Times New Roman" w:cs="Arial"/>
             <w:lang w:eastAsia="en-US"/>
           </w:rPr>
           <w:alias w:val="#Nav: /SVA_Regulations/ActualRegulation"/>
@@ -993,7 +993,7 @@
           <w:proofErr w:type="spellStart"/>
           <w:r>
             <w:rPr>
-              <w:rFonts w:ascii="Arial" w:eastAsia="Times New Roman" w:hAnsi="Arial" w:cs="Arial"/>
+              <w:rFonts w:ascii="Arial" w:hAnsi="Arial" w:eastAsia="Times New Roman" w:cs="Arial"/>
               <w:lang w:eastAsia="en-US"/>
             </w:rPr>
             <w:t>ActualRegulation</w:t>
@@ -1003,7 +1003,7 @@
       </w:sdt>
       <w:r>
         <w:rPr>
-          <w:rFonts w:ascii="Arial" w:eastAsia="Times New Roman" w:hAnsi="Arial" w:cs="Arial"/>
+          <w:rFonts w:ascii="Arial" w:hAnsi="Arial" w:eastAsia="Times New Roman" w:cs="Arial"/>
           <w:lang w:eastAsia="en-US"/>
         </w:rPr>
         <w:t>%</w:t>
@@ -1018,7 +1018,7 @@
         <w:spacing w:after="0" w:line="240" w:lineRule="auto"/>
         <w:textAlignment w:val="baseline"/>
         <w:rPr>
-          <w:rFonts w:ascii="Arial" w:eastAsia="Times New Roman" w:hAnsi="Arial" w:cs="Arial"/>
+          <w:rFonts w:ascii="Arial" w:hAnsi="Arial" w:eastAsia="Times New Roman" w:cs="Arial"/>
           <w:b/>
           <w:lang w:eastAsia="en-US"/>
         </w:rPr>
@@ -1033,14 +1033,14 @@
         <w:spacing w:after="0" w:line="240" w:lineRule="auto"/>
         <w:textAlignment w:val="baseline"/>
         <w:rPr>
-          <w:rFonts w:ascii="Arial" w:eastAsia="Times New Roman" w:hAnsi="Arial" w:cs="Arial"/>
+          <w:rFonts w:ascii="Arial" w:hAnsi="Arial" w:eastAsia="Times New Roman" w:cs="Arial"/>
           <w:b/>
           <w:lang w:eastAsia="en-US"/>
         </w:rPr>
       </w:pPr>
       <w:r>
         <w:rPr>
-          <w:rFonts w:ascii="Arial" w:eastAsia="Times New Roman" w:hAnsi="Arial" w:cs="Arial"/>
+          <w:rFonts w:ascii="Arial" w:hAnsi="Arial" w:eastAsia="Times New Roman" w:cs="Arial"/>
           <w:b/>
           <w:lang w:eastAsia="en-US"/>
         </w:rPr>
@@ -1049,7 +1049,7 @@
       <w:sdt>
         <w:sdtPr>
           <w:rPr>
-            <w:rFonts w:ascii="Arial" w:eastAsia="Times New Roman" w:hAnsi="Arial" w:cs="Arial"/>
+            <w:rFonts w:ascii="Arial" w:hAnsi="Arial" w:eastAsia="Times New Roman" w:cs="Arial"/>
             <w:b/>
             <w:lang w:eastAsia="en-US"/>
           </w:rPr>
@@ -1067,7 +1067,7 @@
           <w:proofErr w:type="spellStart"/>
           <w:r>
             <w:rPr>
-              <w:rFonts w:ascii="Arial" w:eastAsia="Times New Roman" w:hAnsi="Arial" w:cs="Arial"/>
+              <w:rFonts w:ascii="Arial" w:hAnsi="Arial" w:eastAsia="Times New Roman" w:cs="Arial"/>
               <w:b/>
               <w:lang w:eastAsia="en-US"/>
             </w:rPr>
@@ -1078,7 +1078,7 @@
       </w:sdt>
       <w:r>
         <w:rPr>
-          <w:rFonts w:ascii="Arial" w:eastAsia="Times New Roman" w:hAnsi="Arial" w:cs="Arial"/>
+          <w:rFonts w:ascii="Arial" w:hAnsi="Arial" w:eastAsia="Times New Roman" w:cs="Arial"/>
           <w:b/>
           <w:lang w:eastAsia="en-US"/>
         </w:rPr>
@@ -1094,7 +1094,7 @@
         <w:spacing w:after="0" w:line="240" w:lineRule="auto"/>
         <w:textAlignment w:val="baseline"/>
         <w:rPr>
-          <w:rFonts w:ascii="Arial" w:eastAsia="Times New Roman" w:hAnsi="Arial" w:cs="Arial"/>
+          <w:rFonts w:ascii="Arial" w:hAnsi="Arial" w:eastAsia="Times New Roman" w:cs="Arial"/>
           <w:b/>
           <w:lang w:eastAsia="en-US"/>
         </w:rPr>
@@ -1113,14 +1113,14 @@
         <w:spacing w:after="0" w:line="240" w:lineRule="auto"/>
         <w:textAlignment w:val="baseline"/>
         <w:rPr>
-          <w:rFonts w:ascii="Arial" w:eastAsia="Times New Roman" w:hAnsi="Arial" w:cs="Arial"/>
+          <w:rFonts w:ascii="Arial" w:hAnsi="Arial" w:eastAsia="Times New Roman" w:cs="Arial"/>
           <w:b/>
           <w:lang w:eastAsia="en-US"/>
         </w:rPr>
       </w:pPr>
       <w:r>
         <w:rPr>
-          <w:rFonts w:ascii="Arial" w:eastAsia="Times New Roman" w:hAnsi="Arial" w:cs="Arial"/>
+          <w:rFonts w:ascii="Arial" w:hAnsi="Arial" w:eastAsia="Times New Roman" w:cs="Arial"/>
           <w:b/>
           <w:lang w:eastAsia="en-US"/>
         </w:rPr>
@@ -1129,7 +1129,7 @@
       </w:r>
       <w:r>
         <w:rPr>
-          <w:rFonts w:ascii="Arial" w:eastAsia="Times New Roman" w:hAnsi="Arial" w:cs="Arial"/>
+          <w:rFonts w:ascii="Arial" w:hAnsi="Arial" w:eastAsia="Times New Roman" w:cs="Arial"/>
           <w:b/>
           <w:lang w:eastAsia="en-US"/>
         </w:rPr>
@@ -1150,20 +1150,20 @@
         <w:spacing w:after="0" w:line="240" w:lineRule="auto"/>
         <w:textAlignment w:val="baseline"/>
         <w:rPr>
-          <w:rFonts w:ascii="Arial" w:eastAsia="Times New Roman" w:hAnsi="Arial" w:cs="Arial"/>
-          <w:lang w:eastAsia="en-US"/>
-        </w:rPr>
-      </w:pPr>
-      <w:r>
-        <w:rPr>
-          <w:rFonts w:ascii="Arial" w:eastAsia="Times New Roman" w:hAnsi="Arial" w:cs="Arial"/>
+          <w:rFonts w:ascii="Arial" w:hAnsi="Arial" w:eastAsia="Times New Roman" w:cs="Arial"/>
+          <w:lang w:eastAsia="en-US"/>
+        </w:rPr>
+      </w:pPr>
+      <w:r>
+        <w:rPr>
+          <w:rFonts w:ascii="Arial" w:hAnsi="Arial" w:eastAsia="Times New Roman" w:cs="Arial"/>
           <w:lang w:eastAsia="en-US"/>
         </w:rPr>
         <w:t>Nuværende beløb</w:t>
       </w:r>
       <w:r>
         <w:rPr>
-          <w:rFonts w:ascii="Arial" w:eastAsia="Times New Roman" w:hAnsi="Arial" w:cs="Arial"/>
+          <w:rFonts w:ascii="Arial" w:hAnsi="Arial" w:eastAsia="Times New Roman" w:cs="Arial"/>
           <w:lang w:eastAsia="en-US"/>
         </w:rPr>
         <w:tab/>
@@ -1171,7 +1171,7 @@
       <w:sdt>
         <w:sdtPr>
           <w:rPr>
-            <w:rFonts w:ascii="Arial" w:eastAsia="Times New Roman" w:hAnsi="Arial" w:cs="Arial"/>
+            <w:rFonts w:ascii="Arial" w:hAnsi="Arial" w:eastAsia="Times New Roman" w:cs="Arial"/>
             <w:lang w:eastAsia="en-US"/>
           </w:rPr>
           <w:alias w:val="#Nav: /SVA_Regulations/RentYearNow"/>
@@ -1188,7 +1188,7 @@
           <w:proofErr w:type="spellStart"/>
           <w:r>
             <w:rPr>
-              <w:rFonts w:ascii="Arial" w:eastAsia="Times New Roman" w:hAnsi="Arial" w:cs="Arial"/>
+              <w:rFonts w:ascii="Arial" w:hAnsi="Arial" w:eastAsia="Times New Roman" w:cs="Arial"/>
               <w:lang w:eastAsia="en-US"/>
             </w:rPr>
             <w:t>RentYearNow</w:t>
@@ -1198,14 +1198,14 @@
       </w:sdt>
       <w:r>
         <w:rPr>
-          <w:rFonts w:ascii="Arial" w:eastAsia="Times New Roman" w:hAnsi="Arial" w:cs="Arial"/>
+          <w:rFonts w:ascii="Arial" w:hAnsi="Arial" w:eastAsia="Times New Roman" w:cs="Arial"/>
           <w:lang w:eastAsia="en-US"/>
         </w:rPr>
         <w:t xml:space="preserve"> kr.</w:t>
       </w:r>
       <w:r>
         <w:rPr>
-          <w:rFonts w:ascii="Arial" w:eastAsia="Times New Roman" w:hAnsi="Arial" w:cs="Arial"/>
+          <w:rFonts w:ascii="Arial" w:hAnsi="Arial" w:eastAsia="Times New Roman" w:cs="Arial"/>
           <w:lang w:eastAsia="en-US"/>
         </w:rPr>
         <w:tab/>
@@ -1213,7 +1213,7 @@
       <w:sdt>
         <w:sdtPr>
           <w:rPr>
-            <w:rFonts w:ascii="Arial" w:eastAsia="Times New Roman" w:hAnsi="Arial" w:cs="Arial"/>
+            <w:rFonts w:ascii="Arial" w:hAnsi="Arial" w:eastAsia="Times New Roman" w:cs="Arial"/>
             <w:lang w:eastAsia="en-US"/>
           </w:rPr>
           <w:alias w:val="#Nav: /SVA_Regulations/RentPerNow"/>
@@ -1230,7 +1230,7 @@
           <w:proofErr w:type="spellStart"/>
           <w:r>
             <w:rPr>
-              <w:rFonts w:ascii="Arial" w:eastAsia="Times New Roman" w:hAnsi="Arial" w:cs="Arial"/>
+              <w:rFonts w:ascii="Arial" w:hAnsi="Arial" w:eastAsia="Times New Roman" w:cs="Arial"/>
               <w:lang w:eastAsia="en-US"/>
             </w:rPr>
             <w:t>RentPerNow</w:t>
@@ -1240,7 +1240,7 @@
       </w:sdt>
       <w:r>
         <w:rPr>
-          <w:rFonts w:ascii="Arial" w:eastAsia="Times New Roman" w:hAnsi="Arial" w:cs="Arial"/>
+          <w:rFonts w:ascii="Arial" w:hAnsi="Arial" w:eastAsia="Times New Roman" w:cs="Arial"/>
           <w:lang w:eastAsia="en-US"/>
         </w:rPr>
         <w:t xml:space="preserve"> kr.</w:t>
@@ -1259,20 +1259,20 @@
         <w:spacing w:after="0" w:line="240" w:lineRule="auto"/>
         <w:textAlignment w:val="baseline"/>
         <w:rPr>
-          <w:rFonts w:ascii="Arial" w:eastAsia="Times New Roman" w:hAnsi="Arial" w:cs="Arial"/>
-          <w:lang w:eastAsia="en-US"/>
-        </w:rPr>
-      </w:pPr>
-      <w:r>
-        <w:rPr>
-          <w:rFonts w:ascii="Arial" w:eastAsia="Times New Roman" w:hAnsi="Arial" w:cs="Arial"/>
+          <w:rFonts w:ascii="Arial" w:hAnsi="Arial" w:eastAsia="Times New Roman" w:cs="Arial"/>
+          <w:lang w:eastAsia="en-US"/>
+        </w:rPr>
+      </w:pPr>
+      <w:r>
+        <w:rPr>
+          <w:rFonts w:ascii="Arial" w:hAnsi="Arial" w:eastAsia="Times New Roman" w:cs="Arial"/>
           <w:lang w:eastAsia="en-US"/>
         </w:rPr>
         <w:t>Regulering</w:t>
       </w:r>
       <w:r>
         <w:rPr>
-          <w:rFonts w:ascii="Arial" w:eastAsia="Times New Roman" w:hAnsi="Arial" w:cs="Arial"/>
+          <w:rFonts w:ascii="Arial" w:hAnsi="Arial" w:eastAsia="Times New Roman" w:cs="Arial"/>
           <w:lang w:eastAsia="en-US"/>
         </w:rPr>
         <w:tab/>
@@ -1280,7 +1280,7 @@
       <w:sdt>
         <w:sdtPr>
           <w:rPr>
-            <w:rFonts w:ascii="Arial" w:eastAsia="Times New Roman" w:hAnsi="Arial" w:cs="Arial"/>
+            <w:rFonts w:ascii="Arial" w:hAnsi="Arial" w:eastAsia="Times New Roman" w:cs="Arial"/>
             <w:lang w:eastAsia="en-US"/>
           </w:rPr>
           <w:alias w:val="#Nav: /SVA_Regulations/RegulationYear"/>
@@ -1297,7 +1297,7 @@
           <w:proofErr w:type="spellStart"/>
           <w:r>
             <w:rPr>
-              <w:rFonts w:ascii="Arial" w:eastAsia="Times New Roman" w:hAnsi="Arial" w:cs="Arial"/>
+              <w:rFonts w:ascii="Arial" w:hAnsi="Arial" w:eastAsia="Times New Roman" w:cs="Arial"/>
               <w:lang w:eastAsia="en-US"/>
             </w:rPr>
             <w:t>RegulationYear</w:t>
@@ -1307,14 +1307,14 @@
       </w:sdt>
       <w:r>
         <w:rPr>
-          <w:rFonts w:ascii="Arial" w:eastAsia="Times New Roman" w:hAnsi="Arial" w:cs="Arial"/>
+          <w:rFonts w:ascii="Arial" w:hAnsi="Arial" w:eastAsia="Times New Roman" w:cs="Arial"/>
           <w:lang w:eastAsia="en-US"/>
         </w:rPr>
         <w:t xml:space="preserve"> kr.</w:t>
       </w:r>
       <w:r>
         <w:rPr>
-          <w:rFonts w:ascii="Arial" w:eastAsia="Times New Roman" w:hAnsi="Arial" w:cs="Arial"/>
+          <w:rFonts w:ascii="Arial" w:hAnsi="Arial" w:eastAsia="Times New Roman" w:cs="Arial"/>
           <w:lang w:eastAsia="en-US"/>
         </w:rPr>
         <w:tab/>
@@ -1322,7 +1322,7 @@
       <w:sdt>
         <w:sdtPr>
           <w:rPr>
-            <w:rFonts w:ascii="Arial" w:eastAsia="Times New Roman" w:hAnsi="Arial" w:cs="Arial"/>
+            <w:rFonts w:ascii="Arial" w:hAnsi="Arial" w:eastAsia="Times New Roman" w:cs="Arial"/>
             <w:lang w:eastAsia="en-US"/>
           </w:rPr>
           <w:alias w:val="#Nav: /SVA_Regulations/RegulationPer"/>
@@ -1339,7 +1339,7 @@
           <w:proofErr w:type="spellStart"/>
           <w:r>
             <w:rPr>
-              <w:rFonts w:ascii="Arial" w:eastAsia="Times New Roman" w:hAnsi="Arial" w:cs="Arial"/>
+              <w:rFonts w:ascii="Arial" w:hAnsi="Arial" w:eastAsia="Times New Roman" w:cs="Arial"/>
               <w:lang w:eastAsia="en-US"/>
             </w:rPr>
             <w:t>RegulationPer</w:t>
@@ -1349,7 +1349,7 @@
       </w:sdt>
       <w:r>
         <w:rPr>
-          <w:rFonts w:ascii="Arial" w:eastAsia="Times New Roman" w:hAnsi="Arial" w:cs="Arial"/>
+          <w:rFonts w:ascii="Arial" w:hAnsi="Arial" w:eastAsia="Times New Roman" w:cs="Arial"/>
           <w:lang w:eastAsia="en-US"/>
         </w:rPr>
         <w:t xml:space="preserve"> kr.</w:t>
@@ -1368,20 +1368,20 @@
         <w:spacing w:after="0" w:line="240" w:lineRule="auto"/>
         <w:textAlignment w:val="baseline"/>
         <w:rPr>
-          <w:rFonts w:ascii="Arial" w:eastAsia="Times New Roman" w:hAnsi="Arial" w:cs="Arial"/>
-          <w:lang w:eastAsia="en-US"/>
-        </w:rPr>
-      </w:pPr>
-      <w:r>
-        <w:rPr>
-          <w:rFonts w:ascii="Arial" w:eastAsia="Times New Roman" w:hAnsi="Arial" w:cs="Arial"/>
+          <w:rFonts w:ascii="Arial" w:hAnsi="Arial" w:eastAsia="Times New Roman" w:cs="Arial"/>
+          <w:lang w:eastAsia="en-US"/>
+        </w:rPr>
+      </w:pPr>
+      <w:r>
+        <w:rPr>
+          <w:rFonts w:ascii="Arial" w:hAnsi="Arial" w:eastAsia="Times New Roman" w:cs="Arial"/>
           <w:lang w:eastAsia="en-US"/>
         </w:rPr>
         <w:t>Fremtidigt beløb</w:t>
       </w:r>
       <w:r>
         <w:rPr>
-          <w:rFonts w:ascii="Arial" w:eastAsia="Times New Roman" w:hAnsi="Arial" w:cs="Arial"/>
+          <w:rFonts w:ascii="Arial" w:hAnsi="Arial" w:eastAsia="Times New Roman" w:cs="Arial"/>
           <w:lang w:eastAsia="en-US"/>
         </w:rPr>
         <w:tab/>
@@ -1389,7 +1389,7 @@
       <w:sdt>
         <w:sdtPr>
           <w:rPr>
-            <w:rFonts w:ascii="Arial" w:eastAsia="Times New Roman" w:hAnsi="Arial" w:cs="Arial"/>
+            <w:rFonts w:ascii="Arial" w:hAnsi="Arial" w:eastAsia="Times New Roman" w:cs="Arial"/>
             <w:lang w:eastAsia="en-US"/>
           </w:rPr>
           <w:alias w:val="#Nav: /SVA_Regulations/RentYearNew"/>
@@ -1406,7 +1406,7 @@
           <w:proofErr w:type="spellStart"/>
           <w:r>
             <w:rPr>
-              <w:rFonts w:ascii="Arial" w:eastAsia="Times New Roman" w:hAnsi="Arial" w:cs="Arial"/>
+              <w:rFonts w:ascii="Arial" w:hAnsi="Arial" w:eastAsia="Times New Roman" w:cs="Arial"/>
               <w:lang w:eastAsia="en-US"/>
             </w:rPr>
             <w:t>RentYearNew</w:t>
@@ -1416,14 +1416,14 @@
       </w:sdt>
       <w:r>
         <w:rPr>
-          <w:rFonts w:ascii="Arial" w:eastAsia="Times New Roman" w:hAnsi="Arial" w:cs="Arial"/>
+          <w:rFonts w:ascii="Arial" w:hAnsi="Arial" w:eastAsia="Times New Roman" w:cs="Arial"/>
           <w:lang w:eastAsia="en-US"/>
         </w:rPr>
         <w:t xml:space="preserve"> kr.</w:t>
       </w:r>
       <w:r>
         <w:rPr>
-          <w:rFonts w:ascii="Arial" w:eastAsia="Times New Roman" w:hAnsi="Arial" w:cs="Arial"/>
+          <w:rFonts w:ascii="Arial" w:hAnsi="Arial" w:eastAsia="Times New Roman" w:cs="Arial"/>
           <w:lang w:eastAsia="en-US"/>
         </w:rPr>
         <w:tab/>
@@ -1431,7 +1431,7 @@
       <w:sdt>
         <w:sdtPr>
           <w:rPr>
-            <w:rFonts w:ascii="Arial" w:eastAsia="Times New Roman" w:hAnsi="Arial" w:cs="Arial"/>
+            <w:rFonts w:ascii="Arial" w:hAnsi="Arial" w:eastAsia="Times New Roman" w:cs="Arial"/>
             <w:lang w:eastAsia="en-US"/>
           </w:rPr>
           <w:alias w:val="#Nav: /SVA_Regulations/RentPerNew"/>
@@ -1448,7 +1448,7 @@
           <w:proofErr w:type="spellStart"/>
           <w:r>
             <w:rPr>
-              <w:rFonts w:ascii="Arial" w:eastAsia="Times New Roman" w:hAnsi="Arial" w:cs="Arial"/>
+              <w:rFonts w:ascii="Arial" w:hAnsi="Arial" w:eastAsia="Times New Roman" w:cs="Arial"/>
               <w:lang w:eastAsia="en-US"/>
             </w:rPr>
             <w:t>RentPerNew</w:t>
@@ -1458,7 +1458,7 @@
       </w:sdt>
       <w:r>
         <w:rPr>
-          <w:rFonts w:ascii="Arial" w:eastAsia="Times New Roman" w:hAnsi="Arial" w:cs="Arial"/>
+          <w:rFonts w:ascii="Arial" w:hAnsi="Arial" w:eastAsia="Times New Roman" w:cs="Arial"/>
           <w:lang w:eastAsia="en-US"/>
         </w:rPr>
         <w:t xml:space="preserve"> kr.</w:t>
@@ -1478,14 +1478,14 @@
         <w:spacing w:after="0" w:line="240" w:lineRule="auto"/>
         <w:textAlignment w:val="baseline"/>
         <w:rPr>
-          <w:rFonts w:ascii="Arial" w:eastAsia="Times New Roman" w:hAnsi="Arial" w:cs="Arial"/>
+          <w:rFonts w:ascii="Arial" w:hAnsi="Arial" w:eastAsia="Times New Roman" w:cs="Arial"/>
           <w:b/>
           <w:lang w:eastAsia="en-US"/>
         </w:rPr>
       </w:pPr>
       <w:r>
         <w:rPr>
-          <w:rFonts w:ascii="Arial" w:eastAsia="Times New Roman" w:hAnsi="Arial" w:cs="Arial"/>
+          <w:rFonts w:ascii="Arial" w:hAnsi="Arial" w:eastAsia="Times New Roman" w:cs="Arial"/>
           <w:b/>
           <w:lang w:eastAsia="en-US"/>
         </w:rPr>
@@ -1508,7 +1508,7 @@
         <w:spacing w:after="0" w:line="240" w:lineRule="auto"/>
         <w:textAlignment w:val="baseline"/>
         <w:rPr>
-          <w:rFonts w:ascii="Arial" w:eastAsia="Times New Roman" w:hAnsi="Arial" w:cs="Arial"/>
+          <w:rFonts w:ascii="Arial" w:hAnsi="Arial" w:eastAsia="Times New Roman" w:cs="Arial"/>
           <w:lang w:eastAsia="en-US"/>
         </w:rPr>
       </w:pPr>
@@ -1527,13 +1527,13 @@
         <w:spacing w:after="0" w:line="240" w:lineRule="auto"/>
         <w:textAlignment w:val="baseline"/>
         <w:rPr>
-          <w:rFonts w:ascii="Arial" w:eastAsia="Times New Roman" w:hAnsi="Arial" w:cs="Arial"/>
-          <w:lang w:eastAsia="en-US"/>
-        </w:rPr>
-      </w:pPr>
-      <w:r>
-        <w:rPr>
-          <w:rFonts w:ascii="Arial" w:eastAsia="Times New Roman" w:hAnsi="Arial" w:cs="Arial"/>
+          <w:rFonts w:ascii="Arial" w:hAnsi="Arial" w:eastAsia="Times New Roman" w:cs="Arial"/>
+          <w:lang w:eastAsia="en-US"/>
+        </w:rPr>
+      </w:pPr>
+      <w:r>
+        <w:rPr>
+          <w:rFonts w:ascii="Arial" w:hAnsi="Arial" w:eastAsia="Times New Roman" w:cs="Arial"/>
           <w:lang w:eastAsia="en-US"/>
         </w:rPr>
         <w:t>I forbindelse med forhøjelsen reguleres depositum således:</w:t>
@@ -1553,7 +1553,7 @@
         <w:spacing w:after="0" w:line="240" w:lineRule="auto"/>
         <w:textAlignment w:val="baseline"/>
         <w:rPr>
-          <w:rFonts w:ascii="Arial" w:eastAsia="Times New Roman" w:hAnsi="Arial" w:cs="Arial"/>
+          <w:rFonts w:ascii="Arial" w:hAnsi="Arial" w:eastAsia="Times New Roman" w:cs="Arial"/>
           <w:lang w:eastAsia="en-US"/>
         </w:rPr>
       </w:pPr>
@@ -1572,34 +1572,34 @@
         <w:spacing w:after="0" w:line="240" w:lineRule="auto"/>
         <w:textAlignment w:val="baseline"/>
         <w:rPr>
-          <w:rFonts w:ascii="Arial" w:eastAsia="Times New Roman" w:hAnsi="Arial" w:cs="Arial"/>
-          <w:lang w:eastAsia="en-US"/>
-        </w:rPr>
-      </w:pPr>
-      <w:r>
-        <w:rPr>
-          <w:rFonts w:ascii="Arial" w:eastAsia="Times New Roman" w:hAnsi="Arial" w:cs="Arial"/>
+          <w:rFonts w:ascii="Arial" w:hAnsi="Arial" w:eastAsia="Times New Roman" w:cs="Arial"/>
+          <w:lang w:eastAsia="en-US"/>
+        </w:rPr>
+      </w:pPr>
+      <w:r>
+        <w:rPr>
+          <w:rFonts w:ascii="Arial" w:hAnsi="Arial" w:eastAsia="Times New Roman" w:cs="Arial"/>
           <w:lang w:eastAsia="en-US"/>
         </w:rPr>
         <w:t>Nuværende depositum</w:t>
       </w:r>
       <w:r>
         <w:rPr>
-          <w:rFonts w:ascii="Arial" w:eastAsia="Times New Roman" w:hAnsi="Arial" w:cs="Arial"/>
+          <w:rFonts w:ascii="Arial" w:hAnsi="Arial" w:eastAsia="Times New Roman" w:cs="Arial"/>
           <w:lang w:eastAsia="en-US"/>
         </w:rPr>
         <w:tab/>
       </w:r>
       <w:r>
         <w:rPr>
-          <w:rFonts w:ascii="Arial" w:eastAsia="Times New Roman" w:hAnsi="Arial" w:cs="Arial"/>
+          <w:rFonts w:ascii="Arial" w:hAnsi="Arial" w:eastAsia="Times New Roman" w:cs="Arial"/>
           <w:lang w:eastAsia="en-US"/>
         </w:rPr>
         <w:tab/>
       </w:r>
       <w:r>
         <w:rPr>
-          <w:rFonts w:ascii="Arial" w:eastAsia="Times New Roman" w:hAnsi="Arial" w:cs="Arial"/>
+          <w:rFonts w:ascii="Arial" w:hAnsi="Arial" w:eastAsia="Times New Roman" w:cs="Arial"/>
           <w:lang w:eastAsia="en-US"/>
         </w:rPr>
         <w:tab/>
@@ -1607,7 +1607,7 @@
       <w:sdt>
         <w:sdtPr>
           <w:rPr>
-            <w:rFonts w:ascii="Arial" w:eastAsia="Times New Roman" w:hAnsi="Arial" w:cs="Arial"/>
+            <w:rFonts w:ascii="Arial" w:hAnsi="Arial" w:eastAsia="Times New Roman" w:cs="Arial"/>
             <w:lang w:eastAsia="en-US"/>
           </w:rPr>
           <w:alias w:val="#Nav: /SVA_Regulations/DepositNow"/>
@@ -1624,7 +1624,7 @@
           <w:proofErr w:type="spellStart"/>
           <w:r>
             <w:rPr>
-              <w:rFonts w:ascii="Arial" w:eastAsia="Times New Roman" w:hAnsi="Arial" w:cs="Arial"/>
+              <w:rFonts w:ascii="Arial" w:hAnsi="Arial" w:eastAsia="Times New Roman" w:cs="Arial"/>
               <w:lang w:eastAsia="en-US"/>
             </w:rPr>
             <w:t>DepositNow</w:t>
@@ -1634,7 +1634,7 @@
       </w:sdt>
       <w:r>
         <w:rPr>
-          <w:rFonts w:ascii="Arial" w:eastAsia="Times New Roman" w:hAnsi="Arial" w:cs="Arial"/>
+          <w:rFonts w:ascii="Arial" w:hAnsi="Arial" w:eastAsia="Times New Roman" w:cs="Arial"/>
           <w:lang w:eastAsia="en-US"/>
         </w:rPr>
         <w:t xml:space="preserve"> kr.</w:t>
@@ -1654,34 +1654,34 @@
         <w:spacing w:after="0" w:line="240" w:lineRule="auto"/>
         <w:textAlignment w:val="baseline"/>
         <w:rPr>
-          <w:rFonts w:ascii="Arial" w:eastAsia="Times New Roman" w:hAnsi="Arial" w:cs="Arial"/>
-          <w:lang w:eastAsia="en-US"/>
-        </w:rPr>
-      </w:pPr>
-      <w:r>
-        <w:rPr>
-          <w:rFonts w:ascii="Arial" w:eastAsia="Times New Roman" w:hAnsi="Arial" w:cs="Arial"/>
+          <w:rFonts w:ascii="Arial" w:hAnsi="Arial" w:eastAsia="Times New Roman" w:cs="Arial"/>
+          <w:lang w:eastAsia="en-US"/>
+        </w:rPr>
+      </w:pPr>
+      <w:r>
+        <w:rPr>
+          <w:rFonts w:ascii="Arial" w:hAnsi="Arial" w:eastAsia="Times New Roman" w:cs="Arial"/>
           <w:lang w:eastAsia="en-US"/>
         </w:rPr>
         <w:t>Regulering der opkræves</w:t>
       </w:r>
       <w:r>
         <w:rPr>
-          <w:rFonts w:ascii="Arial" w:eastAsia="Times New Roman" w:hAnsi="Arial" w:cs="Arial"/>
+          <w:rFonts w:ascii="Arial" w:hAnsi="Arial" w:eastAsia="Times New Roman" w:cs="Arial"/>
           <w:lang w:eastAsia="en-US"/>
         </w:rPr>
         <w:tab/>
       </w:r>
       <w:r>
         <w:rPr>
-          <w:rFonts w:ascii="Arial" w:eastAsia="Times New Roman" w:hAnsi="Arial" w:cs="Arial"/>
+          <w:rFonts w:ascii="Arial" w:hAnsi="Arial" w:eastAsia="Times New Roman" w:cs="Arial"/>
           <w:lang w:eastAsia="en-US"/>
         </w:rPr>
         <w:tab/>
       </w:r>
       <w:r>
         <w:rPr>
-          <w:rFonts w:ascii="Arial" w:eastAsia="Times New Roman" w:hAnsi="Arial" w:cs="Arial"/>
+          <w:rFonts w:ascii="Arial" w:hAnsi="Arial" w:eastAsia="Times New Roman" w:cs="Arial"/>
           <w:lang w:eastAsia="en-US"/>
         </w:rPr>
         <w:tab/>
@@ -1689,7 +1689,7 @@
       <w:sdt>
         <w:sdtPr>
           <w:rPr>
-            <w:rFonts w:ascii="Arial" w:eastAsia="Times New Roman" w:hAnsi="Arial" w:cs="Arial"/>
+            <w:rFonts w:ascii="Arial" w:hAnsi="Arial" w:eastAsia="Times New Roman" w:cs="Arial"/>
             <w:lang w:eastAsia="en-US"/>
           </w:rPr>
           <w:alias w:val="#Nav: /SVA_Regulations/RegulationDeposit"/>
@@ -1706,7 +1706,7 @@
           <w:proofErr w:type="spellStart"/>
           <w:r>
             <w:rPr>
-              <w:rFonts w:ascii="Arial" w:eastAsia="Times New Roman" w:hAnsi="Arial" w:cs="Arial"/>
+              <w:rFonts w:ascii="Arial" w:hAnsi="Arial" w:eastAsia="Times New Roman" w:cs="Arial"/>
               <w:lang w:eastAsia="en-US"/>
             </w:rPr>
             <w:t>RegulationDeposit</w:t>
@@ -1716,7 +1716,7 @@
       </w:sdt>
       <w:r>
         <w:rPr>
-          <w:rFonts w:ascii="Arial" w:eastAsia="Times New Roman" w:hAnsi="Arial" w:cs="Arial"/>
+          <w:rFonts w:ascii="Arial" w:hAnsi="Arial" w:eastAsia="Times New Roman" w:cs="Arial"/>
           <w:lang w:eastAsia="en-US"/>
         </w:rPr>
         <w:t xml:space="preserve"> kr. </w:t>
@@ -1736,34 +1736,34 @@
         <w:spacing w:after="0" w:line="240" w:lineRule="auto"/>
         <w:textAlignment w:val="baseline"/>
         <w:rPr>
-          <w:rFonts w:ascii="Arial" w:eastAsia="Times New Roman" w:hAnsi="Arial" w:cs="Arial"/>
-          <w:lang w:eastAsia="en-US"/>
-        </w:rPr>
-      </w:pPr>
-      <w:r>
-        <w:rPr>
-          <w:rFonts w:ascii="Arial" w:eastAsia="Times New Roman" w:hAnsi="Arial" w:cs="Arial"/>
+          <w:rFonts w:ascii="Arial" w:hAnsi="Arial" w:eastAsia="Times New Roman" w:cs="Arial"/>
+          <w:lang w:eastAsia="en-US"/>
+        </w:rPr>
+      </w:pPr>
+      <w:r>
+        <w:rPr>
+          <w:rFonts w:ascii="Arial" w:hAnsi="Arial" w:eastAsia="Times New Roman" w:cs="Arial"/>
           <w:lang w:eastAsia="en-US"/>
         </w:rPr>
         <w:t>Depositum i alt</w:t>
       </w:r>
       <w:r>
         <w:rPr>
-          <w:rFonts w:ascii="Arial" w:eastAsia="Times New Roman" w:hAnsi="Arial" w:cs="Arial"/>
+          <w:rFonts w:ascii="Arial" w:hAnsi="Arial" w:eastAsia="Times New Roman" w:cs="Arial"/>
           <w:lang w:eastAsia="en-US"/>
         </w:rPr>
         <w:tab/>
       </w:r>
       <w:r>
         <w:rPr>
-          <w:rFonts w:ascii="Arial" w:eastAsia="Times New Roman" w:hAnsi="Arial" w:cs="Arial"/>
+          <w:rFonts w:ascii="Arial" w:hAnsi="Arial" w:eastAsia="Times New Roman" w:cs="Arial"/>
           <w:lang w:eastAsia="en-US"/>
         </w:rPr>
         <w:tab/>
       </w:r>
       <w:r>
         <w:rPr>
-          <w:rFonts w:ascii="Arial" w:eastAsia="Times New Roman" w:hAnsi="Arial" w:cs="Arial"/>
+          <w:rFonts w:ascii="Arial" w:hAnsi="Arial" w:eastAsia="Times New Roman" w:cs="Arial"/>
           <w:lang w:eastAsia="en-US"/>
         </w:rPr>
         <w:tab/>
@@ -1771,7 +1771,7 @@
       <w:sdt>
         <w:sdtPr>
           <w:rPr>
-            <w:rFonts w:ascii="Arial" w:eastAsia="Times New Roman" w:hAnsi="Arial" w:cs="Arial"/>
+            <w:rFonts w:ascii="Arial" w:hAnsi="Arial" w:eastAsia="Times New Roman" w:cs="Arial"/>
             <w:lang w:eastAsia="en-US"/>
           </w:rPr>
           <w:alias w:val="#Nav: /SVA_Regulations/DepositNew"/>
@@ -1788,7 +1788,7 @@
           <w:proofErr w:type="spellStart"/>
           <w:r>
             <w:rPr>
-              <w:rFonts w:ascii="Arial" w:eastAsia="Times New Roman" w:hAnsi="Arial" w:cs="Arial"/>
+              <w:rFonts w:ascii="Arial" w:hAnsi="Arial" w:eastAsia="Times New Roman" w:cs="Arial"/>
               <w:lang w:eastAsia="en-US"/>
             </w:rPr>
             <w:t>DepositNew</w:t>
@@ -1798,7 +1798,7 @@
       </w:sdt>
       <w:r>
         <w:rPr>
-          <w:rFonts w:ascii="Arial" w:eastAsia="Times New Roman" w:hAnsi="Arial" w:cs="Arial"/>
+          <w:rFonts w:ascii="Arial" w:hAnsi="Arial" w:eastAsia="Times New Roman" w:cs="Arial"/>
           <w:lang w:eastAsia="en-US"/>
         </w:rPr>
         <w:t xml:space="preserve"> kr.</w:t>
@@ -1813,13 +1813,13 @@
         <w:spacing w:after="0" w:line="240" w:lineRule="auto"/>
         <w:textAlignment w:val="baseline"/>
         <w:rPr>
-          <w:rFonts w:ascii="Arial" w:eastAsia="Times New Roman" w:hAnsi="Arial" w:cs="Arial"/>
-          <w:lang w:eastAsia="en-US"/>
-        </w:rPr>
-      </w:pPr>
-      <w:r>
-        <w:rPr>
-          <w:rFonts w:ascii="Arial" w:eastAsia="Times New Roman" w:hAnsi="Arial" w:cs="Arial"/>
+          <w:rFonts w:ascii="Arial" w:hAnsi="Arial" w:eastAsia="Times New Roman" w:cs="Arial"/>
+          <w:lang w:eastAsia="en-US"/>
+        </w:rPr>
+      </w:pPr>
+      <w:r>
+        <w:rPr>
+          <w:rFonts w:ascii="Arial" w:hAnsi="Arial" w:eastAsia="Times New Roman" w:cs="Arial"/>
           <w:lang w:eastAsia="en-US"/>
         </w:rPr>
         <w:tab/>
@@ -1839,27 +1839,27 @@
         <w:spacing w:after="0" w:line="240" w:lineRule="auto"/>
         <w:textAlignment w:val="baseline"/>
         <w:rPr>
-          <w:rFonts w:ascii="Arial" w:eastAsia="Times New Roman" w:hAnsi="Arial" w:cs="Arial"/>
-          <w:lang w:eastAsia="en-US"/>
-        </w:rPr>
-      </w:pPr>
-      <w:r>
-        <w:rPr>
-          <w:rFonts w:ascii="Arial" w:eastAsia="Times New Roman" w:hAnsi="Arial" w:cs="Arial"/>
+          <w:rFonts w:ascii="Arial" w:hAnsi="Arial" w:eastAsia="Times New Roman" w:cs="Arial"/>
+          <w:lang w:eastAsia="en-US"/>
+        </w:rPr>
+      </w:pPr>
+      <w:r>
+        <w:rPr>
+          <w:rFonts w:ascii="Arial" w:hAnsi="Arial" w:eastAsia="Times New Roman" w:cs="Arial"/>
           <w:lang w:eastAsia="en-US"/>
         </w:rPr>
         <w:t xml:space="preserve">I forbindelse med forhøjelsen reguleres </w:t>
       </w:r>
       <w:r>
         <w:rPr>
-          <w:rFonts w:ascii="Arial" w:eastAsia="Times New Roman" w:hAnsi="Arial" w:cs="Arial"/>
+          <w:rFonts w:ascii="Arial" w:hAnsi="Arial" w:eastAsia="Times New Roman" w:cs="Arial"/>
           <w:lang w:eastAsia="en-US"/>
         </w:rPr>
         <w:t>forudbetalt leje</w:t>
       </w:r>
       <w:r>
         <w:rPr>
-          <w:rFonts w:ascii="Arial" w:eastAsia="Times New Roman" w:hAnsi="Arial" w:cs="Arial"/>
+          <w:rFonts w:ascii="Arial" w:hAnsi="Arial" w:eastAsia="Times New Roman" w:cs="Arial"/>
           <w:lang w:eastAsia="en-US"/>
         </w:rPr>
         <w:t xml:space="preserve"> således:</w:t>
@@ -1879,7 +1879,7 @@
         <w:spacing w:after="0" w:line="240" w:lineRule="auto"/>
         <w:textAlignment w:val="baseline"/>
         <w:rPr>
-          <w:rFonts w:ascii="Arial" w:eastAsia="Times New Roman" w:hAnsi="Arial" w:cs="Arial"/>
+          <w:rFonts w:ascii="Arial" w:hAnsi="Arial" w:eastAsia="Times New Roman" w:cs="Arial"/>
           <w:lang w:eastAsia="en-US"/>
         </w:rPr>
       </w:pPr>
@@ -1898,48 +1898,48 @@
         <w:spacing w:after="0" w:line="240" w:lineRule="auto"/>
         <w:textAlignment w:val="baseline"/>
         <w:rPr>
-          <w:rFonts w:ascii="Arial" w:eastAsia="Times New Roman" w:hAnsi="Arial" w:cs="Arial"/>
-          <w:lang w:eastAsia="en-US"/>
-        </w:rPr>
-      </w:pPr>
-      <w:r>
-        <w:rPr>
-          <w:rFonts w:ascii="Arial" w:eastAsia="Times New Roman" w:hAnsi="Arial" w:cs="Arial"/>
+          <w:rFonts w:ascii="Arial" w:hAnsi="Arial" w:eastAsia="Times New Roman" w:cs="Arial"/>
+          <w:lang w:eastAsia="en-US"/>
+        </w:rPr>
+      </w:pPr>
+      <w:r>
+        <w:rPr>
+          <w:rFonts w:ascii="Arial" w:hAnsi="Arial" w:eastAsia="Times New Roman" w:cs="Arial"/>
           <w:lang w:eastAsia="en-US"/>
         </w:rPr>
         <w:t xml:space="preserve">Nuværende </w:t>
       </w:r>
       <w:r>
         <w:rPr>
-          <w:rFonts w:ascii="Arial" w:eastAsia="Times New Roman" w:hAnsi="Arial" w:cs="Arial"/>
+          <w:rFonts w:ascii="Arial" w:hAnsi="Arial" w:eastAsia="Times New Roman" w:cs="Arial"/>
           <w:lang w:eastAsia="en-US"/>
         </w:rPr>
         <w:t>forudbetalt leje</w:t>
       </w:r>
       <w:r>
         <w:rPr>
-          <w:rFonts w:ascii="Arial" w:eastAsia="Times New Roman" w:hAnsi="Arial" w:cs="Arial"/>
+          <w:rFonts w:ascii="Arial" w:hAnsi="Arial" w:eastAsia="Times New Roman" w:cs="Arial"/>
           <w:lang w:eastAsia="en-US"/>
         </w:rPr>
         <w:tab/>
       </w:r>
       <w:r>
         <w:rPr>
-          <w:rFonts w:ascii="Arial" w:eastAsia="Times New Roman" w:hAnsi="Arial" w:cs="Arial"/>
+          <w:rFonts w:ascii="Arial" w:hAnsi="Arial" w:eastAsia="Times New Roman" w:cs="Arial"/>
           <w:lang w:eastAsia="en-US"/>
         </w:rPr>
         <w:tab/>
       </w:r>
       <w:r>
         <w:rPr>
-          <w:rFonts w:ascii="Arial" w:eastAsia="Times New Roman" w:hAnsi="Arial" w:cs="Arial"/>
+          <w:rFonts w:ascii="Arial" w:hAnsi="Arial" w:eastAsia="Times New Roman" w:cs="Arial"/>
           <w:lang w:eastAsia="en-US"/>
         </w:rPr>
         <w:tab/>
       </w:r>
       <w:r>
         <w:rPr>
-          <w:rFonts w:ascii="Arial" w:eastAsia="Times New Roman" w:hAnsi="Arial" w:cs="Arial"/>
+          <w:rFonts w:ascii="Arial" w:hAnsi="Arial" w:eastAsia="Times New Roman" w:cs="Arial"/>
           <w:lang w:eastAsia="en-US"/>
         </w:rPr>
         <w:t xml:space="preserve"> </w:t>
@@ -1947,7 +1947,7 @@
       <w:sdt>
         <w:sdtPr>
           <w:rPr>
-            <w:rFonts w:ascii="Arial" w:eastAsia="Times New Roman" w:hAnsi="Arial" w:cs="Arial"/>
+            <w:rFonts w:ascii="Arial" w:hAnsi="Arial" w:eastAsia="Times New Roman" w:cs="Arial"/>
             <w:lang w:eastAsia="en-US"/>
           </w:rPr>
           <w:alias w:val="#Nav: /SVA_Regulations/PrepaidRentNow"/>
@@ -1964,7 +1964,7 @@
           <w:proofErr w:type="spellStart"/>
           <w:r>
             <w:rPr>
-              <w:rFonts w:ascii="Arial" w:eastAsia="Times New Roman" w:hAnsi="Arial" w:cs="Arial"/>
+              <w:rFonts w:ascii="Arial" w:hAnsi="Arial" w:eastAsia="Times New Roman" w:cs="Arial"/>
               <w:lang w:eastAsia="en-US"/>
             </w:rPr>
             <w:t>PrepaidRentNow</w:t>
@@ -1974,14 +1974,14 @@
       </w:sdt>
       <w:r>
         <w:rPr>
-          <w:rFonts w:ascii="Arial" w:eastAsia="Times New Roman" w:hAnsi="Arial" w:cs="Arial"/>
+          <w:rFonts w:ascii="Arial" w:hAnsi="Arial" w:eastAsia="Times New Roman" w:cs="Arial"/>
           <w:lang w:eastAsia="en-US"/>
         </w:rPr>
         <w:t xml:space="preserve"> </w:t>
       </w:r>
       <w:r>
         <w:rPr>
-          <w:rFonts w:ascii="Arial" w:eastAsia="Times New Roman" w:hAnsi="Arial" w:cs="Arial"/>
+          <w:rFonts w:ascii="Arial" w:hAnsi="Arial" w:eastAsia="Times New Roman" w:cs="Arial"/>
           <w:lang w:eastAsia="en-US"/>
         </w:rPr>
         <w:t>kr.</w:t>
@@ -2001,34 +2001,34 @@
         <w:spacing w:after="0" w:line="240" w:lineRule="auto"/>
         <w:textAlignment w:val="baseline"/>
         <w:rPr>
-          <w:rFonts w:ascii="Arial" w:eastAsia="Times New Roman" w:hAnsi="Arial" w:cs="Arial"/>
-          <w:lang w:eastAsia="en-US"/>
-        </w:rPr>
-      </w:pPr>
-      <w:r>
-        <w:rPr>
-          <w:rFonts w:ascii="Arial" w:eastAsia="Times New Roman" w:hAnsi="Arial" w:cs="Arial"/>
+          <w:rFonts w:ascii="Arial" w:hAnsi="Arial" w:eastAsia="Times New Roman" w:cs="Arial"/>
+          <w:lang w:eastAsia="en-US"/>
+        </w:rPr>
+      </w:pPr>
+      <w:r>
+        <w:rPr>
+          <w:rFonts w:ascii="Arial" w:hAnsi="Arial" w:eastAsia="Times New Roman" w:cs="Arial"/>
           <w:lang w:eastAsia="en-US"/>
         </w:rPr>
         <w:t>Regulering der opkræves</w:t>
       </w:r>
       <w:r>
         <w:rPr>
-          <w:rFonts w:ascii="Arial" w:eastAsia="Times New Roman" w:hAnsi="Arial" w:cs="Arial"/>
+          <w:rFonts w:ascii="Arial" w:hAnsi="Arial" w:eastAsia="Times New Roman" w:cs="Arial"/>
           <w:lang w:eastAsia="en-US"/>
         </w:rPr>
         <w:tab/>
       </w:r>
       <w:r>
         <w:rPr>
-          <w:rFonts w:ascii="Arial" w:eastAsia="Times New Roman" w:hAnsi="Arial" w:cs="Arial"/>
+          <w:rFonts w:ascii="Arial" w:hAnsi="Arial" w:eastAsia="Times New Roman" w:cs="Arial"/>
           <w:lang w:eastAsia="en-US"/>
         </w:rPr>
         <w:tab/>
       </w:r>
       <w:r>
         <w:rPr>
-          <w:rFonts w:ascii="Arial" w:eastAsia="Times New Roman" w:hAnsi="Arial" w:cs="Arial"/>
+          <w:rFonts w:ascii="Arial" w:hAnsi="Arial" w:eastAsia="Times New Roman" w:cs="Arial"/>
           <w:lang w:eastAsia="en-US"/>
         </w:rPr>
         <w:tab/>
@@ -2036,7 +2036,7 @@
       <w:sdt>
         <w:sdtPr>
           <w:rPr>
-            <w:rFonts w:ascii="Arial" w:eastAsia="Times New Roman" w:hAnsi="Arial" w:cs="Arial"/>
+            <w:rFonts w:ascii="Arial" w:hAnsi="Arial" w:eastAsia="Times New Roman" w:cs="Arial"/>
             <w:lang w:eastAsia="en-US"/>
           </w:rPr>
           <w:alias w:val="#Nav: /SVA_Regulations/RegulationPrepaidrent"/>
@@ -2053,7 +2053,7 @@
           <w:proofErr w:type="spellStart"/>
           <w:r>
             <w:rPr>
-              <w:rFonts w:ascii="Arial" w:eastAsia="Times New Roman" w:hAnsi="Arial" w:cs="Arial"/>
+              <w:rFonts w:ascii="Arial" w:hAnsi="Arial" w:eastAsia="Times New Roman" w:cs="Arial"/>
               <w:lang w:eastAsia="en-US"/>
             </w:rPr>
             <w:t>RegulationPrepaidrent</w:t>
@@ -2063,14 +2063,14 @@
       </w:sdt>
       <w:r>
         <w:rPr>
-          <w:rFonts w:ascii="Arial" w:eastAsia="Times New Roman" w:hAnsi="Arial" w:cs="Arial"/>
+          <w:rFonts w:ascii="Arial" w:hAnsi="Arial" w:eastAsia="Times New Roman" w:cs="Arial"/>
           <w:lang w:eastAsia="en-US"/>
         </w:rPr>
         <w:t xml:space="preserve"> </w:t>
       </w:r>
       <w:r>
         <w:rPr>
-          <w:rFonts w:ascii="Arial" w:eastAsia="Times New Roman" w:hAnsi="Arial" w:cs="Arial"/>
+          <w:rFonts w:ascii="Arial" w:hAnsi="Arial" w:eastAsia="Times New Roman" w:cs="Arial"/>
           <w:lang w:eastAsia="en-US"/>
         </w:rPr>
         <w:t xml:space="preserve">kr. </w:t>
@@ -2090,48 +2090,48 @@
         <w:spacing w:after="0" w:line="240" w:lineRule="auto"/>
         <w:textAlignment w:val="baseline"/>
         <w:rPr>
-          <w:rFonts w:ascii="Arial" w:eastAsia="Times New Roman" w:hAnsi="Arial" w:cs="Arial"/>
-          <w:lang w:eastAsia="en-US"/>
-        </w:rPr>
-      </w:pPr>
-      <w:r>
-        <w:rPr>
-          <w:rFonts w:ascii="Arial" w:eastAsia="Times New Roman" w:hAnsi="Arial" w:cs="Arial"/>
+          <w:rFonts w:ascii="Arial" w:hAnsi="Arial" w:eastAsia="Times New Roman" w:cs="Arial"/>
+          <w:lang w:eastAsia="en-US"/>
+        </w:rPr>
+      </w:pPr>
+      <w:r>
+        <w:rPr>
+          <w:rFonts w:ascii="Arial" w:hAnsi="Arial" w:eastAsia="Times New Roman" w:cs="Arial"/>
           <w:lang w:eastAsia="en-US"/>
         </w:rPr>
         <w:t xml:space="preserve">Forudbetalt leje </w:t>
       </w:r>
       <w:r>
         <w:rPr>
-          <w:rFonts w:ascii="Arial" w:eastAsia="Times New Roman" w:hAnsi="Arial" w:cs="Arial"/>
+          <w:rFonts w:ascii="Arial" w:hAnsi="Arial" w:eastAsia="Times New Roman" w:cs="Arial"/>
           <w:lang w:eastAsia="en-US"/>
         </w:rPr>
         <w:t>i alt</w:t>
       </w:r>
       <w:r>
         <w:rPr>
-          <w:rFonts w:ascii="Arial" w:eastAsia="Times New Roman" w:hAnsi="Arial" w:cs="Arial"/>
+          <w:rFonts w:ascii="Arial" w:hAnsi="Arial" w:eastAsia="Times New Roman" w:cs="Arial"/>
           <w:lang w:eastAsia="en-US"/>
         </w:rPr>
         <w:tab/>
       </w:r>
       <w:r>
         <w:rPr>
-          <w:rFonts w:ascii="Arial" w:eastAsia="Times New Roman" w:hAnsi="Arial" w:cs="Arial"/>
+          <w:rFonts w:ascii="Arial" w:hAnsi="Arial" w:eastAsia="Times New Roman" w:cs="Arial"/>
           <w:lang w:eastAsia="en-US"/>
         </w:rPr>
         <w:tab/>
       </w:r>
       <w:r>
         <w:rPr>
-          <w:rFonts w:ascii="Arial" w:eastAsia="Times New Roman" w:hAnsi="Arial" w:cs="Arial"/>
+          <w:rFonts w:ascii="Arial" w:hAnsi="Arial" w:eastAsia="Times New Roman" w:cs="Arial"/>
           <w:lang w:eastAsia="en-US"/>
         </w:rPr>
         <w:tab/>
       </w:r>
       <w:r>
         <w:rPr>
-          <w:rFonts w:ascii="Arial" w:eastAsia="Times New Roman" w:hAnsi="Arial" w:cs="Arial"/>
+          <w:rFonts w:ascii="Arial" w:hAnsi="Arial" w:eastAsia="Times New Roman" w:cs="Arial"/>
           <w:lang w:eastAsia="en-US"/>
         </w:rPr>
         <w:t xml:space="preserve"> </w:t>
@@ -2139,7 +2139,7 @@
       <w:sdt>
         <w:sdtPr>
           <w:rPr>
-            <w:rFonts w:ascii="Arial" w:eastAsia="Times New Roman" w:hAnsi="Arial" w:cs="Arial"/>
+            <w:rFonts w:ascii="Arial" w:hAnsi="Arial" w:eastAsia="Times New Roman" w:cs="Arial"/>
             <w:lang w:eastAsia="en-US"/>
           </w:rPr>
           <w:alias w:val="#Nav: /SVA_Regulations/PrepaidRentNew"/>
@@ -2156,7 +2156,7 @@
           <w:proofErr w:type="spellStart"/>
           <w:r>
             <w:rPr>
-              <w:rFonts w:ascii="Arial" w:eastAsia="Times New Roman" w:hAnsi="Arial" w:cs="Arial"/>
+              <w:rFonts w:ascii="Arial" w:hAnsi="Arial" w:eastAsia="Times New Roman" w:cs="Arial"/>
               <w:lang w:eastAsia="en-US"/>
             </w:rPr>
             <w:t>PrepaidRentNew</w:t>
@@ -2166,14 +2166,14 @@
       </w:sdt>
       <w:r>
         <w:rPr>
-          <w:rFonts w:ascii="Arial" w:eastAsia="Times New Roman" w:hAnsi="Arial" w:cs="Arial"/>
+          <w:rFonts w:ascii="Arial" w:hAnsi="Arial" w:eastAsia="Times New Roman" w:cs="Arial"/>
           <w:lang w:eastAsia="en-US"/>
         </w:rPr>
         <w:t xml:space="preserve"> </w:t>
       </w:r>
       <w:r>
         <w:rPr>
-          <w:rFonts w:ascii="Arial" w:eastAsia="Times New Roman" w:hAnsi="Arial" w:cs="Arial"/>
+          <w:rFonts w:ascii="Arial" w:hAnsi="Arial" w:eastAsia="Times New Roman" w:cs="Arial"/>
           <w:lang w:eastAsia="en-US"/>
         </w:rPr>
         <w:t>kr.</w:t>
@@ -2193,7 +2193,7 @@
         <w:spacing w:after="0" w:line="240" w:lineRule="auto"/>
         <w:textAlignment w:val="baseline"/>
         <w:rPr>
-          <w:rFonts w:ascii="Arial" w:eastAsia="Times New Roman" w:hAnsi="Arial" w:cs="Arial"/>
+          <w:rFonts w:ascii="Arial" w:hAnsi="Arial" w:eastAsia="Times New Roman" w:cs="Arial"/>
           <w:lang w:eastAsia="en-US"/>
         </w:rPr>
       </w:pPr>
@@ -2212,7 +2212,7 @@
         <w:spacing w:after="0" w:line="240" w:lineRule="auto"/>
         <w:textAlignment w:val="baseline"/>
         <w:rPr>
-          <w:rFonts w:ascii="Arial" w:eastAsia="Times New Roman" w:hAnsi="Arial" w:cs="Arial"/>
+          <w:rFonts w:ascii="Arial" w:hAnsi="Arial" w:eastAsia="Times New Roman" w:cs="Arial"/>
           <w:lang w:eastAsia="en-US"/>
         </w:rPr>
       </w:pPr>
@@ -2231,13 +2231,13 @@
         <w:spacing w:after="0" w:line="240" w:lineRule="auto"/>
         <w:textAlignment w:val="baseline"/>
         <w:rPr>
-          <w:rFonts w:ascii="Arial" w:eastAsia="Times New Roman" w:hAnsi="Arial" w:cs="Arial"/>
-          <w:lang w:eastAsia="en-US"/>
-        </w:rPr>
-      </w:pPr>
-      <w:r>
-        <w:rPr>
-          <w:rFonts w:ascii="Arial" w:eastAsia="Times New Roman" w:hAnsi="Arial" w:cs="Arial"/>
+          <w:rFonts w:ascii="Arial" w:hAnsi="Arial" w:eastAsia="Times New Roman" w:cs="Arial"/>
+          <w:lang w:eastAsia="en-US"/>
+        </w:rPr>
+      </w:pPr>
+      <w:r>
+        <w:rPr>
+          <w:rFonts w:ascii="Arial" w:hAnsi="Arial" w:eastAsia="Times New Roman" w:cs="Arial"/>
           <w:lang w:eastAsia="en-US"/>
         </w:rPr>
         <w:t>Med venlig hilsen</w:t>
@@ -3697,7 +3697,9 @@
 </a:theme>
 </file>
 
-<file path=customXml/item1.xml>��< ? x m l   v e r s i o n = " 1 . 0 "   e n c o d i n g = " u t f - 1 6 " ? > < N a v W o r d R e p o r t X m l P a r t   x m l n s = " u r n : m i c r o s o f t - d y n a m i c s - n a v / r e p o r t s / S V A   R e g u l a t i o n   I n d e k s / 5 0 0 2 9 / " > +<file path=customXML/item2.xml>��< ? x m l   v e r s i o n = " 1 . 0 "   e n c o d i n g = " u t f - 1 6 " ? > + 
+ < N a v W o r d R e p o r t X m l P a r t   x m l n s = " u r n : m i c r o s o f t - d y n a m i c s - n a v / r e p o r t s / S V A   R e g u l a t i o n   I n d e k s / 5 0 0 2 9 / " >   
      < S V A _ R e g u l a t i o n s >   
@@ -3788,12 +3790,4 @@
      < / C o m p a n y _ I n f o r m a t i o n >   
  < / N a v W o r d R e p o r t X m l P a r t > 
-</file>
-
-<file path=customXml/itemProps1.xml><?xml version="1.0" encoding="utf-8"?>
-<ds:datastoreItem xmlns:ds="http://schemas.openxmlformats.org/officeDocument/2006/customXml" ds:itemID="{1D3CCAA6-B2E4-4643-B4FD-83E724A831D1}">
-  <ds:schemaRefs>
-    <ds:schemaRef ds:uri="urn:microsoft-dynamics-nav/reports/SVA Regulation Indeks/50029/"/>
-  </ds:schemaRefs>
-</ds:datastoreItem>
 </file>
--- a/Layouts/SVA Regulation Indeks.docx
+++ b/Layouts/SVA Regulation Indeks.docx
@@ -1,6 +1,6 @@
 
 <file path=word/document.xml><?xml version="1.0" encoding="utf-8"?>
-<w:document xmlns:wpc="http://schemas.microsoft.com/office/word/2010/wordprocessingCanvas" xmlns:cx="http://schemas.microsoft.com/office/drawing/2014/chartex" xmlns:cx1="http://schemas.microsoft.com/office/drawing/2015/9/8/chartex" xmlns:cx2="http://schemas.microsoft.com/office/drawing/2015/10/21/chartex" xmlns:cx3="http://schemas.microsoft.com/office/drawing/2016/5/9/chartex" xmlns:cx4="http://schemas.microsoft.com/office/drawing/2016/5/10/chartex" xmlns:cx5="http://schemas.microsoft.com/office/drawing/2016/5/11/chartex" xmlns:cx6="http://schemas.microsoft.com/office/drawing/2016/5/12/chartex" xmlns:cx7="http://schemas.microsoft.com/office/drawing/2016/5/13/chartex" xmlns:cx8="http://schemas.microsoft.com/office/drawing/2016/5/14/chartex" xmlns:mc="http://schemas.openxmlformats.org/markup-compatibility/2006" xmlns:aink="http://schemas.microsoft.com/office/drawing/2016/ink" xmlns:am3d="http://schemas.microsoft.com/office/drawing/2017/model3d" xmlns:o="urn:schemas-microsoft-com:office:office" xmlns:r="http://schemas.openxmlformats.org/officeDocument/2006/relationships" xmlns:m="http://schemas.openxmlformats.org/officeDocument/2006/math" xmlns:v="urn:schemas-microsoft-com:vml" xmlns:wp14="http://schemas.microsoft.com/office/word/2010/wordprocessingDrawing" xmlns:wp="http://schemas.openxmlformats.org/drawingml/2006/wordprocessingDrawing" xmlns:w10="urn:schemas-microsoft-com:office:word" xmlns:w="http://schemas.openxmlformats.org/wordprocessingml/2006/main" xmlns:w14="http://schemas.microsoft.com/office/word/2010/wordml" xmlns:w15="http://schemas.microsoft.com/office/word/2012/wordml" xmlns:w16cid="http://schemas.microsoft.com/office/word/2016/wordml/cid" xmlns:w16se="http://schemas.microsoft.com/office/word/2015/wordml/symex" xmlns:wpg="http://schemas.microsoft.com/office/word/2010/wordprocessingGroup" xmlns:wpi="http://schemas.microsoft.com/office/word/2010/wordprocessingInk" xmlns:wne="http://schemas.microsoft.com/office/word/2006/wordml" xmlns:wps="http://schemas.microsoft.com/office/word/2010/wordprocessingShape" mc:Ignorable="w14 w15 w16se w16cid wp14">
+<w:document xmlns:wpc="http://schemas.microsoft.com/office/word/2010/wordprocessingCanvas" xmlns:cx="http://schemas.microsoft.com/office/drawing/2014/chartex" xmlns:cx1="http://schemas.microsoft.com/office/drawing/2015/9/8/chartex" xmlns:cx2="http://schemas.microsoft.com/office/drawing/2015/10/21/chartex" xmlns:cx3="http://schemas.microsoft.com/office/drawing/2016/5/9/chartex" xmlns:cx4="http://schemas.microsoft.com/office/drawing/2016/5/10/chartex" xmlns:cx5="http://schemas.microsoft.com/office/drawing/2016/5/11/chartex" xmlns:cx6="http://schemas.microsoft.com/office/drawing/2016/5/12/chartex" xmlns:cx7="http://schemas.microsoft.com/office/drawing/2016/5/13/chartex" xmlns:cx8="http://schemas.microsoft.com/office/drawing/2016/5/14/chartex" xmlns:mc="http://schemas.openxmlformats.org/markup-compatibility/2006" xmlns:aink="http://schemas.microsoft.com/office/drawing/2016/ink" xmlns:am3d="http://schemas.microsoft.com/office/drawing/2017/model3d" xmlns:o="urn:schemas-microsoft-com:office:office" xmlns:r="http://schemas.openxmlformats.org/officeDocument/2006/relationships" xmlns:m="http://schemas.openxmlformats.org/officeDocument/2006/math" xmlns:v="urn:schemas-microsoft-com:vml" xmlns:wp14="http://schemas.microsoft.com/office/word/2010/wordprocessingDrawing" xmlns:wp="http://schemas.openxmlformats.org/drawingml/2006/wordprocessingDrawing" xmlns:w10="urn:schemas-microsoft-com:office:word" xmlns:w="http://schemas.openxmlformats.org/wordprocessingml/2006/main" xmlns:w14="http://schemas.microsoft.com/office/word/2010/wordml" xmlns:w15="http://schemas.microsoft.com/office/word/2012/wordml" xmlns:w16cex="http://schemas.microsoft.com/office/word/2018/wordml/cex" xmlns:w16cid="http://schemas.microsoft.com/office/word/2016/wordml/cid" xmlns:w16="http://schemas.microsoft.com/office/word/2018/wordml" xmlns:w16se="http://schemas.microsoft.com/office/word/2015/wordml/symex" xmlns:wpg="http://schemas.microsoft.com/office/word/2010/wordprocessingGroup" xmlns:wpi="http://schemas.microsoft.com/office/word/2010/wordprocessingInk" xmlns:wne="http://schemas.microsoft.com/office/word/2006/wordml" xmlns:wps="http://schemas.microsoft.com/office/word/2010/wordprocessingShape" mc:Ignorable="w14 w15 w16se w16cid w16 w16cex wp14">
   <w:body>
     <w:p>
       <w:pPr>
@@ -26,12 +26,12 @@
             <w:lang w:val="en-US" w:eastAsia="en-US"/>
           </w:rPr>
           <w:alias w:val="#Nav: /SVA_Regulations/OName1"/>
-          <w:tag w:val="#Nav: SVA Regulation Indeks/50029"/>
+          <w:tag w:val="#Nav: SVA_Regulation_Indeks/50029"/>
           <w:id w:val="1110008705"/>
           <w:placeholder>
             <w:docPart w:val="DefaultPlaceholder_-1854013440"/>
           </w:placeholder>
-          <w:dataBinding w:prefixMappings="xmlns:ns0='urn:microsoft-dynamics-nav/reports/SVA Regulation Indeks/50029/'" w:xpath="/ns0:NavWordReportXmlPart[1]/ns0:SVA_Regulations[1]/ns0:OName1[1]" w:storeItemID="{1D3CCAA6-B2E4-4643-B4FD-83E724A831D1}"/>
+          <w:dataBinding w:prefixMappings="xmlns:ns0='urn:microsoft-dynamics-nav/reports/SVA_Regulation_Indeks/50029/'" w:xpath="/ns0:NavWordReportXmlPart[1]/ns0:SVA_Regulations[1]/ns0:OName1[1]" w:storeItemID="{CB41DD35-626E-4079-AE7D-6D5098679317}"/>
           <w:text/>
         </w:sdtPr>
         <w:sdtEndPr/>
@@ -51,36 +51,13 @@
           <w:lang w:val="en-US" w:eastAsia="en-US"/>
         </w:rPr>
         <w:tab/>
-      </w:r>
-      <w:bookmarkStart w:name="_GoBack" w:id="0"/>
+        <w:t>Dato…..:</w:t>
+      </w:r>
       <w:r>
         <w:rPr>
           <w:rFonts w:ascii="Arial" w:hAnsi="Arial" w:eastAsia="Times New Roman" w:cs="Arial"/>
           <w:lang w:val="en-US" w:eastAsia="en-US"/>
         </w:rPr>
-        <w:t>Dato</w:t>
-      </w:r>
-      <w:proofErr w:type="gramStart"/>
-      <w:r>
-        <w:rPr>
-          <w:rFonts w:ascii="Arial" w:hAnsi="Arial" w:eastAsia="Times New Roman" w:cs="Arial"/>
-          <w:lang w:val="en-US" w:eastAsia="en-US"/>
-        </w:rPr>
-        <w:t>…..</w:t>
-      </w:r>
-      <w:proofErr w:type="gramEnd"/>
-      <w:r>
-        <w:rPr>
-          <w:rFonts w:ascii="Arial" w:hAnsi="Arial" w:eastAsia="Times New Roman" w:cs="Arial"/>
-          <w:lang w:val="en-US" w:eastAsia="en-US"/>
-        </w:rPr>
-        <w:t>:</w:t>
-      </w:r>
-      <w:r>
-        <w:rPr>
-          <w:rFonts w:ascii="Arial" w:hAnsi="Arial" w:eastAsia="Times New Roman" w:cs="Arial"/>
-          <w:lang w:val="en-US" w:eastAsia="en-US"/>
-        </w:rPr>
         <w:tab/>
         <w:t xml:space="preserve"> </w:t>
       </w:r>
@@ -111,7 +88,7 @@
           <w:noProof/>
           <w:lang w:eastAsia="en-US"/>
         </w:rPr>
-        <w:t>10. december 2019</w:t>
+        <w:t>16. november 2020</w:t>
       </w:r>
       <w:r>
         <w:rPr>
@@ -145,12 +122,12 @@
             <w:lang w:val="en-US" w:eastAsia="en-US"/>
           </w:rPr>
           <w:alias w:val="#Nav: /SVA_Regulations/OName2"/>
-          <w:tag w:val="#Nav: SVA Regulation Indeks/50029"/>
+          <w:tag w:val="#Nav: SVA_Regulation_Indeks/50029"/>
           <w:id w:val="-1591691422"/>
           <w:placeholder>
             <w:docPart w:val="DefaultPlaceholder_-1854013440"/>
           </w:placeholder>
-          <w:dataBinding w:prefixMappings="xmlns:ns0='urn:microsoft-dynamics-nav/reports/SVA Regulation Indeks/50029/'" w:xpath="/ns0:NavWordReportXmlPart[1]/ns0:SVA_Regulations[1]/ns0:OName2[1]" w:storeItemID="{1D3CCAA6-B2E4-4643-B4FD-83E724A831D1}"/>
+          <w:dataBinding w:prefixMappings="xmlns:ns0='urn:microsoft-dynamics-nav/reports/SVA_Regulation_Indeks/50029/'" w:xpath="/ns0:NavWordReportXmlPart[1]/ns0:SVA_Regulations[1]/ns0:OName2[1]" w:storeItemID="{CB41DD35-626E-4079-AE7D-6D5098679317}"/>
           <w:text/>
         </w:sdtPr>
         <w:sdtEndPr/>
@@ -170,22 +147,7 @@
           <w:lang w:val="en-US" w:eastAsia="en-US"/>
         </w:rPr>
         <w:tab/>
-      </w:r>
-      <w:proofErr w:type="spellStart"/>
-      <w:r>
-        <w:rPr>
-          <w:rFonts w:ascii="Arial" w:hAnsi="Arial" w:eastAsia="Times New Roman" w:cs="Arial"/>
-          <w:lang w:val="en-US" w:eastAsia="en-US"/>
-        </w:rPr>
-        <w:t>Lejemål</w:t>
-      </w:r>
-      <w:proofErr w:type="spellEnd"/>
-      <w:r>
-        <w:rPr>
-          <w:rFonts w:ascii="Arial" w:hAnsi="Arial" w:eastAsia="Times New Roman" w:cs="Arial"/>
-          <w:lang w:val="en-US" w:eastAsia="en-US"/>
-        </w:rPr>
-        <w:t>.:</w:t>
+        <w:t>Lejemål.:</w:t>
       </w:r>
       <w:r>
         <w:rPr>
@@ -202,17 +164,16 @@
             <w:lang w:val="en-US" w:eastAsia="en-US"/>
           </w:rPr>
           <w:alias w:val="#Nav: /SVA_Regulations/TenancyNo"/>
-          <w:tag w:val="#Nav: SVA Regulation Indeks/50029"/>
+          <w:tag w:val="#Nav: SVA_Regulation_Indeks/50029"/>
           <w:id w:val="800663584"/>
           <w:placeholder>
             <w:docPart w:val="DefaultPlaceholder_-1854013440"/>
           </w:placeholder>
-          <w:dataBinding w:prefixMappings="xmlns:ns0='urn:microsoft-dynamics-nav/reports/SVA Regulation Indeks/50029/'" w:xpath="/ns0:NavWordReportXmlPart[1]/ns0:SVA_Regulations[1]/ns0:TenancyNo[1]" w:storeItemID="{1D3CCAA6-B2E4-4643-B4FD-83E724A831D1}"/>
+          <w:dataBinding w:prefixMappings="xmlns:ns0='urn:microsoft-dynamics-nav/reports/SVA_Regulation_Indeks/50029/'" w:xpath="/ns0:NavWordReportXmlPart[1]/ns0:SVA_Regulations[1]/ns0:TenancyNo[1]" w:storeItemID="{CB41DD35-626E-4079-AE7D-6D5098679317}"/>
           <w:text/>
         </w:sdtPr>
         <w:sdtEndPr/>
         <w:sdtContent>
-          <w:proofErr w:type="spellStart"/>
           <w:r>
             <w:rPr>
               <w:rFonts w:ascii="Arial" w:hAnsi="Arial" w:eastAsia="Times New Roman" w:cs="Arial"/>
@@ -220,7 +181,6 @@
             </w:rPr>
             <w:t>TenancyNo</w:t>
           </w:r>
-          <w:proofErr w:type="spellEnd"/>
         </w:sdtContent>
       </w:sdt>
     </w:p>
@@ -248,17 +208,16 @@
             <w:lang w:val="en-US" w:eastAsia="en-US"/>
           </w:rPr>
           <w:alias w:val="#Nav: /SVA_Regulations/OAddress"/>
-          <w:tag w:val="#Nav: SVA Regulation Indeks/50029"/>
+          <w:tag w:val="#Nav: SVA_Regulation_Indeks/50029"/>
           <w:id w:val="-1602953364"/>
           <w:placeholder>
             <w:docPart w:val="DefaultPlaceholder_-1854013440"/>
           </w:placeholder>
-          <w:dataBinding w:prefixMappings="xmlns:ns0='urn:microsoft-dynamics-nav/reports/SVA Regulation Indeks/50029/'" w:xpath="/ns0:NavWordReportXmlPart[1]/ns0:SVA_Regulations[1]/ns0:OAddress[1]" w:storeItemID="{1D3CCAA6-B2E4-4643-B4FD-83E724A831D1}"/>
+          <w:dataBinding w:prefixMappings="xmlns:ns0='urn:microsoft-dynamics-nav/reports/SVA_Regulation_Indeks/50029/'" w:xpath="/ns0:NavWordReportXmlPart[1]/ns0:SVA_Regulations[1]/ns0:OAddress[1]" w:storeItemID="{CB41DD35-626E-4079-AE7D-6D5098679317}"/>
           <w:text/>
         </w:sdtPr>
         <w:sdtEndPr/>
         <w:sdtContent>
-          <w:proofErr w:type="spellStart"/>
           <w:r>
             <w:rPr>
               <w:rFonts w:ascii="Arial" w:hAnsi="Arial" w:eastAsia="Times New Roman" w:cs="Arial"/>
@@ -266,7 +225,6 @@
             </w:rPr>
             <w:t>OAddress</w:t>
           </w:r>
-          <w:proofErr w:type="spellEnd"/>
         </w:sdtContent>
       </w:sdt>
       <w:r>
@@ -275,22 +233,7 @@
           <w:lang w:val="en-US" w:eastAsia="en-US"/>
         </w:rPr>
         <w:tab/>
-      </w:r>
-      <w:proofErr w:type="spellStart"/>
-      <w:r>
-        <w:rPr>
-          <w:rFonts w:ascii="Arial" w:hAnsi="Arial" w:eastAsia="Times New Roman" w:cs="Arial"/>
-          <w:lang w:val="en-US" w:eastAsia="en-US"/>
-        </w:rPr>
-        <w:t>Kontrakt</w:t>
-      </w:r>
-      <w:proofErr w:type="spellEnd"/>
-      <w:r>
-        <w:rPr>
-          <w:rFonts w:ascii="Arial" w:hAnsi="Arial" w:eastAsia="Times New Roman" w:cs="Arial"/>
-          <w:lang w:val="en-US" w:eastAsia="en-US"/>
-        </w:rPr>
-        <w:t>:</w:t>
+        <w:t>Kontrakt:</w:t>
       </w:r>
       <w:r>
         <w:rPr>
@@ -307,17 +250,16 @@
             <w:lang w:val="en-US" w:eastAsia="en-US"/>
           </w:rPr>
           <w:alias w:val="#Nav: /SVA_Regulations/Onumber"/>
-          <w:tag w:val="#Nav: SVA Regulation Indeks/50029"/>
+          <w:tag w:val="#Nav: SVA_Regulation_Indeks/50029"/>
           <w:id w:val="1540633193"/>
           <w:placeholder>
             <w:docPart w:val="DefaultPlaceholder_-1854013440"/>
           </w:placeholder>
-          <w:dataBinding w:prefixMappings="xmlns:ns0='urn:microsoft-dynamics-nav/reports/SVA Regulation Indeks/50029/'" w:xpath="/ns0:NavWordReportXmlPart[1]/ns0:SVA_Regulations[1]/ns0:Onumber[1]" w:storeItemID="{1D3CCAA6-B2E4-4643-B4FD-83E724A831D1}"/>
+          <w:dataBinding w:prefixMappings="xmlns:ns0='urn:microsoft-dynamics-nav/reports/SVA_Regulation_Indeks/50029/'" w:xpath="/ns0:NavWordReportXmlPart[1]/ns0:SVA_Regulations[1]/ns0:Onumber[1]" w:storeItemID="{CB41DD35-626E-4079-AE7D-6D5098679317}"/>
           <w:text/>
         </w:sdtPr>
         <w:sdtEndPr/>
         <w:sdtContent>
-          <w:proofErr w:type="spellStart"/>
           <w:r>
             <w:rPr>
               <w:rFonts w:ascii="Arial" w:hAnsi="Arial" w:eastAsia="Times New Roman" w:cs="Arial"/>
@@ -325,7 +267,6 @@
             </w:rPr>
             <w:t>Onumber</w:t>
           </w:r>
-          <w:proofErr w:type="spellEnd"/>
         </w:sdtContent>
       </w:sdt>
     </w:p>
@@ -353,12 +294,12 @@
             <w:lang w:val="en-US" w:eastAsia="en-US"/>
           </w:rPr>
           <w:alias w:val="#Nav: /SVA_Regulations/OAddress2"/>
-          <w:tag w:val="#Nav: SVA Regulation Indeks/50029"/>
+          <w:tag w:val="#Nav: SVA_Regulation_Indeks/50029"/>
           <w:id w:val="-1920631588"/>
           <w:placeholder>
             <w:docPart w:val="DefaultPlaceholder_-1854013440"/>
           </w:placeholder>
-          <w:dataBinding w:prefixMappings="xmlns:ns0='urn:microsoft-dynamics-nav/reports/SVA Regulation Indeks/50029/'" w:xpath="/ns0:NavWordReportXmlPart[1]/ns0:SVA_Regulations[1]/ns0:OAddress2[1]" w:storeItemID="{1D3CCAA6-B2E4-4643-B4FD-83E724A831D1}"/>
+          <w:dataBinding w:prefixMappings="xmlns:ns0='urn:microsoft-dynamics-nav/reports/SVA_Regulation_Indeks/50029/'" w:xpath="/ns0:NavWordReportXmlPart[1]/ns0:SVA_Regulations[1]/ns0:OAddress2[1]" w:storeItemID="{CB41DD35-626E-4079-AE7D-6D5098679317}"/>
           <w:text/>
         </w:sdtPr>
         <w:sdtEndPr/>
@@ -404,17 +345,16 @@
             <w:lang w:val="en-US" w:eastAsia="en-US"/>
           </w:rPr>
           <w:alias w:val="#Nav: /SVA_Regulations/OPostcode"/>
-          <w:tag w:val="#Nav: SVA Regulation Indeks/50029"/>
+          <w:tag w:val="#Nav: SVA_Regulation_Indeks/50029"/>
           <w:id w:val="1818374645"/>
           <w:placeholder>
             <w:docPart w:val="DefaultPlaceholder_-1854013440"/>
           </w:placeholder>
-          <w:dataBinding w:prefixMappings="xmlns:ns0='urn:microsoft-dynamics-nav/reports/SVA Regulation Indeks/50029/'" w:xpath="/ns0:NavWordReportXmlPart[1]/ns0:SVA_Regulations[1]/ns0:OPostcode[1]" w:storeItemID="{1D3CCAA6-B2E4-4643-B4FD-83E724A831D1}"/>
+          <w:dataBinding w:prefixMappings="xmlns:ns0='urn:microsoft-dynamics-nav/reports/SVA_Regulation_Indeks/50029/'" w:xpath="/ns0:NavWordReportXmlPart[1]/ns0:SVA_Regulations[1]/ns0:OPostcode[1]" w:storeItemID="{CB41DD35-626E-4079-AE7D-6D5098679317}"/>
           <w:text/>
         </w:sdtPr>
         <w:sdtEndPr/>
         <w:sdtContent>
-          <w:proofErr w:type="spellStart"/>
           <w:r>
             <w:rPr>
               <w:rFonts w:ascii="Arial" w:hAnsi="Arial" w:eastAsia="Times New Roman" w:cs="Arial"/>
@@ -422,7 +362,6 @@
             </w:rPr>
             <w:t>OPostcode</w:t>
           </w:r>
-          <w:proofErr w:type="spellEnd"/>
         </w:sdtContent>
       </w:sdt>
       <w:r>
@@ -439,17 +378,16 @@
             <w:lang w:val="en-US" w:eastAsia="en-US"/>
           </w:rPr>
           <w:alias w:val="#Nav: /SVA_Regulations/OCity"/>
-          <w:tag w:val="#Nav: SVA Regulation Indeks/50029"/>
+          <w:tag w:val="#Nav: SVA_Regulation_Indeks/50029"/>
           <w:id w:val="-1035724279"/>
           <w:placeholder>
             <w:docPart w:val="DefaultPlaceholder_-1854013440"/>
           </w:placeholder>
-          <w:dataBinding w:prefixMappings="xmlns:ns0='urn:microsoft-dynamics-nav/reports/SVA Regulation Indeks/50029/'" w:xpath="/ns0:NavWordReportXmlPart[1]/ns0:SVA_Regulations[1]/ns0:OCity[1]" w:storeItemID="{1D3CCAA6-B2E4-4643-B4FD-83E724A831D1}"/>
+          <w:dataBinding w:prefixMappings="xmlns:ns0='urn:microsoft-dynamics-nav/reports/SVA_Regulation_Indeks/50029/'" w:xpath="/ns0:NavWordReportXmlPart[1]/ns0:SVA_Regulations[1]/ns0:OCity[1]" w:storeItemID="{CB41DD35-626E-4079-AE7D-6D5098679317}"/>
           <w:text/>
         </w:sdtPr>
         <w:sdtEndPr/>
         <w:sdtContent>
-          <w:proofErr w:type="spellStart"/>
           <w:r>
             <w:rPr>
               <w:rFonts w:ascii="Arial" w:hAnsi="Arial" w:eastAsia="Times New Roman" w:cs="Arial"/>
@@ -457,7 +395,6 @@
             </w:rPr>
             <w:t>OCity</w:t>
           </w:r>
-          <w:proofErr w:type="spellEnd"/>
         </w:sdtContent>
       </w:sdt>
     </w:p>
@@ -479,7 +416,6 @@
         </w:rPr>
       </w:pPr>
     </w:p>
-    <w:bookmarkEnd w:id="0"/>
     <w:p>
       <w:pPr>
         <w:overflowPunct w:val="0"/>
@@ -540,12 +476,12 @@
             <w:lang w:eastAsia="en-US"/>
           </w:rPr>
           <w:alias w:val="#Nav: /SVA_Regulations/TAddress1"/>
-          <w:tag w:val="#Nav: SVA Regulation Indeks/50029"/>
+          <w:tag w:val="#Nav: SVA_Regulation_Indeks/50029"/>
           <w:id w:val="535703250"/>
           <w:placeholder>
             <w:docPart w:val="DefaultPlaceholder_-1854013440"/>
           </w:placeholder>
-          <w:dataBinding w:prefixMappings="xmlns:ns0='urn:microsoft-dynamics-nav/reports/SVA Regulation Indeks/50029/'" w:xpath="/ns0:NavWordReportXmlPart[1]/ns0:SVA_Regulations[1]/ns0:TAddress1[1]" w:storeItemID="{1D3CCAA6-B2E4-4643-B4FD-83E724A831D1}"/>
+          <w:dataBinding w:prefixMappings="xmlns:ns0='urn:microsoft-dynamics-nav/reports/SVA_Regulation_Indeks/50029/'" w:xpath="/ns0:NavWordReportXmlPart[1]/ns0:SVA_Regulations[1]/ns0:TAddress1[1]" w:storeItemID="{CB41DD35-626E-4079-AE7D-6D5098679317}"/>
           <w:text/>
         </w:sdtPr>
         <w:sdtEndPr/>
@@ -576,17 +512,16 @@
             <w:lang w:eastAsia="en-US"/>
           </w:rPr>
           <w:alias w:val="#Nav: /SVA_Regulations/TPostcode"/>
-          <w:tag w:val="#Nav: SVA Regulation Indeks/50029"/>
+          <w:tag w:val="#Nav: SVA_Regulation_Indeks/50029"/>
           <w:id w:val="2011164792"/>
           <w:placeholder>
             <w:docPart w:val="DefaultPlaceholder_-1854013440"/>
           </w:placeholder>
-          <w:dataBinding w:prefixMappings="xmlns:ns0='urn:microsoft-dynamics-nav/reports/SVA Regulation Indeks/50029/'" w:xpath="/ns0:NavWordReportXmlPart[1]/ns0:SVA_Regulations[1]/ns0:TPostcode[1]" w:storeItemID="{1D3CCAA6-B2E4-4643-B4FD-83E724A831D1}"/>
+          <w:dataBinding w:prefixMappings="xmlns:ns0='urn:microsoft-dynamics-nav/reports/SVA_Regulation_Indeks/50029/'" w:xpath="/ns0:NavWordReportXmlPart[1]/ns0:SVA_Regulations[1]/ns0:TPostcode[1]" w:storeItemID="{CB41DD35-626E-4079-AE7D-6D5098679317}"/>
           <w:text/>
         </w:sdtPr>
         <w:sdtEndPr/>
         <w:sdtContent>
-          <w:proofErr w:type="spellStart"/>
           <w:r>
             <w:rPr>
               <w:rFonts w:ascii="Arial" w:hAnsi="Arial" w:eastAsia="Times New Roman" w:cs="Arial"/>
@@ -595,7 +530,6 @@
             </w:rPr>
             <w:t>TPostcode</w:t>
           </w:r>
-          <w:proofErr w:type="spellEnd"/>
         </w:sdtContent>
       </w:sdt>
       <w:r>
@@ -614,17 +548,16 @@
             <w:lang w:eastAsia="en-US"/>
           </w:rPr>
           <w:alias w:val="#Nav: /SVA_Regulations/TCity"/>
-          <w:tag w:val="#Nav: SVA Regulation Indeks/50029"/>
+          <w:tag w:val="#Nav: SVA_Regulation_Indeks/50029"/>
           <w:id w:val="-1676951733"/>
           <w:placeholder>
             <w:docPart w:val="DefaultPlaceholder_-1854013440"/>
           </w:placeholder>
-          <w:dataBinding w:prefixMappings="xmlns:ns0='urn:microsoft-dynamics-nav/reports/SVA Regulation Indeks/50029/'" w:xpath="/ns0:NavWordReportXmlPart[1]/ns0:SVA_Regulations[1]/ns0:TCity[1]" w:storeItemID="{1D3CCAA6-B2E4-4643-B4FD-83E724A831D1}"/>
+          <w:dataBinding w:prefixMappings="xmlns:ns0='urn:microsoft-dynamics-nav/reports/SVA_Regulation_Indeks/50029/'" w:xpath="/ns0:NavWordReportXmlPart[1]/ns0:SVA_Regulations[1]/ns0:TCity[1]" w:storeItemID="{CB41DD35-626E-4079-AE7D-6D5098679317}"/>
           <w:text/>
         </w:sdtPr>
         <w:sdtEndPr/>
         <w:sdtContent>
-          <w:proofErr w:type="spellStart"/>
           <w:r>
             <w:rPr>
               <w:rFonts w:ascii="Arial" w:hAnsi="Arial" w:eastAsia="Times New Roman" w:cs="Arial"/>
@@ -633,7 +566,6 @@
             </w:rPr>
             <w:t>TCity</w:t>
           </w:r>
-          <w:proofErr w:type="spellEnd"/>
         </w:sdtContent>
       </w:sdt>
     </w:p>
@@ -693,12 +625,12 @@
             <w:lang w:eastAsia="en-US"/>
           </w:rPr>
           <w:alias w:val="#Nav: /SVA_Regulations/Indeksdate"/>
-          <w:tag w:val="#Nav: SVA Regulation Indeks/50029"/>
+          <w:tag w:val="#Nav: SVA_Regulation_Indeks/50029"/>
           <w:id w:val="-182983656"/>
           <w:placeholder>
             <w:docPart w:val="DefaultPlaceholder_-1854013440"/>
           </w:placeholder>
-          <w:dataBinding w:prefixMappings="xmlns:ns0='urn:microsoft-dynamics-nav/reports/SVA Regulation Indeks/50029/'" w:xpath="/ns0:NavWordReportXmlPart[1]/ns0:SVA_Regulations[1]/ns0:Indeksdate[1]" w:storeItemID="{1D3CCAA6-B2E4-4643-B4FD-83E724A831D1}"/>
+          <w:dataBinding w:prefixMappings="xmlns:ns0='urn:microsoft-dynamics-nav/reports/SVA_Regulation_Indeks/50029/'" w:xpath="/ns0:NavWordReportXmlPart[1]/ns0:SVA_Regulations[1]/ns0:Indeksdate[1]" w:storeItemID="{CB41DD35-626E-4079-AE7D-6D5098679317}"/>
           <w:text/>
         </w:sdtPr>
         <w:sdtEndPr/>
@@ -786,7 +718,8 @@
     <w:p>
       <w:pPr>
         <w:tabs>
-          <w:tab w:val="decimal" w:pos="2835"/>
+          <w:tab w:val="decimal" w:pos="0"/>
+          <w:tab w:val="left" w:pos="1985"/>
         </w:tabs>
         <w:overflowPunct w:val="0"/>
         <w:autoSpaceDE w:val="0"/>
@@ -804,21 +737,14 @@
           <w:rFonts w:ascii="Arial" w:hAnsi="Arial" w:eastAsia="Times New Roman" w:cs="Arial"/>
           <w:lang w:eastAsia="en-US"/>
         </w:rPr>
-        <w:t>Indeks</w:t>
-      </w:r>
-      <w:r>
-        <w:rPr>
-          <w:rFonts w:ascii="Arial" w:hAnsi="Arial" w:eastAsia="Times New Roman" w:cs="Arial"/>
-          <w:lang w:eastAsia="en-US"/>
-        </w:rPr>
-        <w:t xml:space="preserve"> 1</w:t>
-      </w:r>
-      <w:r>
-        <w:rPr>
-          <w:rFonts w:ascii="Arial" w:hAnsi="Arial" w:eastAsia="Times New Roman" w:cs="Arial"/>
-          <w:lang w:eastAsia="en-US"/>
-        </w:rPr>
-        <w:t>:</w:t>
+        <w:t>Nuværende i</w:t>
+      </w:r>
+      <w:r>
+        <w:rPr>
+          <w:rFonts w:ascii="Arial" w:hAnsi="Arial" w:eastAsia="Times New Roman" w:cs="Arial"/>
+          <w:lang w:eastAsia="en-US"/>
+        </w:rPr>
+        <w:t>ndeks:</w:t>
       </w:r>
       <w:r>
         <w:rPr>
@@ -834,17 +760,16 @@
             <w:lang w:eastAsia="en-US"/>
           </w:rPr>
           <w:alias w:val="#Nav: /SVA_Regulations/IndeksOld"/>
-          <w:tag w:val="#Nav: SVA Regulation Indeks/50029"/>
+          <w:tag w:val="#Nav: SVA_Regulation_Indeks/50029"/>
           <w:id w:val="1669599916"/>
           <w:placeholder>
             <w:docPart w:val="DefaultPlaceholder_-1854013440"/>
           </w:placeholder>
-          <w:dataBinding w:prefixMappings="xmlns:ns0='urn:microsoft-dynamics-nav/reports/SVA Regulation Indeks/50029/'" w:xpath="/ns0:NavWordReportXmlPart[1]/ns0:SVA_Regulations[1]/ns0:IndeksOld[1]" w:storeItemID="{1D3CCAA6-B2E4-4643-B4FD-83E724A831D1}"/>
+          <w:dataBinding w:prefixMappings="xmlns:ns0='urn:microsoft-dynamics-nav/reports/SVA_Regulation_Indeks/50029/'" w:xpath="/ns0:NavWordReportXmlPart[1]/ns0:SVA_Regulations[1]/ns0:IndeksOld[1]" w:storeItemID="{CB41DD35-626E-4079-AE7D-6D5098679317}"/>
           <w:text/>
         </w:sdtPr>
         <w:sdtEndPr/>
         <w:sdtContent>
-          <w:proofErr w:type="spellStart"/>
           <w:r>
             <w:rPr>
               <w:rFonts w:ascii="Arial" w:hAnsi="Arial" w:eastAsia="Times New Roman" w:cs="Arial"/>
@@ -852,14 +777,14 @@
             </w:rPr>
             <w:t>IndeksOld</w:t>
           </w:r>
-          <w:proofErr w:type="spellEnd"/>
         </w:sdtContent>
       </w:sdt>
     </w:p>
     <w:p>
       <w:pPr>
         <w:tabs>
-          <w:tab w:val="decimal" w:pos="2835"/>
+          <w:tab w:val="decimal" w:pos="0"/>
+          <w:tab w:val="left" w:pos="1985"/>
         </w:tabs>
         <w:overflowPunct w:val="0"/>
         <w:autoSpaceDE w:val="0"/>
@@ -877,21 +802,14 @@
           <w:rFonts w:ascii="Arial" w:hAnsi="Arial" w:eastAsia="Times New Roman" w:cs="Arial"/>
           <w:lang w:eastAsia="en-US"/>
         </w:rPr>
-        <w:t>Indeks</w:t>
-      </w:r>
-      <w:r>
-        <w:rPr>
-          <w:rFonts w:ascii="Arial" w:hAnsi="Arial" w:eastAsia="Times New Roman" w:cs="Arial"/>
-          <w:lang w:eastAsia="en-US"/>
-        </w:rPr>
-        <w:t xml:space="preserve"> 2</w:t>
-      </w:r>
-      <w:r>
-        <w:rPr>
-          <w:rFonts w:ascii="Arial" w:hAnsi="Arial" w:eastAsia="Times New Roman" w:cs="Arial"/>
-          <w:lang w:eastAsia="en-US"/>
-        </w:rPr>
-        <w:t>:</w:t>
+        <w:t>Nyt i</w:t>
+      </w:r>
+      <w:r>
+        <w:rPr>
+          <w:rFonts w:ascii="Arial" w:hAnsi="Arial" w:eastAsia="Times New Roman" w:cs="Arial"/>
+          <w:lang w:eastAsia="en-US"/>
+        </w:rPr>
+        <w:t>ndeks:</w:t>
       </w:r>
       <w:r>
         <w:rPr>
@@ -907,17 +825,16 @@
             <w:lang w:eastAsia="en-US"/>
           </w:rPr>
           <w:alias w:val="#Nav: /SVA_Regulations/IndeksNew"/>
-          <w:tag w:val="#Nav: SVA Regulation Indeks/50029"/>
+          <w:tag w:val="#Nav: SVA_Regulation_Indeks/50029"/>
           <w:id w:val="-1520996888"/>
           <w:placeholder>
             <w:docPart w:val="DefaultPlaceholder_-1854013440"/>
           </w:placeholder>
-          <w:dataBinding w:prefixMappings="xmlns:ns0='urn:microsoft-dynamics-nav/reports/SVA Regulation Indeks/50029/'" w:xpath="/ns0:NavWordReportXmlPart[1]/ns0:SVA_Regulations[1]/ns0:IndeksNew[1]" w:storeItemID="{1D3CCAA6-B2E4-4643-B4FD-83E724A831D1}"/>
+          <w:dataBinding w:prefixMappings="xmlns:ns0='urn:microsoft-dynamics-nav/reports/SVA_Regulation_Indeks/50029/'" w:xpath="/ns0:NavWordReportXmlPart[1]/ns0:SVA_Regulations[1]/ns0:IndeksNew[1]" w:storeItemID="{CB41DD35-626E-4079-AE7D-6D5098679317}"/>
           <w:text/>
         </w:sdtPr>
         <w:sdtEndPr/>
         <w:sdtContent>
-          <w:proofErr w:type="spellStart"/>
           <w:r>
             <w:rPr>
               <w:rFonts w:ascii="Arial" w:hAnsi="Arial" w:eastAsia="Times New Roman" w:cs="Arial"/>
@@ -925,7 +842,6 @@
             </w:rPr>
             <w:t>IndeksNew</w:t>
           </w:r>
-          <w:proofErr w:type="spellEnd"/>
         </w:sdtContent>
       </w:sdt>
       <w:r>
@@ -980,17 +896,16 @@
             <w:lang w:eastAsia="en-US"/>
           </w:rPr>
           <w:alias w:val="#Nav: /SVA_Regulations/ActualRegulation"/>
-          <w:tag w:val="#Nav: SVA Regulation Indeks/50029"/>
+          <w:tag w:val="#Nav: SVA_Regulation_Indeks/50029"/>
           <w:id w:val="-1042897227"/>
           <w:placeholder>
             <w:docPart w:val="DefaultPlaceholder_-1854013440"/>
           </w:placeholder>
-          <w:dataBinding w:prefixMappings="xmlns:ns0='urn:microsoft-dynamics-nav/reports/SVA Regulation Indeks/50029/'" w:xpath="/ns0:NavWordReportXmlPart[1]/ns0:SVA_Regulations[1]/ns0:ActualRegulation[1]" w:storeItemID="{1D3CCAA6-B2E4-4643-B4FD-83E724A831D1}"/>
+          <w:dataBinding w:prefixMappings="xmlns:ns0='urn:microsoft-dynamics-nav/reports/SVA_Regulation_Indeks/50029/'" w:xpath="/ns0:NavWordReportXmlPart[1]/ns0:SVA_Regulations[1]/ns0:ActualRegulation[1]" w:storeItemID="{CB41DD35-626E-4079-AE7D-6D5098679317}"/>
           <w:text/>
         </w:sdtPr>
         <w:sdtEndPr/>
         <w:sdtContent>
-          <w:proofErr w:type="spellStart"/>
           <w:r>
             <w:rPr>
               <w:rFonts w:ascii="Arial" w:hAnsi="Arial" w:eastAsia="Times New Roman" w:cs="Arial"/>
@@ -998,7 +913,6 @@
             </w:rPr>
             <w:t>ActualRegulation</w:t>
           </w:r>
-          <w:proofErr w:type="spellEnd"/>
         </w:sdtContent>
       </w:sdt>
       <w:r>
@@ -1054,17 +968,16 @@
             <w:lang w:eastAsia="en-US"/>
           </w:rPr>
           <w:alias w:val="#Nav: /SVA_Regulations/Regulationdate"/>
-          <w:tag w:val="#Nav: SVA Regulation Indeks/50029"/>
+          <w:tag w:val="#Nav: SVA_Regulation_Indeks/50029"/>
           <w:id w:val="-1078597765"/>
           <w:placeholder>
             <w:docPart w:val="DefaultPlaceholder_-1854013440"/>
           </w:placeholder>
-          <w:dataBinding w:prefixMappings="xmlns:ns0='urn:microsoft-dynamics-nav/reports/SVA Regulation Indeks/50029/'" w:xpath="/ns0:NavWordReportXmlPart[1]/ns0:SVA_Regulations[1]/ns0:Regulationdate[1]" w:storeItemID="{1D3CCAA6-B2E4-4643-B4FD-83E724A831D1}"/>
+          <w:dataBinding w:prefixMappings="xmlns:ns0='urn:microsoft-dynamics-nav/reports/SVA_Regulation_Indeks/50029/'" w:xpath="/ns0:NavWordReportXmlPart[1]/ns0:SVA_Regulations[1]/ns0:Regulationdate[1]" w:storeItemID="{CB41DD35-626E-4079-AE7D-6D5098679317}"/>
           <w:text/>
         </w:sdtPr>
         <w:sdtEndPr/>
         <w:sdtContent>
-          <w:proofErr w:type="spellStart"/>
           <w:r>
             <w:rPr>
               <w:rFonts w:ascii="Arial" w:hAnsi="Arial" w:eastAsia="Times New Roman" w:cs="Arial"/>
@@ -1073,7 +986,6 @@
             </w:rPr>
             <w:t>Regulationdate</w:t>
           </w:r>
-          <w:proofErr w:type="spellEnd"/>
         </w:sdtContent>
       </w:sdt>
       <w:r>
@@ -1175,17 +1087,16 @@
             <w:lang w:eastAsia="en-US"/>
           </w:rPr>
           <w:alias w:val="#Nav: /SVA_Regulations/RentYearNow"/>
-          <w:tag w:val="#Nav: SVA Regulation Indeks/50029"/>
+          <w:tag w:val="#Nav: SVA_Regulation_Indeks/50029"/>
           <w:id w:val="-1058015184"/>
           <w:placeholder>
             <w:docPart w:val="DefaultPlaceholder_-1854013440"/>
           </w:placeholder>
-          <w:dataBinding w:prefixMappings="xmlns:ns0='urn:microsoft-dynamics-nav/reports/SVA Regulation Indeks/50029/'" w:xpath="/ns0:NavWordReportXmlPart[1]/ns0:SVA_Regulations[1]/ns0:RentYearNow[1]" w:storeItemID="{1D3CCAA6-B2E4-4643-B4FD-83E724A831D1}"/>
+          <w:dataBinding w:prefixMappings="xmlns:ns0='urn:microsoft-dynamics-nav/reports/SVA_Regulation_Indeks/50029/'" w:xpath="/ns0:NavWordReportXmlPart[1]/ns0:SVA_Regulations[1]/ns0:RentYearNow[1]" w:storeItemID="{CB41DD35-626E-4079-AE7D-6D5098679317}"/>
           <w:text/>
         </w:sdtPr>
         <w:sdtEndPr/>
         <w:sdtContent>
-          <w:proofErr w:type="spellStart"/>
           <w:r>
             <w:rPr>
               <w:rFonts w:ascii="Arial" w:hAnsi="Arial" w:eastAsia="Times New Roman" w:cs="Arial"/>
@@ -1193,7 +1104,6 @@
             </w:rPr>
             <w:t>RentYearNow</w:t>
           </w:r>
-          <w:proofErr w:type="spellEnd"/>
         </w:sdtContent>
       </w:sdt>
       <w:r>
@@ -1217,17 +1127,16 @@
             <w:lang w:eastAsia="en-US"/>
           </w:rPr>
           <w:alias w:val="#Nav: /SVA_Regulations/RentPerNow"/>
-          <w:tag w:val="#Nav: SVA Regulation Indeks/50029"/>
+          <w:tag w:val="#Nav: SVA_Regulation_Indeks/50029"/>
           <w:id w:val="2130197292"/>
           <w:placeholder>
             <w:docPart w:val="DefaultPlaceholder_-1854013440"/>
           </w:placeholder>
-          <w:dataBinding w:prefixMappings="xmlns:ns0='urn:microsoft-dynamics-nav/reports/SVA Regulation Indeks/50029/'" w:xpath="/ns0:NavWordReportXmlPart[1]/ns0:SVA_Regulations[1]/ns0:RentPerNow[1]" w:storeItemID="{1D3CCAA6-B2E4-4643-B4FD-83E724A831D1}"/>
+          <w:dataBinding w:prefixMappings="xmlns:ns0='urn:microsoft-dynamics-nav/reports/SVA_Regulation_Indeks/50029/'" w:xpath="/ns0:NavWordReportXmlPart[1]/ns0:SVA_Regulations[1]/ns0:RentPerNow[1]" w:storeItemID="{CB41DD35-626E-4079-AE7D-6D5098679317}"/>
           <w:text/>
         </w:sdtPr>
         <w:sdtEndPr/>
         <w:sdtContent>
-          <w:proofErr w:type="spellStart"/>
           <w:r>
             <w:rPr>
               <w:rFonts w:ascii="Arial" w:hAnsi="Arial" w:eastAsia="Times New Roman" w:cs="Arial"/>
@@ -1235,7 +1144,6 @@
             </w:rPr>
             <w:t>RentPerNow</w:t>
           </w:r>
-          <w:proofErr w:type="spellEnd"/>
         </w:sdtContent>
       </w:sdt>
       <w:r>
@@ -1284,17 +1192,16 @@
             <w:lang w:eastAsia="en-US"/>
           </w:rPr>
           <w:alias w:val="#Nav: /SVA_Regulations/RegulationYear"/>
-          <w:tag w:val="#Nav: SVA Regulation Indeks/50029"/>
+          <w:tag w:val="#Nav: SVA_Regulation_Indeks/50029"/>
           <w:id w:val="-1166169176"/>
           <w:placeholder>
             <w:docPart w:val="DefaultPlaceholder_-1854013440"/>
           </w:placeholder>
-          <w:dataBinding w:prefixMappings="xmlns:ns0='urn:microsoft-dynamics-nav/reports/SVA Regulation Indeks/50029/'" w:xpath="/ns0:NavWordReportXmlPart[1]/ns0:SVA_Regulations[1]/ns0:RegulationYear[1]" w:storeItemID="{1D3CCAA6-B2E4-4643-B4FD-83E724A831D1}"/>
+          <w:dataBinding w:prefixMappings="xmlns:ns0='urn:microsoft-dynamics-nav/reports/SVA_Regulation_Indeks/50029/'" w:xpath="/ns0:NavWordReportXmlPart[1]/ns0:SVA_Regulations[1]/ns0:RegulationYear[1]" w:storeItemID="{CB41DD35-626E-4079-AE7D-6D5098679317}"/>
           <w:text/>
         </w:sdtPr>
         <w:sdtEndPr/>
         <w:sdtContent>
-          <w:proofErr w:type="spellStart"/>
           <w:r>
             <w:rPr>
               <w:rFonts w:ascii="Arial" w:hAnsi="Arial" w:eastAsia="Times New Roman" w:cs="Arial"/>
@@ -1302,7 +1209,6 @@
             </w:rPr>
             <w:t>RegulationYear</w:t>
           </w:r>
-          <w:proofErr w:type="spellEnd"/>
         </w:sdtContent>
       </w:sdt>
       <w:r>
@@ -1326,17 +1232,16 @@
             <w:lang w:eastAsia="en-US"/>
           </w:rPr>
           <w:alias w:val="#Nav: /SVA_Regulations/RegulationPer"/>
-          <w:tag w:val="#Nav: SVA Regulation Indeks/50029"/>
+          <w:tag w:val="#Nav: SVA_Regulation_Indeks/50029"/>
           <w:id w:val="1306196971"/>
           <w:placeholder>
             <w:docPart w:val="DefaultPlaceholder_-1854013440"/>
           </w:placeholder>
-          <w:dataBinding w:prefixMappings="xmlns:ns0='urn:microsoft-dynamics-nav/reports/SVA Regulation Indeks/50029/'" w:xpath="/ns0:NavWordReportXmlPart[1]/ns0:SVA_Regulations[1]/ns0:RegulationPer[1]" w:storeItemID="{1D3CCAA6-B2E4-4643-B4FD-83E724A831D1}"/>
+          <w:dataBinding w:prefixMappings="xmlns:ns0='urn:microsoft-dynamics-nav/reports/SVA_Regulation_Indeks/50029/'" w:xpath="/ns0:NavWordReportXmlPart[1]/ns0:SVA_Regulations[1]/ns0:RegulationPer[1]" w:storeItemID="{CB41DD35-626E-4079-AE7D-6D5098679317}"/>
           <w:text/>
         </w:sdtPr>
         <w:sdtEndPr/>
         <w:sdtContent>
-          <w:proofErr w:type="spellStart"/>
           <w:r>
             <w:rPr>
               <w:rFonts w:ascii="Arial" w:hAnsi="Arial" w:eastAsia="Times New Roman" w:cs="Arial"/>
@@ -1344,7 +1249,6 @@
             </w:rPr>
             <w:t>RegulationPer</w:t>
           </w:r>
-          <w:proofErr w:type="spellEnd"/>
         </w:sdtContent>
       </w:sdt>
       <w:r>
@@ -1393,17 +1297,16 @@
             <w:lang w:eastAsia="en-US"/>
           </w:rPr>
           <w:alias w:val="#Nav: /SVA_Regulations/RentYearNew"/>
-          <w:tag w:val="#Nav: SVA Regulation Indeks/50029"/>
+          <w:tag w:val="#Nav: SVA_Regulation_Indeks/50029"/>
           <w:id w:val="-1677031339"/>
           <w:placeholder>
             <w:docPart w:val="DefaultPlaceholder_-1854013440"/>
           </w:placeholder>
-          <w:dataBinding w:prefixMappings="xmlns:ns0='urn:microsoft-dynamics-nav/reports/SVA Regulation Indeks/50029/'" w:xpath="/ns0:NavWordReportXmlPart[1]/ns0:SVA_Regulations[1]/ns0:RentYearNew[1]" w:storeItemID="{1D3CCAA6-B2E4-4643-B4FD-83E724A831D1}"/>
+          <w:dataBinding w:prefixMappings="xmlns:ns0='urn:microsoft-dynamics-nav/reports/SVA_Regulation_Indeks/50029/'" w:xpath="/ns0:NavWordReportXmlPart[1]/ns0:SVA_Regulations[1]/ns0:RentYearNew[1]" w:storeItemID="{CB41DD35-626E-4079-AE7D-6D5098679317}"/>
           <w:text/>
         </w:sdtPr>
         <w:sdtEndPr/>
         <w:sdtContent>
-          <w:proofErr w:type="spellStart"/>
           <w:r>
             <w:rPr>
               <w:rFonts w:ascii="Arial" w:hAnsi="Arial" w:eastAsia="Times New Roman" w:cs="Arial"/>
@@ -1411,7 +1314,6 @@
             </w:rPr>
             <w:t>RentYearNew</w:t>
           </w:r>
-          <w:proofErr w:type="spellEnd"/>
         </w:sdtContent>
       </w:sdt>
       <w:r>
@@ -1435,17 +1337,16 @@
             <w:lang w:eastAsia="en-US"/>
           </w:rPr>
           <w:alias w:val="#Nav: /SVA_Regulations/RentPerNew"/>
-          <w:tag w:val="#Nav: SVA Regulation Indeks/50029"/>
+          <w:tag w:val="#Nav: SVA_Regulation_Indeks/50029"/>
           <w:id w:val="-1031954381"/>
           <w:placeholder>
             <w:docPart w:val="DefaultPlaceholder_-1854013440"/>
           </w:placeholder>
-          <w:dataBinding w:prefixMappings="xmlns:ns0='urn:microsoft-dynamics-nav/reports/SVA Regulation Indeks/50029/'" w:xpath="/ns0:NavWordReportXmlPart[1]/ns0:SVA_Regulations[1]/ns0:RentPerNew[1]" w:storeItemID="{1D3CCAA6-B2E4-4643-B4FD-83E724A831D1}"/>
+          <w:dataBinding w:prefixMappings="xmlns:ns0='urn:microsoft-dynamics-nav/reports/SVA_Regulation_Indeks/50029/'" w:xpath="/ns0:NavWordReportXmlPart[1]/ns0:SVA_Regulations[1]/ns0:RentPerNew[1]" w:storeItemID="{CB41DD35-626E-4079-AE7D-6D5098679317}"/>
           <w:text/>
         </w:sdtPr>
         <w:sdtEndPr/>
         <w:sdtContent>
-          <w:proofErr w:type="spellStart"/>
           <w:r>
             <w:rPr>
               <w:rFonts w:ascii="Arial" w:hAnsi="Arial" w:eastAsia="Times New Roman" w:cs="Arial"/>
@@ -1453,7 +1354,6 @@
             </w:rPr>
             <w:t>RentPerNew</w:t>
           </w:r>
-          <w:proofErr w:type="spellEnd"/>
         </w:sdtContent>
       </w:sdt>
       <w:r>
@@ -1611,17 +1511,16 @@
             <w:lang w:eastAsia="en-US"/>
           </w:rPr>
           <w:alias w:val="#Nav: /SVA_Regulations/DepositNow"/>
-          <w:tag w:val="#Nav: SVA Regulation Indeks/50029"/>
+          <w:tag w:val="#Nav: SVA_Regulation_Indeks/50029"/>
           <w:id w:val="694273732"/>
           <w:placeholder>
             <w:docPart w:val="DefaultPlaceholder_-1854013440"/>
           </w:placeholder>
-          <w:dataBinding w:prefixMappings="xmlns:ns0='urn:microsoft-dynamics-nav/reports/SVA Regulation Indeks/50029/'" w:xpath="/ns0:NavWordReportXmlPart[1]/ns0:SVA_Regulations[1]/ns0:DepositNow[1]" w:storeItemID="{1D3CCAA6-B2E4-4643-B4FD-83E724A831D1}"/>
+          <w:dataBinding w:prefixMappings="xmlns:ns0='urn:microsoft-dynamics-nav/reports/SVA_Regulation_Indeks/50029/'" w:xpath="/ns0:NavWordReportXmlPart[1]/ns0:SVA_Regulations[1]/ns0:DepositNow[1]" w:storeItemID="{CB41DD35-626E-4079-AE7D-6D5098679317}"/>
           <w:text/>
         </w:sdtPr>
         <w:sdtEndPr/>
         <w:sdtContent>
-          <w:proofErr w:type="spellStart"/>
           <w:r>
             <w:rPr>
               <w:rFonts w:ascii="Arial" w:hAnsi="Arial" w:eastAsia="Times New Roman" w:cs="Arial"/>
@@ -1629,7 +1528,6 @@
             </w:rPr>
             <w:t>DepositNow</w:t>
           </w:r>
-          <w:proofErr w:type="spellEnd"/>
         </w:sdtContent>
       </w:sdt>
       <w:r>
@@ -1693,17 +1591,16 @@
             <w:lang w:eastAsia="en-US"/>
           </w:rPr>
           <w:alias w:val="#Nav: /SVA_Regulations/RegulationDeposit"/>
-          <w:tag w:val="#Nav: SVA Regulation Indeks/50029"/>
+          <w:tag w:val="#Nav: SVA_Regulation_Indeks/50029"/>
           <w:id w:val="-12841164"/>
           <w:placeholder>
             <w:docPart w:val="DefaultPlaceholder_-1854013440"/>
           </w:placeholder>
-          <w:dataBinding w:prefixMappings="xmlns:ns0='urn:microsoft-dynamics-nav/reports/SVA Regulation Indeks/50029/'" w:xpath="/ns0:NavWordReportXmlPart[1]/ns0:SVA_Regulations[1]/ns0:RegulationDeposit[1]" w:storeItemID="{1D3CCAA6-B2E4-4643-B4FD-83E724A831D1}"/>
+          <w:dataBinding w:prefixMappings="xmlns:ns0='urn:microsoft-dynamics-nav/reports/SVA_Regulation_Indeks/50029/'" w:xpath="/ns0:NavWordReportXmlPart[1]/ns0:SVA_Regulations[1]/ns0:RegulationDeposit[1]" w:storeItemID="{CB41DD35-626E-4079-AE7D-6D5098679317}"/>
           <w:text/>
         </w:sdtPr>
         <w:sdtEndPr/>
         <w:sdtContent>
-          <w:proofErr w:type="spellStart"/>
           <w:r>
             <w:rPr>
               <w:rFonts w:ascii="Arial" w:hAnsi="Arial" w:eastAsia="Times New Roman" w:cs="Arial"/>
@@ -1711,7 +1608,6 @@
             </w:rPr>
             <w:t>RegulationDeposit</w:t>
           </w:r>
-          <w:proofErr w:type="spellEnd"/>
         </w:sdtContent>
       </w:sdt>
       <w:r>
@@ -1775,17 +1671,16 @@
             <w:lang w:eastAsia="en-US"/>
           </w:rPr>
           <w:alias w:val="#Nav: /SVA_Regulations/DepositNew"/>
-          <w:tag w:val="#Nav: SVA Regulation Indeks/50029"/>
+          <w:tag w:val="#Nav: SVA_Regulation_Indeks/50029"/>
           <w:id w:val="-1310238729"/>
           <w:placeholder>
             <w:docPart w:val="DefaultPlaceholder_-1854013440"/>
           </w:placeholder>
-          <w:dataBinding w:prefixMappings="xmlns:ns0='urn:microsoft-dynamics-nav/reports/SVA Regulation Indeks/50029/'" w:xpath="/ns0:NavWordReportXmlPart[1]/ns0:SVA_Regulations[1]/ns0:DepositNew[1]" w:storeItemID="{1D3CCAA6-B2E4-4643-B4FD-83E724A831D1}"/>
+          <w:dataBinding w:prefixMappings="xmlns:ns0='urn:microsoft-dynamics-nav/reports/SVA_Regulation_Indeks/50029/'" w:xpath="/ns0:NavWordReportXmlPart[1]/ns0:SVA_Regulations[1]/ns0:DepositNew[1]" w:storeItemID="{CB41DD35-626E-4079-AE7D-6D5098679317}"/>
           <w:text/>
         </w:sdtPr>
         <w:sdtEndPr/>
         <w:sdtContent>
-          <w:proofErr w:type="spellStart"/>
           <w:r>
             <w:rPr>
               <w:rFonts w:ascii="Arial" w:hAnsi="Arial" w:eastAsia="Times New Roman" w:cs="Arial"/>
@@ -1793,7 +1688,6 @@
             </w:rPr>
             <w:t>DepositNew</w:t>
           </w:r>
-          <w:proofErr w:type="spellEnd"/>
         </w:sdtContent>
       </w:sdt>
       <w:r>
@@ -1951,17 +1845,16 @@
             <w:lang w:eastAsia="en-US"/>
           </w:rPr>
           <w:alias w:val="#Nav: /SVA_Regulations/PrepaidRentNow"/>
-          <w:tag w:val="#Nav: SVA Regulation Indeks/50029"/>
+          <w:tag w:val="#Nav: SVA_Regulation_Indeks/50029"/>
           <w:id w:val="-1153826750"/>
           <w:placeholder>
             <w:docPart w:val="DefaultPlaceholder_-1854013440"/>
           </w:placeholder>
-          <w:dataBinding w:prefixMappings="xmlns:ns0='urn:microsoft-dynamics-nav/reports/SVA Regulation Indeks/50029/'" w:xpath="/ns0:NavWordReportXmlPart[1]/ns0:SVA_Regulations[1]/ns0:PrepaidRentNow[1]" w:storeItemID="{1D3CCAA6-B2E4-4643-B4FD-83E724A831D1}"/>
+          <w:dataBinding w:prefixMappings="xmlns:ns0='urn:microsoft-dynamics-nav/reports/SVA_Regulation_Indeks/50029/'" w:xpath="/ns0:NavWordReportXmlPart[1]/ns0:SVA_Regulations[1]/ns0:PrepaidRentNow[1]" w:storeItemID="{CB41DD35-626E-4079-AE7D-6D5098679317}"/>
           <w:text/>
         </w:sdtPr>
         <w:sdtEndPr/>
         <w:sdtContent>
-          <w:proofErr w:type="spellStart"/>
           <w:r>
             <w:rPr>
               <w:rFonts w:ascii="Arial" w:hAnsi="Arial" w:eastAsia="Times New Roman" w:cs="Arial"/>
@@ -1969,7 +1862,6 @@
             </w:rPr>
             <w:t>PrepaidRentNow</w:t>
           </w:r>
-          <w:proofErr w:type="spellEnd"/>
         </w:sdtContent>
       </w:sdt>
       <w:r>
@@ -2040,17 +1932,16 @@
             <w:lang w:eastAsia="en-US"/>
           </w:rPr>
           <w:alias w:val="#Nav: /SVA_Regulations/RegulationPrepaidrent"/>
-          <w:tag w:val="#Nav: SVA Regulation Indeks/50029"/>
+          <w:tag w:val="#Nav: SVA_Regulation_Indeks/50029"/>
           <w:id w:val="-1261529356"/>
           <w:placeholder>
             <w:docPart w:val="DefaultPlaceholder_-1854013440"/>
           </w:placeholder>
-          <w:dataBinding w:prefixMappings="xmlns:ns0='urn:microsoft-dynamics-nav/reports/SVA Regulation Indeks/50029/'" w:xpath="/ns0:NavWordReportXmlPart[1]/ns0:SVA_Regulations[1]/ns0:RegulationPrepaidrent[1]" w:storeItemID="{1D3CCAA6-B2E4-4643-B4FD-83E724A831D1}"/>
+          <w:dataBinding w:prefixMappings="xmlns:ns0='urn:microsoft-dynamics-nav/reports/SVA_Regulation_Indeks/50029/'" w:xpath="/ns0:NavWordReportXmlPart[1]/ns0:SVA_Regulations[1]/ns0:RegulationPrepaidrent[1]" w:storeItemID="{CB41DD35-626E-4079-AE7D-6D5098679317}"/>
           <w:text/>
         </w:sdtPr>
         <w:sdtEndPr/>
         <w:sdtContent>
-          <w:proofErr w:type="spellStart"/>
           <w:r>
             <w:rPr>
               <w:rFonts w:ascii="Arial" w:hAnsi="Arial" w:eastAsia="Times New Roman" w:cs="Arial"/>
@@ -2058,7 +1949,6 @@
             </w:rPr>
             <w:t>RegulationPrepaidrent</w:t>
           </w:r>
-          <w:proofErr w:type="spellEnd"/>
         </w:sdtContent>
       </w:sdt>
       <w:r>
@@ -2143,17 +2033,16 @@
             <w:lang w:eastAsia="en-US"/>
           </w:rPr>
           <w:alias w:val="#Nav: /SVA_Regulations/PrepaidRentNew"/>
-          <w:tag w:val="#Nav: SVA Regulation Indeks/50029"/>
+          <w:tag w:val="#Nav: SVA_Regulation_Indeks/50029"/>
           <w:id w:val="2084948597"/>
           <w:placeholder>
             <w:docPart w:val="DefaultPlaceholder_-1854013440"/>
           </w:placeholder>
-          <w:dataBinding w:prefixMappings="xmlns:ns0='urn:microsoft-dynamics-nav/reports/SVA Regulation Indeks/50029/'" w:xpath="/ns0:NavWordReportXmlPart[1]/ns0:SVA_Regulations[1]/ns0:PrepaidRentNew[1]" w:storeItemID="{1D3CCAA6-B2E4-4643-B4FD-83E724A831D1}"/>
+          <w:dataBinding w:prefixMappings="xmlns:ns0='urn:microsoft-dynamics-nav/reports/SVA_Regulation_Indeks/50029/'" w:xpath="/ns0:NavWordReportXmlPart[1]/ns0:SVA_Regulations[1]/ns0:PrepaidRentNew[1]" w:storeItemID="{CB41DD35-626E-4079-AE7D-6D5098679317}"/>
           <w:text/>
         </w:sdtPr>
         <w:sdtEndPr/>
         <w:sdtContent>
-          <w:proofErr w:type="spellStart"/>
           <w:r>
             <w:rPr>
               <w:rFonts w:ascii="Arial" w:hAnsi="Arial" w:eastAsia="Times New Roman" w:cs="Arial"/>
@@ -2161,7 +2050,6 @@
             </w:rPr>
             <w:t>PrepaidRentNew</w:t>
           </w:r>
-          <w:proofErr w:type="spellEnd"/>
         </w:sdtContent>
       </w:sdt>
       <w:r>
@@ -2255,16 +2143,15 @@
         <w:rPr>
           <w:rFonts w:ascii="Arial" w:hAnsi="Arial" w:cs="Arial"/>
         </w:rPr>
-        <w:alias w:val="#Nav: /Company_Information/CName"/>
-        <w:tag w:val="#Nav: SVA Regulation Indeks/50029"/>
-        <w:id w:val="-1168236712"/>
+        <w:id w:val="409969550"/>
         <w:placeholder>
           <w:docPart w:val="DefaultPlaceholder_-1854013440"/>
         </w:placeholder>
-        <w:dataBinding w:prefixMappings="xmlns:ns0='urn:microsoft-dynamics-nav/reports/SVA Regulation Indeks/50029/'" w:xpath="/ns0:NavWordReportXmlPart[1]/ns0:Company_Information[1]/ns0:CName[1]" w:storeItemID="{1D3CCAA6-B2E4-4643-B4FD-83E724A831D1}"/>
+        <w:dataBinding w:prefixMappings="xmlns:ns0='urn:microsoft-dynamics-nav/reports/SVA_Regulation_Indeks/50029/'" w:xpath="/ns0:NavWordReportXmlPart[1]/ns0:Company_Information[1]/ns0:CompanyAddress1[1]" w:storeItemID="{CB41DD35-626E-4079-AE7D-6D5098679317}"/>
         <w:text/>
+        <w:alias w:val="#Nav: /Company_Information/CompanyAddress1"/>
+        <w:tag w:val="#Nav: SVA_Regulation_Indeks/50029"/>
       </w:sdtPr>
-      <w:sdtEndPr/>
       <w:sdtContent>
         <w:p>
           <w:pPr>
@@ -2273,14 +2160,12 @@
               <w:rFonts w:ascii="Arial" w:hAnsi="Arial" w:cs="Arial"/>
             </w:rPr>
           </w:pPr>
-          <w:proofErr w:type="spellStart"/>
           <w:r>
             <w:rPr>
               <w:rFonts w:ascii="Arial" w:hAnsi="Arial" w:cs="Arial"/>
             </w:rPr>
-            <w:t>CName</w:t>
+            <w:t>CompanyAddress1</w:t>
           </w:r>
-          <w:proofErr w:type="spellEnd"/>
         </w:p>
       </w:sdtContent>
     </w:sdt>
@@ -2289,16 +2174,15 @@
         <w:rPr>
           <w:rFonts w:ascii="Arial" w:hAnsi="Arial" w:cs="Arial"/>
         </w:rPr>
-        <w:alias w:val="#Nav: /Company_Information/CAddress"/>
-        <w:tag w:val="#Nav: SVA Regulation Indeks/50029"/>
-        <w:id w:val="-1175270647"/>
+        <w:id w:val="2046323648"/>
         <w:placeholder>
           <w:docPart w:val="DefaultPlaceholder_-1854013440"/>
         </w:placeholder>
-        <w:dataBinding w:prefixMappings="xmlns:ns0='urn:microsoft-dynamics-nav/reports/SVA Regulation Indeks/50029/'" w:xpath="/ns0:NavWordReportXmlPart[1]/ns0:Company_Information[1]/ns0:CAddress[1]" w:storeItemID="{1D3CCAA6-B2E4-4643-B4FD-83E724A831D1}"/>
+        <w:dataBinding w:prefixMappings="xmlns:ns0='urn:microsoft-dynamics-nav/reports/SVA_Regulation_Indeks/50029/'" w:xpath="/ns0:NavWordReportXmlPart[1]/ns0:Company_Information[1]/ns0:CompanyAddress2[1]" w:storeItemID="{CB41DD35-626E-4079-AE7D-6D5098679317}"/>
         <w:text/>
+        <w:alias w:val="#Nav: /Company_Information/CompanyAddress2"/>
+        <w:tag w:val="#Nav: SVA_Regulation_Indeks/50029"/>
       </w:sdtPr>
-      <w:sdtEndPr/>
       <w:sdtContent>
         <w:p>
           <w:pPr>
@@ -2307,83 +2191,46 @@
               <w:rFonts w:ascii="Arial" w:hAnsi="Arial" w:cs="Arial"/>
             </w:rPr>
           </w:pPr>
-          <w:proofErr w:type="spellStart"/>
           <w:r>
             <w:rPr>
               <w:rFonts w:ascii="Arial" w:hAnsi="Arial" w:cs="Arial"/>
             </w:rPr>
-            <w:t>CAddress</w:t>
+            <w:t>CompanyAddress2</w:t>
           </w:r>
-          <w:proofErr w:type="spellEnd"/>
         </w:p>
       </w:sdtContent>
     </w:sdt>
-    <w:p>
-      <w:pPr>
-        <w:spacing w:after="0" w:line="240" w:lineRule="auto"/>
+    <w:sdt>
+      <w:sdtPr>
         <w:rPr>
           <w:rFonts w:ascii="Arial" w:hAnsi="Arial" w:cs="Arial"/>
         </w:rPr>
-      </w:pPr>
-      <w:sdt>
-        <w:sdtPr>
-          <w:rPr>
-            <w:rFonts w:ascii="Arial" w:hAnsi="Arial" w:cs="Arial"/>
-          </w:rPr>
-          <w:alias w:val="#Nav: /Company_Information/CPostCode"/>
-          <w:tag w:val="#Nav: SVA Regulation Indeks/50029"/>
-          <w:id w:val="2064754430"/>
-          <w:placeholder>
-            <w:docPart w:val="DefaultPlaceholder_-1854013440"/>
-          </w:placeholder>
-          <w:dataBinding w:prefixMappings="xmlns:ns0='urn:microsoft-dynamics-nav/reports/SVA Regulation Indeks/50029/'" w:xpath="/ns0:NavWordReportXmlPart[1]/ns0:Company_Information[1]/ns0:CPostCode[1]" w:storeItemID="{1D3CCAA6-B2E4-4643-B4FD-83E724A831D1}"/>
-          <w:text/>
-        </w:sdtPr>
-        <w:sdtEndPr/>
-        <w:sdtContent>
-          <w:proofErr w:type="spellStart"/>
+        <w:id w:val="717175146"/>
+        <w:placeholder>
+          <w:docPart w:val="DefaultPlaceholder_-1854013440"/>
+        </w:placeholder>
+        <w:dataBinding w:prefixMappings="xmlns:ns0='urn:microsoft-dynamics-nav/reports/SVA_Regulation_Indeks/50029/'" w:xpath="/ns0:NavWordReportXmlPart[1]/ns0:Company_Information[1]/ns0:CompanyAddress3[1]" w:storeItemID="{CB41DD35-626E-4079-AE7D-6D5098679317}"/>
+        <w:text/>
+        <w:alias w:val="#Nav: /Company_Information/CompanyAddress3"/>
+        <w:tag w:val="#Nav: SVA_Regulation_Indeks/50029"/>
+      </w:sdtPr>
+      <w:sdtContent>
+        <w:p>
+          <w:pPr>
+            <w:spacing w:after="0" w:line="240" w:lineRule="auto"/>
+            <w:rPr>
+              <w:rFonts w:ascii="Arial" w:hAnsi="Arial" w:cs="Arial"/>
+            </w:rPr>
+          </w:pPr>
           <w:r>
             <w:rPr>
               <w:rFonts w:ascii="Arial" w:hAnsi="Arial" w:cs="Arial"/>
             </w:rPr>
-            <w:t>CPostCode</w:t>
+            <w:t>CompanyAddress3</w:t>
           </w:r>
-          <w:proofErr w:type="spellEnd"/>
-        </w:sdtContent>
-      </w:sdt>
-      <w:r>
-        <w:rPr>
-          <w:rFonts w:ascii="Arial" w:hAnsi="Arial" w:cs="Arial"/>
-        </w:rPr>
-        <w:t xml:space="preserve"> </w:t>
-      </w:r>
-      <w:sdt>
-        <w:sdtPr>
-          <w:rPr>
-            <w:rFonts w:ascii="Arial" w:hAnsi="Arial" w:cs="Arial"/>
-          </w:rPr>
-          <w:alias w:val="#Nav: /Company_Information/CCity"/>
-          <w:tag w:val="#Nav: SVA Regulation Indeks/50029"/>
-          <w:id w:val="-1181041172"/>
-          <w:placeholder>
-            <w:docPart w:val="DefaultPlaceholder_-1854013440"/>
-          </w:placeholder>
-          <w:dataBinding w:prefixMappings="xmlns:ns0='urn:microsoft-dynamics-nav/reports/SVA Regulation Indeks/50029/'" w:xpath="/ns0:NavWordReportXmlPart[1]/ns0:Company_Information[1]/ns0:CCity[1]" w:storeItemID="{1D3CCAA6-B2E4-4643-B4FD-83E724A831D1}"/>
-          <w:text/>
-        </w:sdtPr>
-        <w:sdtEndPr/>
-        <w:sdtContent>
-          <w:proofErr w:type="spellStart"/>
-          <w:r>
-            <w:rPr>
-              <w:rFonts w:ascii="Arial" w:hAnsi="Arial" w:cs="Arial"/>
-            </w:rPr>
-            <w:t>CCity</w:t>
-          </w:r>
-          <w:proofErr w:type="spellEnd"/>
-        </w:sdtContent>
-      </w:sdt>
-    </w:p>
+        </w:p>
+      </w:sdtContent>
+    </w:sdt>
     <w:sectPr>
       <w:footnotePr>
         <w:numRestart w:val="eachPage"/>
@@ -2398,7 +2245,7 @@
 </file>
 
 <file path=word/styles.xml><?xml version="1.0" encoding="utf-8"?>
-<w:styles xmlns:mc="http://schemas.openxmlformats.org/markup-compatibility/2006" xmlns:r="http://schemas.openxmlformats.org/officeDocument/2006/relationships" xmlns:w="http://schemas.openxmlformats.org/wordprocessingml/2006/main" xmlns:w14="http://schemas.microsoft.com/office/word/2010/wordml" xmlns:w15="http://schemas.microsoft.com/office/word/2012/wordml" xmlns:w16cid="http://schemas.microsoft.com/office/word/2016/wordml/cid" xmlns:w16se="http://schemas.microsoft.com/office/word/2015/wordml/symex" mc:Ignorable="w14 w15 w16se w16cid">
+<w:styles xmlns:mc="http://schemas.openxmlformats.org/markup-compatibility/2006" xmlns:r="http://schemas.openxmlformats.org/officeDocument/2006/relationships" xmlns:w="http://schemas.openxmlformats.org/wordprocessingml/2006/main" xmlns:w14="http://schemas.microsoft.com/office/word/2010/wordml" xmlns:w15="http://schemas.microsoft.com/office/word/2012/wordml" xmlns:w16cex="http://schemas.microsoft.com/office/word/2018/wordml/cex" xmlns:w16cid="http://schemas.microsoft.com/office/word/2016/wordml/cid" xmlns:w16="http://schemas.microsoft.com/office/word/2018/wordml" xmlns:w16se="http://schemas.microsoft.com/office/word/2015/wordml/symex" mc:Ignorable="w14 w15 w16se w16cid w16 w16cex">
   <w:docDefaults>
     <w:rPrDefault>
       <w:rPr>
@@ -2837,7 +2684,7 @@
 </file>
 
 <file path=word/glossary/document.xml><?xml version="1.0" encoding="utf-8"?>
-<w:glossaryDocument xmlns:wpc="http://schemas.microsoft.com/office/word/2010/wordprocessingCanvas" xmlns:cx="http://schemas.microsoft.com/office/drawing/2014/chartex" xmlns:cx1="http://schemas.microsoft.com/office/drawing/2015/9/8/chartex" xmlns:cx2="http://schemas.microsoft.com/office/drawing/2015/10/21/chartex" xmlns:cx3="http://schemas.microsoft.com/office/drawing/2016/5/9/chartex" xmlns:cx4="http://schemas.microsoft.com/office/drawing/2016/5/10/chartex" xmlns:cx5="http://schemas.microsoft.com/office/drawing/2016/5/11/chartex" xmlns:cx6="http://schemas.microsoft.com/office/drawing/2016/5/12/chartex" xmlns:cx7="http://schemas.microsoft.com/office/drawing/2016/5/13/chartex" xmlns:cx8="http://schemas.microsoft.com/office/drawing/2016/5/14/chartex" xmlns:mc="http://schemas.openxmlformats.org/markup-compatibility/2006" xmlns:aink="http://schemas.microsoft.com/office/drawing/2016/ink" xmlns:am3d="http://schemas.microsoft.com/office/drawing/2017/model3d" xmlns:o="urn:schemas-microsoft-com:office:office" xmlns:r="http://schemas.openxmlformats.org/officeDocument/2006/relationships" xmlns:m="http://schemas.openxmlformats.org/officeDocument/2006/math" xmlns:v="urn:schemas-microsoft-com:vml" xmlns:wp14="http://schemas.microsoft.com/office/word/2010/wordprocessingDrawing" xmlns:wp="http://schemas.openxmlformats.org/drawingml/2006/wordprocessingDrawing" xmlns:w10="urn:schemas-microsoft-com:office:word" xmlns:w="http://schemas.openxmlformats.org/wordprocessingml/2006/main" xmlns:w14="http://schemas.microsoft.com/office/word/2010/wordml" xmlns:w15="http://schemas.microsoft.com/office/word/2012/wordml" xmlns:w16cid="http://schemas.microsoft.com/office/word/2016/wordml/cid" xmlns:w16se="http://schemas.microsoft.com/office/word/2015/wordml/symex" xmlns:wpg="http://schemas.microsoft.com/office/word/2010/wordprocessingGroup" xmlns:wpi="http://schemas.microsoft.com/office/word/2010/wordprocessingInk" xmlns:wne="http://schemas.microsoft.com/office/word/2006/wordml" xmlns:wps="http://schemas.microsoft.com/office/word/2010/wordprocessingShape" mc:Ignorable="w14 w15 w16se w16cid wp14">
+<w:glossaryDocument xmlns:wpc="http://schemas.microsoft.com/office/word/2010/wordprocessingCanvas" xmlns:cx="http://schemas.microsoft.com/office/drawing/2014/chartex" xmlns:cx1="http://schemas.microsoft.com/office/drawing/2015/9/8/chartex" xmlns:cx2="http://schemas.microsoft.com/office/drawing/2015/10/21/chartex" xmlns:cx3="http://schemas.microsoft.com/office/drawing/2016/5/9/chartex" xmlns:cx4="http://schemas.microsoft.com/office/drawing/2016/5/10/chartex" xmlns:cx5="http://schemas.microsoft.com/office/drawing/2016/5/11/chartex" xmlns:cx6="http://schemas.microsoft.com/office/drawing/2016/5/12/chartex" xmlns:cx7="http://schemas.microsoft.com/office/drawing/2016/5/13/chartex" xmlns:cx8="http://schemas.microsoft.com/office/drawing/2016/5/14/chartex" xmlns:mc="http://schemas.openxmlformats.org/markup-compatibility/2006" xmlns:aink="http://schemas.microsoft.com/office/drawing/2016/ink" xmlns:am3d="http://schemas.microsoft.com/office/drawing/2017/model3d" xmlns:o="urn:schemas-microsoft-com:office:office" xmlns:r="http://schemas.openxmlformats.org/officeDocument/2006/relationships" xmlns:m="http://schemas.openxmlformats.org/officeDocument/2006/math" xmlns:v="urn:schemas-microsoft-com:vml" xmlns:wp14="http://schemas.microsoft.com/office/word/2010/wordprocessingDrawing" xmlns:wp="http://schemas.openxmlformats.org/drawingml/2006/wordprocessingDrawing" xmlns:w10="urn:schemas-microsoft-com:office:word" xmlns:w="http://schemas.openxmlformats.org/wordprocessingml/2006/main" xmlns:w14="http://schemas.microsoft.com/office/word/2010/wordml" xmlns:w15="http://schemas.microsoft.com/office/word/2012/wordml" xmlns:w16cex="http://schemas.microsoft.com/office/word/2018/wordml/cex" xmlns:w16cid="http://schemas.microsoft.com/office/word/2016/wordml/cid" xmlns:w16="http://schemas.microsoft.com/office/word/2018/wordml" xmlns:w16se="http://schemas.microsoft.com/office/word/2015/wordml/symex" xmlns:wpg="http://schemas.microsoft.com/office/word/2010/wordprocessingGroup" xmlns:wpi="http://schemas.microsoft.com/office/word/2010/wordprocessingInk" xmlns:wne="http://schemas.microsoft.com/office/word/2006/wordml" xmlns:wps="http://schemas.microsoft.com/office/word/2010/wordprocessingShape" mc:Ignorable="w14 w15 w16se w16cid w16 w16cex wp14">
   <w:docParts>
     <w:docPart>
       <w:docPartPr>
@@ -2870,7 +2717,7 @@
 </file>
 
 <file path=word/glossary/fontTable.xml><?xml version="1.0" encoding="utf-8"?>
-<w:fonts xmlns:mc="http://schemas.openxmlformats.org/markup-compatibility/2006" xmlns:r="http://schemas.openxmlformats.org/officeDocument/2006/relationships" xmlns:w="http://schemas.openxmlformats.org/wordprocessingml/2006/main" xmlns:w14="http://schemas.microsoft.com/office/word/2010/wordml" xmlns:w15="http://schemas.microsoft.com/office/word/2012/wordml" xmlns:w16cid="http://schemas.microsoft.com/office/word/2016/wordml/cid" xmlns:w16se="http://schemas.microsoft.com/office/word/2015/wordml/symex" mc:Ignorable="w14 w15 w16se w16cid">
+<w:fonts xmlns:mc="http://schemas.openxmlformats.org/markup-compatibility/2006" xmlns:r="http://schemas.openxmlformats.org/officeDocument/2006/relationships" xmlns:w="http://schemas.openxmlformats.org/wordprocessingml/2006/main" xmlns:w14="http://schemas.microsoft.com/office/word/2010/wordml" xmlns:w15="http://schemas.microsoft.com/office/word/2012/wordml" xmlns:w16cex="http://schemas.microsoft.com/office/word/2018/wordml/cex" xmlns:w16cid="http://schemas.microsoft.com/office/word/2016/wordml/cid" xmlns:w16="http://schemas.microsoft.com/office/word/2018/wordml" xmlns:w16se="http://schemas.microsoft.com/office/word/2015/wordml/symex" mc:Ignorable="w14 w15 w16se w16cid w16 w16cex">
   <w:font w:name="Calibri">
     <w:panose1 w:val="020F0502020204030204"/>
     <w:charset w:val="00"/>
@@ -2903,7 +2750,7 @@
 </file>
 
 <file path=word/glossary/settings.xml><?xml version="1.0" encoding="utf-8"?>
-<w:settings xmlns:mc="http://schemas.openxmlformats.org/markup-compatibility/2006" xmlns:o="urn:schemas-microsoft-com:office:office" xmlns:r="http://schemas.openxmlformats.org/officeDocument/2006/relationships" xmlns:m="http://schemas.openxmlformats.org/officeDocument/2006/math" xmlns:v="urn:schemas-microsoft-com:vml" xmlns:w10="urn:schemas-microsoft-com:office:word" xmlns:w="http://schemas.openxmlformats.org/wordprocessingml/2006/main" xmlns:w14="http://schemas.microsoft.com/office/word/2010/wordml" xmlns:w15="http://schemas.microsoft.com/office/word/2012/wordml" xmlns:w16cid="http://schemas.microsoft.com/office/word/2016/wordml/cid" xmlns:w16se="http://schemas.microsoft.com/office/word/2015/wordml/symex" xmlns:sl="http://schemas.openxmlformats.org/schemaLibrary/2006/main" mc:Ignorable="w14 w15 w16se w16cid">
+<w:settings xmlns:mc="http://schemas.openxmlformats.org/markup-compatibility/2006" xmlns:o="urn:schemas-microsoft-com:office:office" xmlns:r="http://schemas.openxmlformats.org/officeDocument/2006/relationships" xmlns:m="http://schemas.openxmlformats.org/officeDocument/2006/math" xmlns:v="urn:schemas-microsoft-com:vml" xmlns:w10="urn:schemas-microsoft-com:office:word" xmlns:w="http://schemas.openxmlformats.org/wordprocessingml/2006/main" xmlns:w14="http://schemas.microsoft.com/office/word/2010/wordml" xmlns:w15="http://schemas.microsoft.com/office/word/2012/wordml" xmlns:w16cex="http://schemas.microsoft.com/office/word/2018/wordml/cex" xmlns:w16cid="http://schemas.microsoft.com/office/word/2016/wordml/cid" xmlns:w16="http://schemas.microsoft.com/office/word/2018/wordml" xmlns:w16se="http://schemas.microsoft.com/office/word/2015/wordml/symex" xmlns:sl="http://schemas.openxmlformats.org/schemaLibrary/2006/main" mc:Ignorable="w14 w15 w16se w16cid w16 w16cex">
   <w:view w:val="normal"/>
   <w:defaultTabStop w:val="1304"/>
   <w:hyphenationZone w:val="425"/>
@@ -2926,8 +2773,10 @@
     <w:rsid w:val="00617064"/>
     <w:rsid w:val="00754385"/>
     <w:rsid w:val="00954714"/>
+    <w:rsid w:val="009667FD"/>
     <w:rsid w:val="00AB5891"/>
     <w:rsid w:val="00B43C6A"/>
+    <w:rsid w:val="00C17A76"/>
     <w:rsid w:val="00D7081E"/>
     <w:rsid w:val="00FB003F"/>
   </w:rsids>
@@ -2953,7 +2802,7 @@
 </file>
 
 <file path=word/glossary/styles.xml><?xml version="1.0" encoding="utf-8"?>
-<w:styles xmlns:mc="http://schemas.openxmlformats.org/markup-compatibility/2006" xmlns:r="http://schemas.openxmlformats.org/officeDocument/2006/relationships" xmlns:w="http://schemas.openxmlformats.org/wordprocessingml/2006/main" xmlns:w14="http://schemas.microsoft.com/office/word/2010/wordml" xmlns:w15="http://schemas.microsoft.com/office/word/2012/wordml" xmlns:w16cid="http://schemas.microsoft.com/office/word/2016/wordml/cid" xmlns:w16se="http://schemas.microsoft.com/office/word/2015/wordml/symex" mc:Ignorable="w14 w15 w16se w16cid">
+<w:styles xmlns:mc="http://schemas.openxmlformats.org/markup-compatibility/2006" xmlns:r="http://schemas.openxmlformats.org/officeDocument/2006/relationships" xmlns:w="http://schemas.openxmlformats.org/wordprocessingml/2006/main" xmlns:w14="http://schemas.microsoft.com/office/word/2010/wordml" xmlns:w15="http://schemas.microsoft.com/office/word/2012/wordml" xmlns:w16cex="http://schemas.microsoft.com/office/word/2018/wordml/cex" xmlns:w16cid="http://schemas.microsoft.com/office/word/2016/wordml/cid" xmlns:w16="http://schemas.microsoft.com/office/word/2018/wordml" xmlns:w16se="http://schemas.microsoft.com/office/word/2015/wordml/symex" mc:Ignorable="w14 w15 w16se w16cid w16 w16cex">
   <w:docDefaults>
     <w:rPrDefault>
       <w:rPr>
@@ -3388,15 +3237,11 @@
       <w:color w:val="808080"/>
     </w:rPr>
   </w:style>
-  <w:style w:type="paragraph" w:customStyle="1" w:styleId="01E6433D3A78469DB3EC70BC3244DE2F">
-    <w:name w:val="01E6433D3A78469DB3EC70BC3244DE2F"/>
-    <w:rsid w:val="0022137C"/>
-  </w:style>
 </w:styles>
 </file>
 
 <file path=word/glossary/webSettings.xml><?xml version="1.0" encoding="utf-8"?>
-<w:webSettings xmlns:mc="http://schemas.openxmlformats.org/markup-compatibility/2006" xmlns:r="http://schemas.openxmlformats.org/officeDocument/2006/relationships" xmlns:w="http://schemas.openxmlformats.org/wordprocessingml/2006/main" xmlns:w14="http://schemas.microsoft.com/office/word/2010/wordml" xmlns:w15="http://schemas.microsoft.com/office/word/2012/wordml" xmlns:w16cid="http://schemas.microsoft.com/office/word/2016/wordml/cid" xmlns:w16se="http://schemas.microsoft.com/office/word/2015/wordml/symex" mc:Ignorable="w14 w15 w16se w16cid">
+<w:webSettings xmlns:mc="http://schemas.openxmlformats.org/markup-compatibility/2006" xmlns:r="http://schemas.openxmlformats.org/officeDocument/2006/relationships" xmlns:w="http://schemas.openxmlformats.org/wordprocessingml/2006/main" xmlns:w14="http://schemas.microsoft.com/office/word/2010/wordml" xmlns:w15="http://schemas.microsoft.com/office/word/2012/wordml" xmlns:w16cex="http://schemas.microsoft.com/office/word/2018/wordml/cex" xmlns:w16cid="http://schemas.microsoft.com/office/word/2016/wordml/cid" xmlns:w16="http://schemas.microsoft.com/office/word/2018/wordml" xmlns:w16se="http://schemas.microsoft.com/office/word/2015/wordml/symex" mc:Ignorable="w14 w15 w16se w16cid w16 w16cex">
   <w:optimizeForBrowser/>
   <w:allowPNG/>
 </w:webSettings>
@@ -3699,7 +3544,7 @@
 
 <file path=customXML/item2.xml>��< ? x m l   v e r s i o n = " 1 . 0 "   e n c o d i n g = " u t f - 1 6 " ? >   
- < N a v W o r d R e p o r t X m l P a r t   x m l n s = " u r n : m i c r o s o f t - d y n a m i c s - n a v / r e p o r t s / S V A   R e g u l a t i o n   I n d e k s / 5 0 0 2 9 / " > + < N a v W o r d R e p o r t X m l P a r t   x m l n s = " u r n : m i c r o s o f t - d y n a m i c s - n a v / r e p o r t s / S V A _ R e g u l a t i o n _ I n d e k s / 5 0 0 2 9 / " >   
      < S V A _ R e g u l a t i o n s >   
@@ -3733,6 +3578,8 @@
  
          < O C o u n t r y > O C o u n t r y < / O C o u n t r y >   
+         < O l d I n d e k s D a t e > O l d I n d e k s D a t e < / O l d I n d e k s D a t e > + 
          < O N a m e 1 > O N a m e 1 < / O N a m e 1 >   
          < O N a m e 2 > O N a m e 2 < / O N a m e 2 > @@ -3779,13 +3626,29 @@
  
      < C o m p a n y _ I n f o r m a t i o n >   
-         < C A d d r e s s > C A d d r e s s < / C A d d r e s s > - 
-         < C C i t y > C C i t y < / C C i t y > - 
-         < C N a m e > C N a m e < / C N a m e > - 
-         < C P o s t C o d e > C P o s t C o d e < / C P o s t C o d e > +         < C o m p a n y A d d r e s s 1 > C o m p a n y A d d r e s s 1 < / C o m p a n y A d d r e s s 1 > + 
+         < C o m p a n y A d d r e s s 2 > C o m p a n y A d d r e s s 2 < / C o m p a n y A d d r e s s 2 > + 
+         < C o m p a n y A d d r e s s 3 > C o m p a n y A d d r e s s 3 < / C o m p a n y A d d r e s s 3 > + 
+         < C o m p a n y H o m e P a g e > C o m p a n y H o m e P a g e < / C o m p a n y H o m e P a g e > + 
+         < C o m p a n y P h o n e N o > C o m p a n y P h o n e N o < / C o m p a n y P h o n e N o > + 
+         < C o m p a n y P i c t u r e > C o m p a n y P i c t u r e < / C o m p a n y P i c t u r e > + 
+         < C o m p a n y V a t R e g N o > C o m p a n y V a t R e g N o < / C o m p a n y V a t R e g N o > + 
+         < U s e r E m a i l > U s e r E m a i l < / U s e r E m a i l > + 
+         < U s e r N a m e > U s e r N a m e < / U s e r N a m e > + 
+         < U s e r P h o n e > U s e r P h o n e < / U s e r P h o n e > + 
+         < U s e r T e x t > U s e r T e x t < / U s e r T e x t > + 
+         < V a t T e x t > V a t T e x t < / V a t T e x t >   
      < / C o m p a n y _ I n f o r m a t i o n >   
